--- a/University/Laboratorio di Sistemi Operativi.docx
+++ b/University/Laboratorio di Sistemi Operativi.docx
@@ -332,7 +332,7 @@
           <w:r>
             <w:fldChar w:fldCharType="separate"/>
           </w:r>
-          <w:hyperlink w:anchor="_Toc177392319" w:history="1">
+          <w:hyperlink w:anchor="_Toc178236307" w:history="1">
             <w:r>
               <w:rPr>
                 <w:rStyle w:val="Collegamentoipertestuale"/>
@@ -359,7 +359,7 @@
                 <w:noProof/>
                 <w:webHidden/>
               </w:rPr>
-              <w:instrText xml:space="preserve"> PAGEREF _Toc177392319 \h </w:instrText>
+              <w:instrText xml:space="preserve"> PAGEREF _Toc178236307 \h </w:instrText>
             </w:r>
             <w:r>
               <w:rPr>
@@ -403,7 +403,7 @@
               <w:lang w:eastAsia="it-IT"/>
             </w:rPr>
           </w:pPr>
-          <w:hyperlink w:anchor="_Toc177392320" w:history="1">
+          <w:hyperlink w:anchor="_Toc178236308" w:history="1">
             <w:r>
               <w:rPr>
                 <w:rStyle w:val="Collegamentoipertestuale"/>
@@ -430,7 +430,7 @@
                 <w:noProof/>
                 <w:webHidden/>
               </w:rPr>
-              <w:instrText xml:space="preserve"> PAGEREF _Toc177392320 \h </w:instrText>
+              <w:instrText xml:space="preserve"> PAGEREF _Toc178236308 \h </w:instrText>
             </w:r>
             <w:r>
               <w:rPr>
@@ -474,7 +474,7 @@
               <w:lang w:eastAsia="it-IT"/>
             </w:rPr>
           </w:pPr>
-          <w:hyperlink w:anchor="_Toc177392321" w:history="1">
+          <w:hyperlink w:anchor="_Toc178236309" w:history="1">
             <w:r>
               <w:rPr>
                 <w:rStyle w:val="Collegamentoipertestuale"/>
@@ -501,7 +501,7 @@
                 <w:noProof/>
                 <w:webHidden/>
               </w:rPr>
-              <w:instrText xml:space="preserve"> PAGEREF _Toc177392321 \h </w:instrText>
+              <w:instrText xml:space="preserve"> PAGEREF _Toc178236309 \h </w:instrText>
             </w:r>
             <w:r>
               <w:rPr>
@@ -545,13 +545,13 @@
               <w:lang w:eastAsia="it-IT"/>
             </w:rPr>
           </w:pPr>
-          <w:hyperlink w:anchor="_Toc177392322" w:history="1">
+          <w:hyperlink w:anchor="_Toc178236310" w:history="1">
             <w:r>
               <w:rPr>
                 <w:rStyle w:val="Collegamentoipertestuale"/>
                 <w:noProof/>
               </w:rPr>
-              <w:t>1. Introduzione a Unix</w:t>
+              <w:t>1. Introduzione a Unix [BETA]</w:t>
             </w:r>
             <w:r>
               <w:rPr>
@@ -572,7 +572,7 @@
                 <w:noProof/>
                 <w:webHidden/>
               </w:rPr>
-              <w:instrText xml:space="preserve"> PAGEREF _Toc177392322 \h </w:instrText>
+              <w:instrText xml:space="preserve"> PAGEREF _Toc178236310 \h </w:instrText>
             </w:r>
             <w:r>
               <w:rPr>
@@ -604,6 +604,77 @@
           </w:hyperlink>
         </w:p>
         <w:p>
+          <w:pPr>
+            <w:pStyle w:val="Sommario1"/>
+            <w:tabs>
+              <w:tab w:val="right" w:leader="dot" w:pos="9628"/>
+            </w:tabs>
+            <w:rPr>
+              <w:rFonts w:eastAsiaTheme="minorEastAsia"/>
+              <w:noProof/>
+              <w:szCs w:val="24"/>
+              <w:lang w:eastAsia="it-IT"/>
+            </w:rPr>
+          </w:pPr>
+          <w:hyperlink w:anchor="_Toc178236311" w:history="1">
+            <w:r>
+              <w:rPr>
+                <w:rStyle w:val="Collegamentoipertestuale"/>
+                <w:noProof/>
+              </w:rPr>
+              <w:t>2. [LEZIONE 2] [BETA]</w:t>
+            </w:r>
+            <w:r>
+              <w:rPr>
+                <w:noProof/>
+                <w:webHidden/>
+              </w:rPr>
+              <w:tab/>
+            </w:r>
+            <w:r>
+              <w:rPr>
+                <w:noProof/>
+                <w:webHidden/>
+              </w:rPr>
+              <w:fldChar w:fldCharType="begin"/>
+            </w:r>
+            <w:r>
+              <w:rPr>
+                <w:noProof/>
+                <w:webHidden/>
+              </w:rPr>
+              <w:instrText xml:space="preserve"> PAGEREF _Toc178236311 \h </w:instrText>
+            </w:r>
+            <w:r>
+              <w:rPr>
+                <w:noProof/>
+                <w:webHidden/>
+              </w:rPr>
+            </w:r>
+            <w:r>
+              <w:rPr>
+                <w:noProof/>
+                <w:webHidden/>
+              </w:rPr>
+              <w:fldChar w:fldCharType="separate"/>
+            </w:r>
+            <w:r>
+              <w:rPr>
+                <w:noProof/>
+                <w:webHidden/>
+              </w:rPr>
+              <w:t>5</w:t>
+            </w:r>
+            <w:r>
+              <w:rPr>
+                <w:noProof/>
+                <w:webHidden/>
+              </w:rPr>
+              <w:fldChar w:fldCharType="end"/>
+            </w:r>
+          </w:hyperlink>
+        </w:p>
+        <w:p>
           <w:r>
             <w:rPr>
               <w:b/>
@@ -625,7 +696,7 @@
       <w:pPr>
         <w:pStyle w:val="Titolo1"/>
       </w:pPr>
-      <w:bookmarkStart w:id="0" w:name="_Toc177392319"/>
+      <w:bookmarkStart w:id="0" w:name="_Toc178236307"/>
       <w:r>
         <w:lastRenderedPageBreak/>
         <w:t>0. Premessa</w:t>
@@ -705,13 +776,15 @@
       <w:r>
         <w:t>Ulteriori informazioni sono contenute in fondo alla pagina corrente.</w:t>
       </w:r>
+      <w:r>
+        <w:br/>
+      </w:r>
     </w:p>
-    <w:p/>
     <w:p>
       <w:pPr>
         <w:pStyle w:val="Titolo2"/>
       </w:pPr>
-      <w:bookmarkStart w:id="1" w:name="_Toc177392320"/>
+      <w:bookmarkStart w:id="1" w:name="_Toc178236308"/>
       <w:r>
         <w:t>0.1 Riferimenti</w:t>
       </w:r>
@@ -873,7 +946,32 @@
           <w:smallCaps w:val="0"/>
           <w:color w:val="262626" w:themeColor="text1" w:themeTint="D9"/>
         </w:rPr>
-        <w:t>Approfondimenti vari trovati in rete</w:t>
+        <w:t>Approfondimenti trovati in rete</w:t>
+      </w:r>
+    </w:p>
+    <w:p>
+      <w:pPr>
+        <w:pStyle w:val="Paragrafoelenco"/>
+        <w:numPr>
+          <w:ilvl w:val="0"/>
+          <w:numId w:val="5"/>
+        </w:numPr>
+        <w:spacing w:line="360" w:lineRule="auto"/>
+        <w:rPr>
+          <w:rStyle w:val="Riferimentodelicato"/>
+          <w:i/>
+          <w:smallCaps w:val="0"/>
+          <w:color w:val="262626" w:themeColor="text1" w:themeTint="D9"/>
+        </w:rPr>
+      </w:pPr>
+      <w:r>
+        <w:rPr>
+          <w:rStyle w:val="Riferimentodelicato"/>
+          <w:i/>
+          <w:smallCaps w:val="0"/>
+          <w:color w:val="262626" w:themeColor="text1" w:themeTint="D9"/>
+        </w:rPr>
+        <w:t>Esercitazioni e test vari effettuati da terminale</w:t>
       </w:r>
     </w:p>
     <w:p>
@@ -981,21 +1079,22 @@
         </w:rPr>
         <w:t>Università degli Studi di Napoli Federico II.</w:t>
       </w:r>
-    </w:p>
-    <w:p>
-      <w:pPr>
+      <w:r>
         <w:rPr>
           <w:rStyle w:val="Riferimentodelicato"/>
+          <w:i/>
+          <w:iCs/>
           <w:smallCaps w:val="0"/>
           <w:color w:val="auto"/>
         </w:rPr>
-      </w:pPr>
+        <w:br/>
+      </w:r>
     </w:p>
     <w:p>
       <w:pPr>
         <w:pStyle w:val="Titolo2"/>
       </w:pPr>
-      <w:bookmarkStart w:id="2" w:name="_Toc177392321"/>
+      <w:bookmarkStart w:id="2" w:name="_Toc178236309"/>
       <w:r>
         <w:t>0.2 Info e Contatti</w:t>
       </w:r>
@@ -1118,47 +1217,296 @@
       <w:r>
         <w:t>utti i social come @gazen27</w:t>
       </w:r>
+      <w:r>
+        <w:br w:type="page"/>
+      </w:r>
     </w:p>
     <w:p>
       <w:pPr>
         <w:pStyle w:val="Titolo1"/>
       </w:pPr>
-      <w:r>
-        <w:br w:type="page"/>
-      </w:r>
-      <w:bookmarkStart w:id="3" w:name="_Toc177392322"/>
+      <w:bookmarkStart w:id="3" w:name="_Toc178236310"/>
       <w:r>
         <w:lastRenderedPageBreak/>
-        <w:t xml:space="preserve">1. </w:t>
-      </w:r>
-      <w:r>
-        <w:t>Introduzione a Unix</w:t>
+        <w:t>1.</w:t>
+      </w:r>
+      <w:r>
+        <w:t xml:space="preserve"> Introduzione a Unix [BETA]</w:t>
       </w:r>
       <w:bookmarkEnd w:id="3"/>
     </w:p>
     <w:p>
       <w:r>
-        <w:t>DA RECUPERARE</w:t>
+        <w:t>I sistemi operativi Unix si basano sullo standard Posix e ne esistono molti (sicuramente tra i più conosciuti ci sono Linux e OSX); le caratteristiche principali di Unix sono molteplici: la possibilità di multi-processi con time-sharing, ma anche l’uso di multi-utenti, dove è ogni utente può accedere alle proprie risorse o a quelle generali dell’OS grazie a un sistema di protezioni e permessi</w:t>
+      </w:r>
+      <w:r>
+        <w:t xml:space="preserve">; tali permessi vengono stabiliti dall’utente amministratore, nei sistemi Unix chiamato </w:t>
+      </w:r>
+      <w:r>
+        <w:rPr>
+          <w:b/>
+          <w:bCs/>
+        </w:rPr>
+        <w:t>root</w:t>
+      </w:r>
+      <w:r>
+        <w:t>.</w:t>
       </w:r>
     </w:p>
     <w:p>
       <w:r>
-        <w:t>KERNEL DA RECUPERARE</w:t>
+        <w:t xml:space="preserve">Il sistema operativo di base di tutti i sistemi Unix viene chiamato </w:t>
+      </w:r>
+      <w:r>
+        <w:rPr>
+          <w:b/>
+          <w:bCs/>
+        </w:rPr>
+        <w:t>File System</w:t>
+      </w:r>
+      <w:r>
+        <w:t xml:space="preserve"> gerarchico: è rappresentabile come un albero, dove la radice, è proprio </w:t>
+      </w:r>
+      <w:r>
+        <w:rPr>
+          <w:i/>
+          <w:iCs/>
+        </w:rPr>
+        <w:t>root</w:t>
+      </w:r>
+      <w:r>
+        <w:t xml:space="preserve">. </w:t>
       </w:r>
     </w:p>
     <w:p>
       <w:r>
-        <w:t>SISTEMA MULTI UTENTE DA RECUPERARE</w:t>
+        <w:t xml:space="preserve">Il sistema Unix è basato su </w:t>
+      </w:r>
+      <w:r>
+        <w:rPr>
+          <w:b/>
+          <w:bCs/>
+        </w:rPr>
+        <w:t>Kernel</w:t>
+      </w:r>
+      <w:r>
+        <w:t>, ovvero il nucleo dell’OS</w:t>
+      </w:r>
+      <w:r>
+        <w:t>,</w:t>
+      </w:r>
+      <w:r>
+        <w:t xml:space="preserve"> che si deve adattare all’architettura dell’hardware (ad esempio sistemi intel o AMD), ed è l’unica porzione dell’OS alla quale un utente generico non può accedere se non ha i permessi di </w:t>
+      </w:r>
+      <w:r>
+        <w:rPr>
+          <w:i/>
+          <w:iCs/>
+        </w:rPr>
+        <w:t>root</w:t>
+      </w:r>
+      <w:r>
+        <w:t xml:space="preserve"> (modalità privilegiata)</w:t>
+      </w:r>
+      <w:r>
+        <w:t xml:space="preserve">; il </w:t>
+      </w:r>
+      <w:r>
+        <w:rPr>
+          <w:i/>
+          <w:iCs/>
+        </w:rPr>
+        <w:t>kernel</w:t>
+      </w:r>
+      <w:r>
+        <w:t xml:space="preserve"> gestisce tutte le risorse essenziali (CPU, memorie</w:t>
+      </w:r>
+      <w:r>
+        <w:t xml:space="preserve"> e</w:t>
+      </w:r>
+      <w:r>
+        <w:t xml:space="preserve"> periferiche</w:t>
+      </w:r>
+      <w:r>
+        <w:t>, trattate come file</w:t>
+      </w:r>
+      <w:r>
+        <w:t xml:space="preserve">), mentre tutto il resto, anche l’interazione con l’utente, è ottenuto tramite programmi eseguiti dal </w:t>
+      </w:r>
+      <w:r>
+        <w:rPr>
+          <w:i/>
+          <w:iCs/>
+        </w:rPr>
+        <w:t>kernel</w:t>
+      </w:r>
+      <w:r>
+        <w:t xml:space="preserve">, che accedono alle risorse hardware mediante richieste </w:t>
+      </w:r>
+      <w:r>
+        <w:t>a quest’ultimo</w:t>
+      </w:r>
+      <w:r>
+        <w:t>.</w:t>
       </w:r>
     </w:p>
     <w:p>
       <w:r>
-        <w:t>La Shell è un interprete di comandi che si interpone tra utente e sistema operativo; nei sistemi Unix, qualsiasi operazione può essere eseguita da una serie di comandi da shell.</w:t>
+        <w:t xml:space="preserve">Il </w:t>
+      </w:r>
+      <w:r>
+        <w:rPr>
+          <w:i/>
+          <w:iCs/>
+        </w:rPr>
+        <w:t>kernel</w:t>
+      </w:r>
+      <w:r>
+        <w:t xml:space="preserve"> comunica con le varie applicazioni tramite le </w:t>
+      </w:r>
+      <w:r>
+        <w:rPr>
+          <w:i/>
+          <w:iCs/>
+        </w:rPr>
+        <w:t>system call</w:t>
+      </w:r>
+      <w:r>
+        <w:t xml:space="preserve">, che consentono la comunicazione con il </w:t>
+      </w:r>
+      <w:r>
+        <w:rPr>
+          <w:i/>
+          <w:iCs/>
+        </w:rPr>
+        <w:t xml:space="preserve">kernel </w:t>
+      </w:r>
+      <w:r>
+        <w:t>e tutte le varie risorse.</w:t>
       </w:r>
     </w:p>
     <w:p>
       <w:r>
-        <w:t>La Shell può eseguire uno script (file bash) oppure interagire in modalità interattiva; l’utente può fornire al prompt uno comando tra:</w:t>
+        <w:t xml:space="preserve">I sistemi Unix sono </w:t>
+      </w:r>
+      <w:r>
+        <w:rPr>
+          <w:i/>
+          <w:iCs/>
+        </w:rPr>
+        <w:t>multi-utente</w:t>
+      </w:r>
+      <w:r>
+        <w:t>, dove ogni utente ha un username, una password e un identificativo</w:t>
+      </w:r>
+      <w:r>
+        <w:t xml:space="preserve"> univoco</w:t>
+      </w:r>
+      <w:r>
+        <w:t xml:space="preserve"> (user id o semplicemente id). Ogni utente ha un set di permessi associati che vanno a definire cosa quell’utente può fare o meno; l’unico </w:t>
+      </w:r>
+      <w:r>
+        <w:rPr>
+          <w:i/>
+          <w:iCs/>
+        </w:rPr>
+        <w:t xml:space="preserve">superuser </w:t>
+      </w:r>
+      <w:r>
+        <w:t xml:space="preserve">è </w:t>
+      </w:r>
+      <w:r>
+        <w:rPr>
+          <w:i/>
+          <w:iCs/>
+        </w:rPr>
+        <w:t>root</w:t>
+      </w:r>
+      <w:r>
+        <w:t xml:space="preserve">, il cui </w:t>
+      </w:r>
+      <w:r>
+        <w:rPr>
+          <w:i/>
+          <w:iCs/>
+        </w:rPr>
+        <w:t>user-id</w:t>
+      </w:r>
+      <w:r>
+        <w:rPr>
+          <w:i/>
+          <w:iCs/>
+        </w:rPr>
+        <w:t xml:space="preserve"> </w:t>
+      </w:r>
+      <w:r>
+        <w:t>è 0.</w:t>
+      </w:r>
+    </w:p>
+    <w:p>
+      <w:r>
+        <w:t xml:space="preserve">La </w:t>
+      </w:r>
+      <w:r>
+        <w:rPr>
+          <w:b/>
+          <w:bCs/>
+        </w:rPr>
+        <w:t>s</w:t>
+      </w:r>
+      <w:r>
+        <w:rPr>
+          <w:b/>
+          <w:bCs/>
+        </w:rPr>
+        <w:t>hell</w:t>
+      </w:r>
+      <w:r>
+        <w:t xml:space="preserve"> è un interprete di comandi che si interpone tra utente e sistema operativo; nei sistemi Unix, qualsiasi operazione può essere eseguita da una serie di comandi da </w:t>
+      </w:r>
+      <w:r>
+        <w:rPr>
+          <w:i/>
+          <w:iCs/>
+        </w:rPr>
+        <w:t>shell</w:t>
+      </w:r>
+      <w:r>
+        <w:t>.</w:t>
+      </w:r>
+    </w:p>
+    <w:p>
+      <w:r>
+        <w:t xml:space="preserve">La </w:t>
+      </w:r>
+      <w:r>
+        <w:rPr>
+          <w:i/>
+          <w:iCs/>
+        </w:rPr>
+        <w:t>s</w:t>
+      </w:r>
+      <w:r>
+        <w:rPr>
+          <w:i/>
+          <w:iCs/>
+        </w:rPr>
+        <w:t>hell</w:t>
+      </w:r>
+      <w:r>
+        <w:t xml:space="preserve"> può eseguire uno script (file bash) oppure interagire in modalità interattiva</w:t>
+      </w:r>
+      <w:r>
+        <w:t xml:space="preserve"> a linea di comando</w:t>
+      </w:r>
+      <w:r>
+        <w:t xml:space="preserve">; l’utente può </w:t>
+      </w:r>
+      <w:r>
+        <w:t xml:space="preserve">infatti </w:t>
+      </w:r>
+      <w:r>
+        <w:t>fornire al prompt un comando tra:</w:t>
       </w:r>
     </w:p>
     <w:p>
@@ -1199,13 +1547,291 @@
     </w:p>
     <w:p>
       <w:r>
-        <w:t>COMANDI UNIX DA INSERIRE (mdir nome_directory) (ls -a oppure ll) (altri da slide)</w:t>
+        <w:t xml:space="preserve">Tutti i comandi Unix hanno una struttura molto simile; il nome del comando è generalmente una sorta di abbreviazione dell’azione che si vuole effettuare e una serie di argomenti, che possono essere delle opzioni o flag (iniziano con “-”), dei parametri oppure dei file. L’ordine delle opzioni solitamente è irrilevante, mentre l’ordine dei parametri è molto importante. </w:t>
+      </w:r>
+      <w:r>
+        <w:br/>
+        <w:t>Inoltre, Unix è case sensitive.</w:t>
       </w:r>
     </w:p>
     <w:p>
       <w:r>
-        <w:br/>
-        <w:t xml:space="preserve">All’interno di sistemi Unix, tutto è un file, altrimenti è un processo; </w:t>
+        <w:t>Alcuni comandi Unix ricorrenti:</w:t>
+      </w:r>
+    </w:p>
+    <w:tbl>
+      <w:tblPr>
+        <w:tblStyle w:val="Grigliatabella"/>
+        <w:tblW w:w="0" w:type="auto"/>
+        <w:tblLook w:val="04A0" w:firstRow="1" w:lastRow="0" w:firstColumn="1" w:lastColumn="0" w:noHBand="0" w:noVBand="1"/>
+      </w:tblPr>
+      <w:tblGrid>
+        <w:gridCol w:w="1838"/>
+        <w:gridCol w:w="7790"/>
+      </w:tblGrid>
+      <w:tr>
+        <w:tc>
+          <w:tcPr>
+            <w:tcW w:w="1838" w:type="dxa"/>
+          </w:tcPr>
+          <w:p>
+            <w:pPr>
+              <w:rPr>
+                <w:rFonts w:ascii="Aptos Narrow" w:hAnsi="Aptos Narrow"/>
+                <w:b/>
+                <w:bCs/>
+                <w:i/>
+                <w:iCs/>
+              </w:rPr>
+            </w:pPr>
+            <w:r>
+              <w:rPr>
+                <w:rFonts w:ascii="Aptos Narrow" w:hAnsi="Aptos Narrow"/>
+                <w:b/>
+                <w:bCs/>
+                <w:i/>
+                <w:iCs/>
+              </w:rPr>
+              <w:t>ls</w:t>
+            </w:r>
+          </w:p>
+        </w:tc>
+        <w:tc>
+          <w:tcPr>
+            <w:tcW w:w="7790" w:type="dxa"/>
+          </w:tcPr>
+          <w:p>
+            <w:r>
+              <w:t>Visualizza la lista di file nella directory corrente</w:t>
+            </w:r>
+          </w:p>
+        </w:tc>
+      </w:tr>
+      <w:tr>
+        <w:tc>
+          <w:tcPr>
+            <w:tcW w:w="1838" w:type="dxa"/>
+          </w:tcPr>
+          <w:p>
+            <w:pPr>
+              <w:rPr>
+                <w:rFonts w:ascii="Aptos Narrow" w:hAnsi="Aptos Narrow" w:cstheme="minorHAnsi"/>
+                <w:i/>
+                <w:iCs/>
+              </w:rPr>
+            </w:pPr>
+            <w:r>
+              <w:rPr>
+                <w:rFonts w:ascii="Aptos Narrow" w:hAnsi="Aptos Narrow"/>
+                <w:b/>
+                <w:bCs/>
+                <w:i/>
+                <w:iCs/>
+              </w:rPr>
+              <w:t>cd</w:t>
+            </w:r>
+            <w:r>
+              <w:rPr>
+                <w:rFonts w:ascii="Aptos Narrow" w:hAnsi="Aptos Narrow"/>
+                <w:b/>
+                <w:bCs/>
+                <w:i/>
+                <w:iCs/>
+              </w:rPr>
+              <w:t xml:space="preserve"> </w:t>
+            </w:r>
+          </w:p>
+        </w:tc>
+        <w:tc>
+          <w:tcPr>
+            <w:tcW w:w="7790" w:type="dxa"/>
+          </w:tcPr>
+          <w:p>
+            <w:r>
+              <w:t>Seguito dal nome di una directory, serve a spostarsi nella directory scelta</w:t>
+            </w:r>
+          </w:p>
+        </w:tc>
+      </w:tr>
+      <w:tr>
+        <w:tc>
+          <w:tcPr>
+            <w:tcW w:w="1838" w:type="dxa"/>
+          </w:tcPr>
+          <w:p>
+            <w:pPr>
+              <w:rPr>
+                <w:rFonts w:ascii="Aptos Narrow" w:hAnsi="Aptos Narrow"/>
+                <w:b/>
+                <w:bCs/>
+                <w:i/>
+                <w:iCs/>
+              </w:rPr>
+            </w:pPr>
+            <w:r>
+              <w:rPr>
+                <w:rFonts w:ascii="Aptos Narrow" w:hAnsi="Aptos Narrow"/>
+                <w:b/>
+                <w:bCs/>
+                <w:i/>
+                <w:iCs/>
+              </w:rPr>
+              <w:t>mkdir</w:t>
+            </w:r>
+          </w:p>
+        </w:tc>
+        <w:tc>
+          <w:tcPr>
+            <w:tcW w:w="7790" w:type="dxa"/>
+          </w:tcPr>
+          <w:p>
+            <w:r>
+              <w:t>Seguito dal nome di una directory inesistente, ne crea una con quel nome</w:t>
+            </w:r>
+          </w:p>
+        </w:tc>
+      </w:tr>
+      <w:tr>
+        <w:tc>
+          <w:tcPr>
+            <w:tcW w:w="1838" w:type="dxa"/>
+          </w:tcPr>
+          <w:p>
+            <w:pPr>
+              <w:rPr>
+                <w:rFonts w:ascii="Aptos Narrow" w:hAnsi="Aptos Narrow"/>
+                <w:b/>
+                <w:bCs/>
+                <w:i/>
+                <w:iCs/>
+              </w:rPr>
+            </w:pPr>
+            <w:r>
+              <w:rPr>
+                <w:rFonts w:ascii="Aptos Narrow" w:hAnsi="Aptos Narrow"/>
+                <w:b/>
+                <w:bCs/>
+                <w:i/>
+                <w:iCs/>
+              </w:rPr>
+              <w:t>rmdir</w:t>
+            </w:r>
+          </w:p>
+        </w:tc>
+        <w:tc>
+          <w:tcPr>
+            <w:tcW w:w="7790" w:type="dxa"/>
+          </w:tcPr>
+          <w:p>
+            <w:r>
+              <w:t>Seguito dal nome di una directory già esistente, la elimina</w:t>
+            </w:r>
+          </w:p>
+        </w:tc>
+      </w:tr>
+      <w:tr>
+        <w:tc>
+          <w:tcPr>
+            <w:tcW w:w="1838" w:type="dxa"/>
+          </w:tcPr>
+          <w:p>
+            <w:pPr>
+              <w:rPr>
+                <w:rFonts w:ascii="Aptos Narrow" w:hAnsi="Aptos Narrow"/>
+                <w:b/>
+                <w:bCs/>
+                <w:i/>
+                <w:iCs/>
+              </w:rPr>
+            </w:pPr>
+            <w:r>
+              <w:rPr>
+                <w:rFonts w:ascii="Aptos Narrow" w:hAnsi="Aptos Narrow"/>
+                <w:b/>
+                <w:bCs/>
+                <w:i/>
+                <w:iCs/>
+              </w:rPr>
+              <w:t>pwd</w:t>
+            </w:r>
+          </w:p>
+        </w:tc>
+        <w:tc>
+          <w:tcPr>
+            <w:tcW w:w="7790" w:type="dxa"/>
+          </w:tcPr>
+          <w:p>
+            <w:r>
+              <w:t>Visualizza qual è la directory corrente</w:t>
+            </w:r>
+          </w:p>
+        </w:tc>
+      </w:tr>
+      <w:tr>
+        <w:tc>
+          <w:tcPr>
+            <w:tcW w:w="1838" w:type="dxa"/>
+          </w:tcPr>
+          <w:p>
+            <w:pPr>
+              <w:rPr>
+                <w:rFonts w:ascii="Aptos Narrow" w:hAnsi="Aptos Narrow"/>
+                <w:b/>
+                <w:bCs/>
+                <w:i/>
+                <w:iCs/>
+              </w:rPr>
+            </w:pPr>
+            <w:r>
+              <w:rPr>
+                <w:rFonts w:ascii="Aptos Narrow" w:hAnsi="Aptos Narrow"/>
+                <w:b/>
+                <w:bCs/>
+                <w:i/>
+                <w:iCs/>
+              </w:rPr>
+              <w:t xml:space="preserve">exit </w:t>
+            </w:r>
+            <w:r>
+              <w:rPr>
+                <w:rFonts w:ascii="Aptos Narrow" w:hAnsi="Aptos Narrow"/>
+                <w:i/>
+                <w:iCs/>
+              </w:rPr>
+              <w:t xml:space="preserve">o </w:t>
+            </w:r>
+            <w:r>
+              <w:rPr>
+                <w:rFonts w:ascii="Aptos Narrow" w:hAnsi="Aptos Narrow"/>
+                <w:b/>
+                <w:bCs/>
+                <w:i/>
+                <w:iCs/>
+              </w:rPr>
+              <w:t>logout</w:t>
+            </w:r>
+          </w:p>
+        </w:tc>
+        <w:tc>
+          <w:tcPr>
+            <w:tcW w:w="7790" w:type="dxa"/>
+          </w:tcPr>
+          <w:p>
+            <w:r>
+              <w:t>Lascia la sessione</w:t>
+            </w:r>
+          </w:p>
+        </w:tc>
+      </w:tr>
+    </w:tbl>
+    <w:p/>
+    <w:p>
+      <w:r>
+        <w:lastRenderedPageBreak/>
+        <w:t>Nei</w:t>
+      </w:r>
+      <w:r>
+        <w:t xml:space="preserve"> sistemi Unix, tutto è un file, altrimenti è un processo; </w:t>
       </w:r>
     </w:p>
     <w:p>
@@ -1280,7 +1906,13 @@
         <w:t>Directory:</w:t>
       </w:r>
       <w:r>
-        <w:t xml:space="preserve"> visto come un albero, con un percorso che passa di cartella in cartella.</w:t>
+        <w:t xml:space="preserve"> </w:t>
+      </w:r>
+      <w:r>
+        <w:t>intesa come le cartelle e i loro percorsi, nei sistemi Unix</w:t>
+      </w:r>
+      <w:r>
+        <w:t>.</w:t>
       </w:r>
     </w:p>
     <w:p>
@@ -1364,8 +1996,140 @@
         <w:t>PERCORSO RELATVO: arrivare al file da un dato punto (solitamente da dove ci troviamo)</w:t>
       </w:r>
     </w:p>
+    <w:p>
+      <w:pPr>
+        <w:pStyle w:val="Titolo1"/>
+      </w:pPr>
+      <w:bookmarkStart w:id="4" w:name="_Toc178236311"/>
+      <w:r>
+        <w:t xml:space="preserve">2. </w:t>
+      </w:r>
+      <w:r>
+        <w:t>[</w:t>
+      </w:r>
+      <w:r>
+        <w:t>LEZIONE 2</w:t>
+      </w:r>
+      <w:r>
+        <w:t>]</w:t>
+      </w:r>
+      <w:r>
+        <w:t xml:space="preserve"> </w:t>
+      </w:r>
+      <w:r>
+        <w:t>[</w:t>
+      </w:r>
+      <w:r>
+        <w:t>BETA</w:t>
+      </w:r>
+      <w:r>
+        <w:t>]</w:t>
+      </w:r>
+      <w:bookmarkEnd w:id="4"/>
+    </w:p>
+    <w:p>
+      <w:r>
+        <w:t xml:space="preserve">Un </w:t>
+      </w:r>
+      <w:r>
+        <w:rPr>
+          <w:i/>
+          <w:iCs/>
+        </w:rPr>
+        <w:t>File System</w:t>
+      </w:r>
+      <w:r>
+        <w:t xml:space="preserve"> Unix è se</w:t>
+      </w:r>
+      <w:r>
+        <w:t>mpre unico, ma può avere parti residenti su device rimuovibili:</w:t>
+      </w:r>
+    </w:p>
+    <w:p>
+      <w:pPr>
+        <w:pStyle w:val="Paragrafoelenco"/>
+        <w:numPr>
+          <w:ilvl w:val="0"/>
+          <w:numId w:val="50"/>
+        </w:numPr>
+      </w:pPr>
+      <w:r>
+        <w:t xml:space="preserve">“montate” prima di potervi accedere (comando </w:t>
+      </w:r>
+      <w:r>
+        <w:rPr>
+          <w:i/>
+          <w:iCs/>
+        </w:rPr>
+        <w:t>mount</w:t>
+      </w:r>
+      <w:r>
+        <w:t>)</w:t>
+      </w:r>
+    </w:p>
+    <w:p>
+      <w:pPr>
+        <w:pStyle w:val="Paragrafoelenco"/>
+        <w:numPr>
+          <w:ilvl w:val="0"/>
+          <w:numId w:val="50"/>
+        </w:numPr>
+      </w:pPr>
+      <w:r>
+        <w:t xml:space="preserve">“smontate” prima di rimuovere il supporto (comando </w:t>
+      </w:r>
+      <w:r>
+        <w:rPr>
+          <w:i/>
+          <w:iCs/>
+        </w:rPr>
+        <w:t>unmount</w:t>
+      </w:r>
+      <w:r>
+        <w:t>)</w:t>
+      </w:r>
+    </w:p>
     <w:p/>
     <w:p/>
+    <w:p>
+      <w:proofErr w:type="spellStart"/>
+      <w:r>
+        <w:t>Chown</w:t>
+      </w:r>
+      <w:proofErr w:type="spellEnd"/>
+      <w:r>
+        <w:t xml:space="preserve"> cambia </w:t>
+      </w:r>
+      <w:proofErr w:type="spellStart"/>
+      <w:r>
+        <w:t>owner</w:t>
+      </w:r>
+      <w:proofErr w:type="spellEnd"/>
+      <w:r>
+        <w:t xml:space="preserve">, </w:t>
+      </w:r>
+      <w:proofErr w:type="spellStart"/>
+      <w:r>
+        <w:t>chgrp</w:t>
+      </w:r>
+      <w:proofErr w:type="spellEnd"/>
+      <w:r>
+        <w:t xml:space="preserve"> cambia gruppo, </w:t>
+      </w:r>
+      <w:proofErr w:type="spellStart"/>
+      <w:r>
+        <w:t>chmod</w:t>
+      </w:r>
+      <w:proofErr w:type="spellEnd"/>
+      <w:r>
+        <w:t xml:space="preserve"> cambia i permessi.</w:t>
+      </w:r>
+    </w:p>
+    <w:p>
+      <w:r>
+        <w:t>Possono esistere gruppi vuoti ma mai utenti che non hanno un gruppo di appartenenza.</w:t>
+      </w:r>
+    </w:p>
     <w:sectPr>
       <w:footerReference w:type="default" r:id="rId10"/>
       <w:pgSz w:w="11906" w:h="16838"/>
@@ -1825,6 +2589,95 @@
     </w:lvl>
   </w:abstractNum>
   <w:abstractNum w:abstractNumId="3" w15:restartNumberingAfterBreak="0">
+    <w:nsid w:val="0B9F0EDE"/>
+    <w:multiLevelType w:val="hybridMultilevel"/>
+    <w:tmpl w:val="0B6210CE"/>
+    <w:lvl w:ilvl="0" w:tplc="0410000F">
+      <w:start w:val="1"/>
+      <w:numFmt w:val="decimal"/>
+      <w:lvlText w:val="%1."/>
+      <w:lvlJc w:val="left"/>
+      <w:pPr>
+        <w:ind w:left="720" w:hanging="360"/>
+      </w:pPr>
+      <w:rPr>
+        <w:rFonts w:hint="default"/>
+      </w:rPr>
+    </w:lvl>
+    <w:lvl w:ilvl="1" w:tplc="04100019" w:tentative="1">
+      <w:start w:val="1"/>
+      <w:numFmt w:val="lowerLetter"/>
+      <w:lvlText w:val="%2."/>
+      <w:lvlJc w:val="left"/>
+      <w:pPr>
+        <w:ind w:left="1440" w:hanging="360"/>
+      </w:pPr>
+    </w:lvl>
+    <w:lvl w:ilvl="2" w:tplc="0410001B" w:tentative="1">
+      <w:start w:val="1"/>
+      <w:numFmt w:val="lowerRoman"/>
+      <w:lvlText w:val="%3."/>
+      <w:lvlJc w:val="right"/>
+      <w:pPr>
+        <w:ind w:left="2160" w:hanging="180"/>
+      </w:pPr>
+    </w:lvl>
+    <w:lvl w:ilvl="3" w:tplc="0410000F" w:tentative="1">
+      <w:start w:val="1"/>
+      <w:numFmt w:val="decimal"/>
+      <w:lvlText w:val="%4."/>
+      <w:lvlJc w:val="left"/>
+      <w:pPr>
+        <w:ind w:left="2880" w:hanging="360"/>
+      </w:pPr>
+    </w:lvl>
+    <w:lvl w:ilvl="4" w:tplc="04100019" w:tentative="1">
+      <w:start w:val="1"/>
+      <w:numFmt w:val="lowerLetter"/>
+      <w:lvlText w:val="%5."/>
+      <w:lvlJc w:val="left"/>
+      <w:pPr>
+        <w:ind w:left="3600" w:hanging="360"/>
+      </w:pPr>
+    </w:lvl>
+    <w:lvl w:ilvl="5" w:tplc="0410001B" w:tentative="1">
+      <w:start w:val="1"/>
+      <w:numFmt w:val="lowerRoman"/>
+      <w:lvlText w:val="%6."/>
+      <w:lvlJc w:val="right"/>
+      <w:pPr>
+        <w:ind w:left="4320" w:hanging="180"/>
+      </w:pPr>
+    </w:lvl>
+    <w:lvl w:ilvl="6" w:tplc="0410000F" w:tentative="1">
+      <w:start w:val="1"/>
+      <w:numFmt w:val="decimal"/>
+      <w:lvlText w:val="%7."/>
+      <w:lvlJc w:val="left"/>
+      <w:pPr>
+        <w:ind w:left="5040" w:hanging="360"/>
+      </w:pPr>
+    </w:lvl>
+    <w:lvl w:ilvl="7" w:tplc="04100019" w:tentative="1">
+      <w:start w:val="1"/>
+      <w:numFmt w:val="lowerLetter"/>
+      <w:lvlText w:val="%8."/>
+      <w:lvlJc w:val="left"/>
+      <w:pPr>
+        <w:ind w:left="5760" w:hanging="360"/>
+      </w:pPr>
+    </w:lvl>
+    <w:lvl w:ilvl="8" w:tplc="0410001B" w:tentative="1">
+      <w:start w:val="1"/>
+      <w:numFmt w:val="lowerRoman"/>
+      <w:lvlText w:val="%9."/>
+      <w:lvlJc w:val="right"/>
+      <w:pPr>
+        <w:ind w:left="6480" w:hanging="180"/>
+      </w:pPr>
+    </w:lvl>
+  </w:abstractNum>
+  <w:abstractNum w:abstractNumId="4" w15:restartNumberingAfterBreak="0">
     <w:nsid w:val="12655B95"/>
     <w:multiLevelType w:val="hybridMultilevel"/>
     <w:tmpl w:val="7EB44052"/>
@@ -1937,7 +2790,7 @@
       </w:rPr>
     </w:lvl>
   </w:abstractNum>
-  <w:abstractNum w:abstractNumId="4" w15:restartNumberingAfterBreak="0">
+  <w:abstractNum w:abstractNumId="5" w15:restartNumberingAfterBreak="0">
     <w:nsid w:val="173207AE"/>
     <w:multiLevelType w:val="hybridMultilevel"/>
     <w:tmpl w:val="8CBA35DA"/>
@@ -2050,7 +2903,7 @@
       </w:rPr>
     </w:lvl>
   </w:abstractNum>
-  <w:abstractNum w:abstractNumId="5" w15:restartNumberingAfterBreak="0">
+  <w:abstractNum w:abstractNumId="6" w15:restartNumberingAfterBreak="0">
     <w:nsid w:val="17E54FC1"/>
     <w:multiLevelType w:val="hybridMultilevel"/>
     <w:tmpl w:val="B4C8F046"/>
@@ -2163,7 +3016,7 @@
       </w:rPr>
     </w:lvl>
   </w:abstractNum>
-  <w:abstractNum w:abstractNumId="6" w15:restartNumberingAfterBreak="0">
+  <w:abstractNum w:abstractNumId="7" w15:restartNumberingAfterBreak="0">
     <w:nsid w:val="1CA810B2"/>
     <w:multiLevelType w:val="hybridMultilevel"/>
     <w:tmpl w:val="67244E96"/>
@@ -2276,7 +3129,7 @@
       </w:rPr>
     </w:lvl>
   </w:abstractNum>
-  <w:abstractNum w:abstractNumId="7" w15:restartNumberingAfterBreak="0">
+  <w:abstractNum w:abstractNumId="8" w15:restartNumberingAfterBreak="0">
     <w:nsid w:val="1CAC2E3C"/>
     <w:multiLevelType w:val="hybridMultilevel"/>
     <w:tmpl w:val="FBB26394"/>
@@ -2389,7 +3242,7 @@
       </w:rPr>
     </w:lvl>
   </w:abstractNum>
-  <w:abstractNum w:abstractNumId="8" w15:restartNumberingAfterBreak="0">
+  <w:abstractNum w:abstractNumId="9" w15:restartNumberingAfterBreak="0">
     <w:nsid w:val="1CB3456D"/>
     <w:multiLevelType w:val="hybridMultilevel"/>
     <w:tmpl w:val="434C1FF0"/>
@@ -2502,7 +3355,7 @@
       </w:rPr>
     </w:lvl>
   </w:abstractNum>
-  <w:abstractNum w:abstractNumId="9" w15:restartNumberingAfterBreak="0">
+  <w:abstractNum w:abstractNumId="10" w15:restartNumberingAfterBreak="0">
     <w:nsid w:val="1CD83533"/>
     <w:multiLevelType w:val="hybridMultilevel"/>
     <w:tmpl w:val="5F72FC46"/>
@@ -2615,7 +3468,7 @@
       </w:rPr>
     </w:lvl>
   </w:abstractNum>
-  <w:abstractNum w:abstractNumId="10" w15:restartNumberingAfterBreak="0">
+  <w:abstractNum w:abstractNumId="11" w15:restartNumberingAfterBreak="0">
     <w:nsid w:val="1EC47656"/>
     <w:multiLevelType w:val="hybridMultilevel"/>
     <w:tmpl w:val="2D16067C"/>
@@ -2728,7 +3581,120 @@
       </w:rPr>
     </w:lvl>
   </w:abstractNum>
-  <w:abstractNum w:abstractNumId="11" w15:restartNumberingAfterBreak="0">
+  <w:abstractNum w:abstractNumId="12" w15:restartNumberingAfterBreak="0">
+    <w:nsid w:val="1F9716E7"/>
+    <w:multiLevelType w:val="hybridMultilevel"/>
+    <w:tmpl w:val="AA4472F2"/>
+    <w:lvl w:ilvl="0" w:tplc="04100001">
+      <w:start w:val="1"/>
+      <w:numFmt w:val="bullet"/>
+      <w:lvlText w:val=""/>
+      <w:lvlJc w:val="left"/>
+      <w:pPr>
+        <w:ind w:left="720" w:hanging="360"/>
+      </w:pPr>
+      <w:rPr>
+        <w:rFonts w:ascii="Symbol" w:hAnsi="Symbol" w:hint="default"/>
+      </w:rPr>
+    </w:lvl>
+    <w:lvl w:ilvl="1" w:tplc="04100003" w:tentative="1">
+      <w:start w:val="1"/>
+      <w:numFmt w:val="bullet"/>
+      <w:lvlText w:val="o"/>
+      <w:lvlJc w:val="left"/>
+      <w:pPr>
+        <w:ind w:left="1440" w:hanging="360"/>
+      </w:pPr>
+      <w:rPr>
+        <w:rFonts w:ascii="Courier New" w:hAnsi="Courier New" w:cs="Courier New" w:hint="default"/>
+      </w:rPr>
+    </w:lvl>
+    <w:lvl w:ilvl="2" w:tplc="04100005" w:tentative="1">
+      <w:start w:val="1"/>
+      <w:numFmt w:val="bullet"/>
+      <w:lvlText w:val=""/>
+      <w:lvlJc w:val="left"/>
+      <w:pPr>
+        <w:ind w:left="2160" w:hanging="360"/>
+      </w:pPr>
+      <w:rPr>
+        <w:rFonts w:ascii="Wingdings" w:hAnsi="Wingdings" w:hint="default"/>
+      </w:rPr>
+    </w:lvl>
+    <w:lvl w:ilvl="3" w:tplc="04100001" w:tentative="1">
+      <w:start w:val="1"/>
+      <w:numFmt w:val="bullet"/>
+      <w:lvlText w:val=""/>
+      <w:lvlJc w:val="left"/>
+      <w:pPr>
+        <w:ind w:left="2880" w:hanging="360"/>
+      </w:pPr>
+      <w:rPr>
+        <w:rFonts w:ascii="Symbol" w:hAnsi="Symbol" w:hint="default"/>
+      </w:rPr>
+    </w:lvl>
+    <w:lvl w:ilvl="4" w:tplc="04100003" w:tentative="1">
+      <w:start w:val="1"/>
+      <w:numFmt w:val="bullet"/>
+      <w:lvlText w:val="o"/>
+      <w:lvlJc w:val="left"/>
+      <w:pPr>
+        <w:ind w:left="3600" w:hanging="360"/>
+      </w:pPr>
+      <w:rPr>
+        <w:rFonts w:ascii="Courier New" w:hAnsi="Courier New" w:cs="Courier New" w:hint="default"/>
+      </w:rPr>
+    </w:lvl>
+    <w:lvl w:ilvl="5" w:tplc="04100005" w:tentative="1">
+      <w:start w:val="1"/>
+      <w:numFmt w:val="bullet"/>
+      <w:lvlText w:val=""/>
+      <w:lvlJc w:val="left"/>
+      <w:pPr>
+        <w:ind w:left="4320" w:hanging="360"/>
+      </w:pPr>
+      <w:rPr>
+        <w:rFonts w:ascii="Wingdings" w:hAnsi="Wingdings" w:hint="default"/>
+      </w:rPr>
+    </w:lvl>
+    <w:lvl w:ilvl="6" w:tplc="04100001" w:tentative="1">
+      <w:start w:val="1"/>
+      <w:numFmt w:val="bullet"/>
+      <w:lvlText w:val=""/>
+      <w:lvlJc w:val="left"/>
+      <w:pPr>
+        <w:ind w:left="5040" w:hanging="360"/>
+      </w:pPr>
+      <w:rPr>
+        <w:rFonts w:ascii="Symbol" w:hAnsi="Symbol" w:hint="default"/>
+      </w:rPr>
+    </w:lvl>
+    <w:lvl w:ilvl="7" w:tplc="04100003" w:tentative="1">
+      <w:start w:val="1"/>
+      <w:numFmt w:val="bullet"/>
+      <w:lvlText w:val="o"/>
+      <w:lvlJc w:val="left"/>
+      <w:pPr>
+        <w:ind w:left="5760" w:hanging="360"/>
+      </w:pPr>
+      <w:rPr>
+        <w:rFonts w:ascii="Courier New" w:hAnsi="Courier New" w:cs="Courier New" w:hint="default"/>
+      </w:rPr>
+    </w:lvl>
+    <w:lvl w:ilvl="8" w:tplc="04100005" w:tentative="1">
+      <w:start w:val="1"/>
+      <w:numFmt w:val="bullet"/>
+      <w:lvlText w:val=""/>
+      <w:lvlJc w:val="left"/>
+      <w:pPr>
+        <w:ind w:left="6480" w:hanging="360"/>
+      </w:pPr>
+      <w:rPr>
+        <w:rFonts w:ascii="Wingdings" w:hAnsi="Wingdings" w:hint="default"/>
+      </w:rPr>
+    </w:lvl>
+  </w:abstractNum>
+  <w:abstractNum w:abstractNumId="13" w15:restartNumberingAfterBreak="0">
     <w:nsid w:val="227B7AEA"/>
     <w:multiLevelType w:val="hybridMultilevel"/>
     <w:tmpl w:val="64E06DF2"/>
@@ -2841,7 +3807,7 @@
       </w:rPr>
     </w:lvl>
   </w:abstractNum>
-  <w:abstractNum w:abstractNumId="12" w15:restartNumberingAfterBreak="0">
+  <w:abstractNum w:abstractNumId="14" w15:restartNumberingAfterBreak="0">
     <w:nsid w:val="24A03F36"/>
     <w:multiLevelType w:val="hybridMultilevel"/>
     <w:tmpl w:val="68C6EE64"/>
@@ -2954,7 +3920,7 @@
       </w:rPr>
     </w:lvl>
   </w:abstractNum>
-  <w:abstractNum w:abstractNumId="13" w15:restartNumberingAfterBreak="0">
+  <w:abstractNum w:abstractNumId="15" w15:restartNumberingAfterBreak="0">
     <w:nsid w:val="258C1F4A"/>
     <w:multiLevelType w:val="hybridMultilevel"/>
     <w:tmpl w:val="FE2EB4BE"/>
@@ -3067,7 +4033,7 @@
       </w:rPr>
     </w:lvl>
   </w:abstractNum>
-  <w:abstractNum w:abstractNumId="14" w15:restartNumberingAfterBreak="0">
+  <w:abstractNum w:abstractNumId="16" w15:restartNumberingAfterBreak="0">
     <w:nsid w:val="29445D87"/>
     <w:multiLevelType w:val="hybridMultilevel"/>
     <w:tmpl w:val="9BEC5782"/>
@@ -3180,7 +4146,7 @@
       </w:rPr>
     </w:lvl>
   </w:abstractNum>
-  <w:abstractNum w:abstractNumId="15" w15:restartNumberingAfterBreak="0">
+  <w:abstractNum w:abstractNumId="17" w15:restartNumberingAfterBreak="0">
     <w:nsid w:val="2BC13F73"/>
     <w:multiLevelType w:val="hybridMultilevel"/>
     <w:tmpl w:val="A0CC59B8"/>
@@ -3293,7 +4259,7 @@
       </w:rPr>
     </w:lvl>
   </w:abstractNum>
-  <w:abstractNum w:abstractNumId="16" w15:restartNumberingAfterBreak="0">
+  <w:abstractNum w:abstractNumId="18" w15:restartNumberingAfterBreak="0">
     <w:nsid w:val="2D751AF9"/>
     <w:multiLevelType w:val="hybridMultilevel"/>
     <w:tmpl w:val="EB9201C4"/>
@@ -3406,7 +4372,7 @@
       </w:rPr>
     </w:lvl>
   </w:abstractNum>
-  <w:abstractNum w:abstractNumId="17" w15:restartNumberingAfterBreak="0">
+  <w:abstractNum w:abstractNumId="19" w15:restartNumberingAfterBreak="0">
     <w:nsid w:val="3180412F"/>
     <w:multiLevelType w:val="hybridMultilevel"/>
     <w:tmpl w:val="CD3270B2"/>
@@ -3519,7 +4485,7 @@
       </w:rPr>
     </w:lvl>
   </w:abstractNum>
-  <w:abstractNum w:abstractNumId="18" w15:restartNumberingAfterBreak="0">
+  <w:abstractNum w:abstractNumId="20" w15:restartNumberingAfterBreak="0">
     <w:nsid w:val="32F65646"/>
     <w:multiLevelType w:val="hybridMultilevel"/>
     <w:tmpl w:val="F95A8270"/>
@@ -3632,7 +4598,7 @@
       </w:rPr>
     </w:lvl>
   </w:abstractNum>
-  <w:abstractNum w:abstractNumId="19" w15:restartNumberingAfterBreak="0">
+  <w:abstractNum w:abstractNumId="21" w15:restartNumberingAfterBreak="0">
     <w:nsid w:val="36B8765D"/>
     <w:multiLevelType w:val="hybridMultilevel"/>
     <w:tmpl w:val="3BE2A5EA"/>
@@ -3745,7 +4711,7 @@
       </w:rPr>
     </w:lvl>
   </w:abstractNum>
-  <w:abstractNum w:abstractNumId="20" w15:restartNumberingAfterBreak="0">
+  <w:abstractNum w:abstractNumId="22" w15:restartNumberingAfterBreak="0">
     <w:nsid w:val="38DA53F0"/>
     <w:multiLevelType w:val="hybridMultilevel"/>
     <w:tmpl w:val="BCAA4998"/>
@@ -3858,7 +4824,7 @@
       </w:rPr>
     </w:lvl>
   </w:abstractNum>
-  <w:abstractNum w:abstractNumId="21" w15:restartNumberingAfterBreak="0">
+  <w:abstractNum w:abstractNumId="23" w15:restartNumberingAfterBreak="0">
     <w:nsid w:val="399A05D2"/>
     <w:multiLevelType w:val="hybridMultilevel"/>
     <w:tmpl w:val="D4E4D3C0"/>
@@ -3971,7 +4937,7 @@
       </w:rPr>
     </w:lvl>
   </w:abstractNum>
-  <w:abstractNum w:abstractNumId="22" w15:restartNumberingAfterBreak="0">
+  <w:abstractNum w:abstractNumId="24" w15:restartNumberingAfterBreak="0">
     <w:nsid w:val="3AC71349"/>
     <w:multiLevelType w:val="hybridMultilevel"/>
     <w:tmpl w:val="2B7ED954"/>
@@ -4084,7 +5050,7 @@
       </w:rPr>
     </w:lvl>
   </w:abstractNum>
-  <w:abstractNum w:abstractNumId="23" w15:restartNumberingAfterBreak="0">
+  <w:abstractNum w:abstractNumId="25" w15:restartNumberingAfterBreak="0">
     <w:nsid w:val="3B4F7C88"/>
     <w:multiLevelType w:val="hybridMultilevel"/>
     <w:tmpl w:val="8DA2FB42"/>
@@ -4197,7 +5163,7 @@
       </w:rPr>
     </w:lvl>
   </w:abstractNum>
-  <w:abstractNum w:abstractNumId="24" w15:restartNumberingAfterBreak="0">
+  <w:abstractNum w:abstractNumId="26" w15:restartNumberingAfterBreak="0">
     <w:nsid w:val="3DB75EF6"/>
     <w:multiLevelType w:val="hybridMultilevel"/>
     <w:tmpl w:val="7766DFC0"/>
@@ -4310,7 +5276,7 @@
       </w:rPr>
     </w:lvl>
   </w:abstractNum>
-  <w:abstractNum w:abstractNumId="25" w15:restartNumberingAfterBreak="0">
+  <w:abstractNum w:abstractNumId="27" w15:restartNumberingAfterBreak="0">
     <w:nsid w:val="42E6267A"/>
     <w:multiLevelType w:val="hybridMultilevel"/>
     <w:tmpl w:val="A8B26920"/>
@@ -4423,7 +5389,7 @@
       </w:rPr>
     </w:lvl>
   </w:abstractNum>
-  <w:abstractNum w:abstractNumId="26" w15:restartNumberingAfterBreak="0">
+  <w:abstractNum w:abstractNumId="28" w15:restartNumberingAfterBreak="0">
     <w:nsid w:val="47721F6B"/>
     <w:multiLevelType w:val="hybridMultilevel"/>
     <w:tmpl w:val="22AA14E6"/>
@@ -4536,7 +5502,7 @@
       </w:rPr>
     </w:lvl>
   </w:abstractNum>
-  <w:abstractNum w:abstractNumId="27" w15:restartNumberingAfterBreak="0">
+  <w:abstractNum w:abstractNumId="29" w15:restartNumberingAfterBreak="0">
     <w:nsid w:val="49E928DB"/>
     <w:multiLevelType w:val="hybridMultilevel"/>
     <w:tmpl w:val="01DCA99A"/>
@@ -4649,7 +5615,7 @@
       </w:rPr>
     </w:lvl>
   </w:abstractNum>
-  <w:abstractNum w:abstractNumId="28" w15:restartNumberingAfterBreak="0">
+  <w:abstractNum w:abstractNumId="30" w15:restartNumberingAfterBreak="0">
     <w:nsid w:val="508E2E07"/>
     <w:multiLevelType w:val="hybridMultilevel"/>
     <w:tmpl w:val="075C9D0C"/>
@@ -4762,7 +5728,7 @@
       </w:rPr>
     </w:lvl>
   </w:abstractNum>
-  <w:abstractNum w:abstractNumId="29" w15:restartNumberingAfterBreak="0">
+  <w:abstractNum w:abstractNumId="31" w15:restartNumberingAfterBreak="0">
     <w:nsid w:val="50ED4DF0"/>
     <w:multiLevelType w:val="hybridMultilevel"/>
     <w:tmpl w:val="492C90A2"/>
@@ -4875,7 +5841,7 @@
       </w:rPr>
     </w:lvl>
   </w:abstractNum>
-  <w:abstractNum w:abstractNumId="30" w15:restartNumberingAfterBreak="0">
+  <w:abstractNum w:abstractNumId="32" w15:restartNumberingAfterBreak="0">
     <w:nsid w:val="562B70AB"/>
     <w:multiLevelType w:val="hybridMultilevel"/>
     <w:tmpl w:val="2552308C"/>
@@ -4988,7 +5954,7 @@
       </w:rPr>
     </w:lvl>
   </w:abstractNum>
-  <w:abstractNum w:abstractNumId="31" w15:restartNumberingAfterBreak="0">
+  <w:abstractNum w:abstractNumId="33" w15:restartNumberingAfterBreak="0">
     <w:nsid w:val="583646D3"/>
     <w:multiLevelType w:val="hybridMultilevel"/>
     <w:tmpl w:val="C1D2436E"/>
@@ -5101,7 +6067,7 @@
       </w:rPr>
     </w:lvl>
   </w:abstractNum>
-  <w:abstractNum w:abstractNumId="32" w15:restartNumberingAfterBreak="0">
+  <w:abstractNum w:abstractNumId="34" w15:restartNumberingAfterBreak="0">
     <w:nsid w:val="58A04815"/>
     <w:multiLevelType w:val="hybridMultilevel"/>
     <w:tmpl w:val="23722966"/>
@@ -5214,7 +6180,7 @@
       </w:rPr>
     </w:lvl>
   </w:abstractNum>
-  <w:abstractNum w:abstractNumId="33" w15:restartNumberingAfterBreak="0">
+  <w:abstractNum w:abstractNumId="35" w15:restartNumberingAfterBreak="0">
     <w:nsid w:val="5B97746A"/>
     <w:multiLevelType w:val="hybridMultilevel"/>
     <w:tmpl w:val="C9C40FE0"/>
@@ -5327,7 +6293,7 @@
       </w:rPr>
     </w:lvl>
   </w:abstractNum>
-  <w:abstractNum w:abstractNumId="34" w15:restartNumberingAfterBreak="0">
+  <w:abstractNum w:abstractNumId="36" w15:restartNumberingAfterBreak="0">
     <w:nsid w:val="5C5E3D8C"/>
     <w:multiLevelType w:val="hybridMultilevel"/>
     <w:tmpl w:val="B97097DC"/>
@@ -5440,7 +6406,7 @@
       </w:rPr>
     </w:lvl>
   </w:abstractNum>
-  <w:abstractNum w:abstractNumId="35" w15:restartNumberingAfterBreak="0">
+  <w:abstractNum w:abstractNumId="37" w15:restartNumberingAfterBreak="0">
     <w:nsid w:val="62406EA7"/>
     <w:multiLevelType w:val="hybridMultilevel"/>
     <w:tmpl w:val="B192C9F8"/>
@@ -5553,7 +6519,120 @@
       </w:rPr>
     </w:lvl>
   </w:abstractNum>
-  <w:abstractNum w:abstractNumId="36" w15:restartNumberingAfterBreak="0">
+  <w:abstractNum w:abstractNumId="38" w15:restartNumberingAfterBreak="0">
+    <w:nsid w:val="63DE7B75"/>
+    <w:multiLevelType w:val="hybridMultilevel"/>
+    <w:tmpl w:val="301AA7F2"/>
+    <w:lvl w:ilvl="0" w:tplc="04100001">
+      <w:start w:val="1"/>
+      <w:numFmt w:val="bullet"/>
+      <w:lvlText w:val=""/>
+      <w:lvlJc w:val="left"/>
+      <w:pPr>
+        <w:ind w:left="720" w:hanging="360"/>
+      </w:pPr>
+      <w:rPr>
+        <w:rFonts w:ascii="Symbol" w:hAnsi="Symbol" w:hint="default"/>
+      </w:rPr>
+    </w:lvl>
+    <w:lvl w:ilvl="1" w:tplc="04100003" w:tentative="1">
+      <w:start w:val="1"/>
+      <w:numFmt w:val="bullet"/>
+      <w:lvlText w:val="o"/>
+      <w:lvlJc w:val="left"/>
+      <w:pPr>
+        <w:ind w:left="1440" w:hanging="360"/>
+      </w:pPr>
+      <w:rPr>
+        <w:rFonts w:ascii="Courier New" w:hAnsi="Courier New" w:cs="Courier New" w:hint="default"/>
+      </w:rPr>
+    </w:lvl>
+    <w:lvl w:ilvl="2" w:tplc="04100005" w:tentative="1">
+      <w:start w:val="1"/>
+      <w:numFmt w:val="bullet"/>
+      <w:lvlText w:val=""/>
+      <w:lvlJc w:val="left"/>
+      <w:pPr>
+        <w:ind w:left="2160" w:hanging="360"/>
+      </w:pPr>
+      <w:rPr>
+        <w:rFonts w:ascii="Wingdings" w:hAnsi="Wingdings" w:hint="default"/>
+      </w:rPr>
+    </w:lvl>
+    <w:lvl w:ilvl="3" w:tplc="04100001" w:tentative="1">
+      <w:start w:val="1"/>
+      <w:numFmt w:val="bullet"/>
+      <w:lvlText w:val=""/>
+      <w:lvlJc w:val="left"/>
+      <w:pPr>
+        <w:ind w:left="2880" w:hanging="360"/>
+      </w:pPr>
+      <w:rPr>
+        <w:rFonts w:ascii="Symbol" w:hAnsi="Symbol" w:hint="default"/>
+      </w:rPr>
+    </w:lvl>
+    <w:lvl w:ilvl="4" w:tplc="04100003" w:tentative="1">
+      <w:start w:val="1"/>
+      <w:numFmt w:val="bullet"/>
+      <w:lvlText w:val="o"/>
+      <w:lvlJc w:val="left"/>
+      <w:pPr>
+        <w:ind w:left="3600" w:hanging="360"/>
+      </w:pPr>
+      <w:rPr>
+        <w:rFonts w:ascii="Courier New" w:hAnsi="Courier New" w:cs="Courier New" w:hint="default"/>
+      </w:rPr>
+    </w:lvl>
+    <w:lvl w:ilvl="5" w:tplc="04100005" w:tentative="1">
+      <w:start w:val="1"/>
+      <w:numFmt w:val="bullet"/>
+      <w:lvlText w:val=""/>
+      <w:lvlJc w:val="left"/>
+      <w:pPr>
+        <w:ind w:left="4320" w:hanging="360"/>
+      </w:pPr>
+      <w:rPr>
+        <w:rFonts w:ascii="Wingdings" w:hAnsi="Wingdings" w:hint="default"/>
+      </w:rPr>
+    </w:lvl>
+    <w:lvl w:ilvl="6" w:tplc="04100001" w:tentative="1">
+      <w:start w:val="1"/>
+      <w:numFmt w:val="bullet"/>
+      <w:lvlText w:val=""/>
+      <w:lvlJc w:val="left"/>
+      <w:pPr>
+        <w:ind w:left="5040" w:hanging="360"/>
+      </w:pPr>
+      <w:rPr>
+        <w:rFonts w:ascii="Symbol" w:hAnsi="Symbol" w:hint="default"/>
+      </w:rPr>
+    </w:lvl>
+    <w:lvl w:ilvl="7" w:tplc="04100003" w:tentative="1">
+      <w:start w:val="1"/>
+      <w:numFmt w:val="bullet"/>
+      <w:lvlText w:val="o"/>
+      <w:lvlJc w:val="left"/>
+      <w:pPr>
+        <w:ind w:left="5760" w:hanging="360"/>
+      </w:pPr>
+      <w:rPr>
+        <w:rFonts w:ascii="Courier New" w:hAnsi="Courier New" w:cs="Courier New" w:hint="default"/>
+      </w:rPr>
+    </w:lvl>
+    <w:lvl w:ilvl="8" w:tplc="04100005" w:tentative="1">
+      <w:start w:val="1"/>
+      <w:numFmt w:val="bullet"/>
+      <w:lvlText w:val=""/>
+      <w:lvlJc w:val="left"/>
+      <w:pPr>
+        <w:ind w:left="6480" w:hanging="360"/>
+      </w:pPr>
+      <w:rPr>
+        <w:rFonts w:ascii="Wingdings" w:hAnsi="Wingdings" w:hint="default"/>
+      </w:rPr>
+    </w:lvl>
+  </w:abstractNum>
+  <w:abstractNum w:abstractNumId="39" w15:restartNumberingAfterBreak="0">
     <w:nsid w:val="658A1D16"/>
     <w:multiLevelType w:val="hybridMultilevel"/>
     <w:tmpl w:val="FDA4205E"/>
@@ -5666,7 +6745,7 @@
       </w:rPr>
     </w:lvl>
   </w:abstractNum>
-  <w:abstractNum w:abstractNumId="37" w15:restartNumberingAfterBreak="0">
+  <w:abstractNum w:abstractNumId="40" w15:restartNumberingAfterBreak="0">
     <w:nsid w:val="65954A2D"/>
     <w:multiLevelType w:val="hybridMultilevel"/>
     <w:tmpl w:val="EBC0BF0E"/>
@@ -5779,7 +6858,7 @@
       </w:rPr>
     </w:lvl>
   </w:abstractNum>
-  <w:abstractNum w:abstractNumId="38" w15:restartNumberingAfterBreak="0">
+  <w:abstractNum w:abstractNumId="41" w15:restartNumberingAfterBreak="0">
     <w:nsid w:val="65D14F79"/>
     <w:multiLevelType w:val="hybridMultilevel"/>
     <w:tmpl w:val="510214FC"/>
@@ -5892,7 +6971,7 @@
       </w:rPr>
     </w:lvl>
   </w:abstractNum>
-  <w:abstractNum w:abstractNumId="39" w15:restartNumberingAfterBreak="0">
+  <w:abstractNum w:abstractNumId="42" w15:restartNumberingAfterBreak="0">
     <w:nsid w:val="66CE3AF0"/>
     <w:multiLevelType w:val="hybridMultilevel"/>
     <w:tmpl w:val="9BF0B22E"/>
@@ -6005,7 +7084,7 @@
       </w:rPr>
     </w:lvl>
   </w:abstractNum>
-  <w:abstractNum w:abstractNumId="40" w15:restartNumberingAfterBreak="0">
+  <w:abstractNum w:abstractNumId="43" w15:restartNumberingAfterBreak="0">
     <w:nsid w:val="6A9F1F88"/>
     <w:multiLevelType w:val="hybridMultilevel"/>
     <w:tmpl w:val="BCC42004"/>
@@ -6118,7 +7197,7 @@
       </w:rPr>
     </w:lvl>
   </w:abstractNum>
-  <w:abstractNum w:abstractNumId="41" w15:restartNumberingAfterBreak="0">
+  <w:abstractNum w:abstractNumId="44" w15:restartNumberingAfterBreak="0">
     <w:nsid w:val="6B4333FF"/>
     <w:multiLevelType w:val="hybridMultilevel"/>
     <w:tmpl w:val="096844E2"/>
@@ -6231,7 +7310,7 @@
       </w:rPr>
     </w:lvl>
   </w:abstractNum>
-  <w:abstractNum w:abstractNumId="42" w15:restartNumberingAfterBreak="0">
+  <w:abstractNum w:abstractNumId="45" w15:restartNumberingAfterBreak="0">
     <w:nsid w:val="70FB2E55"/>
     <w:multiLevelType w:val="hybridMultilevel"/>
     <w:tmpl w:val="7480CC58"/>
@@ -6344,7 +7423,7 @@
       </w:rPr>
     </w:lvl>
   </w:abstractNum>
-  <w:abstractNum w:abstractNumId="43" w15:restartNumberingAfterBreak="0">
+  <w:abstractNum w:abstractNumId="46" w15:restartNumberingAfterBreak="0">
     <w:nsid w:val="72417D20"/>
     <w:multiLevelType w:val="hybridMultilevel"/>
     <w:tmpl w:val="1A02FD1C"/>
@@ -6457,7 +7536,7 @@
       </w:rPr>
     </w:lvl>
   </w:abstractNum>
-  <w:abstractNum w:abstractNumId="44" w15:restartNumberingAfterBreak="0">
+  <w:abstractNum w:abstractNumId="47" w15:restartNumberingAfterBreak="0">
     <w:nsid w:val="75243390"/>
     <w:multiLevelType w:val="hybridMultilevel"/>
     <w:tmpl w:val="A02E9182"/>
@@ -6570,7 +7649,7 @@
       </w:rPr>
     </w:lvl>
   </w:abstractNum>
-  <w:abstractNum w:abstractNumId="45" w15:restartNumberingAfterBreak="0">
+  <w:abstractNum w:abstractNumId="48" w15:restartNumberingAfterBreak="0">
     <w:nsid w:val="78E377EE"/>
     <w:multiLevelType w:val="hybridMultilevel"/>
     <w:tmpl w:val="4D6476CC"/>
@@ -6683,7 +7762,7 @@
       </w:rPr>
     </w:lvl>
   </w:abstractNum>
-  <w:abstractNum w:abstractNumId="46" w15:restartNumberingAfterBreak="0">
+  <w:abstractNum w:abstractNumId="49" w15:restartNumberingAfterBreak="0">
     <w:nsid w:val="7FCC0BF3"/>
     <w:multiLevelType w:val="hybridMultilevel"/>
     <w:tmpl w:val="5008DC92"/>
@@ -6797,145 +7876,154 @@
     </w:lvl>
   </w:abstractNum>
   <w:num w:numId="1" w16cid:durableId="1743523909">
-    <w:abstractNumId w:val="31"/>
+    <w:abstractNumId w:val="33"/>
   </w:num>
   <w:num w:numId="2" w16cid:durableId="612371807">
-    <w:abstractNumId w:val="21"/>
+    <w:abstractNumId w:val="23"/>
   </w:num>
   <w:num w:numId="3" w16cid:durableId="634601290">
-    <w:abstractNumId w:val="25"/>
+    <w:abstractNumId w:val="27"/>
   </w:num>
   <w:num w:numId="4" w16cid:durableId="1149250743">
-    <w:abstractNumId w:val="19"/>
+    <w:abstractNumId w:val="21"/>
   </w:num>
   <w:num w:numId="5" w16cid:durableId="32929092">
     <w:abstractNumId w:val="0"/>
   </w:num>
   <w:num w:numId="6" w16cid:durableId="1093284848">
-    <w:abstractNumId w:val="20"/>
+    <w:abstractNumId w:val="22"/>
   </w:num>
   <w:num w:numId="7" w16cid:durableId="1644044039">
     <w:abstractNumId w:val="1"/>
   </w:num>
   <w:num w:numId="8" w16cid:durableId="445776852">
-    <w:abstractNumId w:val="5"/>
+    <w:abstractNumId w:val="6"/>
   </w:num>
   <w:num w:numId="9" w16cid:durableId="1149443137">
+    <w:abstractNumId w:val="11"/>
+  </w:num>
+  <w:num w:numId="10" w16cid:durableId="1473327688">
+    <w:abstractNumId w:val="25"/>
+  </w:num>
+  <w:num w:numId="11" w16cid:durableId="1633556597">
+    <w:abstractNumId w:val="46"/>
+  </w:num>
+  <w:num w:numId="12" w16cid:durableId="758790461">
     <w:abstractNumId w:val="10"/>
   </w:num>
-  <w:num w:numId="10" w16cid:durableId="1473327688">
-    <w:abstractNumId w:val="23"/>
+  <w:num w:numId="13" w16cid:durableId="1596474835">
+    <w:abstractNumId w:val="40"/>
   </w:num>
-  <w:num w:numId="11" w16cid:durableId="1633556597">
-    <w:abstractNumId w:val="43"/>
+  <w:num w:numId="14" w16cid:durableId="896475580">
+    <w:abstractNumId w:val="39"/>
   </w:num>
-  <w:num w:numId="12" w16cid:durableId="758790461">
-    <w:abstractNumId w:val="9"/>
+  <w:num w:numId="15" w16cid:durableId="151218727">
+    <w:abstractNumId w:val="24"/>
   </w:num>
-  <w:num w:numId="13" w16cid:durableId="1596474835">
+  <w:num w:numId="16" w16cid:durableId="1361012317">
+    <w:abstractNumId w:val="31"/>
+  </w:num>
+  <w:num w:numId="17" w16cid:durableId="1347174226">
+    <w:abstractNumId w:val="41"/>
+  </w:num>
+  <w:num w:numId="18" w16cid:durableId="1463234472">
+    <w:abstractNumId w:val="48"/>
+  </w:num>
+  <w:num w:numId="19" w16cid:durableId="1653950993">
+    <w:abstractNumId w:val="20"/>
+  </w:num>
+  <w:num w:numId="20" w16cid:durableId="1712067604">
+    <w:abstractNumId w:val="44"/>
+  </w:num>
+  <w:num w:numId="21" w16cid:durableId="588972247">
     <w:abstractNumId w:val="37"/>
   </w:num>
-  <w:num w:numId="14" w16cid:durableId="896475580">
-    <w:abstractNumId w:val="36"/>
-  </w:num>
-  <w:num w:numId="15" w16cid:durableId="151218727">
-    <w:abstractNumId w:val="22"/>
-  </w:num>
-  <w:num w:numId="16" w16cid:durableId="1361012317">
-    <w:abstractNumId w:val="29"/>
-  </w:num>
-  <w:num w:numId="17" w16cid:durableId="1347174226">
-    <w:abstractNumId w:val="38"/>
-  </w:num>
-  <w:num w:numId="18" w16cid:durableId="1463234472">
-    <w:abstractNumId w:val="45"/>
-  </w:num>
-  <w:num w:numId="19" w16cid:durableId="1653950993">
-    <w:abstractNumId w:val="18"/>
-  </w:num>
-  <w:num w:numId="20" w16cid:durableId="1712067604">
-    <w:abstractNumId w:val="41"/>
-  </w:num>
-  <w:num w:numId="21" w16cid:durableId="588972247">
-    <w:abstractNumId w:val="35"/>
-  </w:num>
   <w:num w:numId="22" w16cid:durableId="956716684">
-    <w:abstractNumId w:val="3"/>
+    <w:abstractNumId w:val="4"/>
   </w:num>
   <w:num w:numId="23" w16cid:durableId="624584093">
-    <w:abstractNumId w:val="46"/>
+    <w:abstractNumId w:val="49"/>
   </w:num>
   <w:num w:numId="24" w16cid:durableId="1384980987">
-    <w:abstractNumId w:val="32"/>
+    <w:abstractNumId w:val="34"/>
   </w:num>
   <w:num w:numId="25" w16cid:durableId="1676109638">
-    <w:abstractNumId w:val="15"/>
+    <w:abstractNumId w:val="17"/>
   </w:num>
   <w:num w:numId="26" w16cid:durableId="285351220">
     <w:abstractNumId w:val="2"/>
   </w:num>
   <w:num w:numId="27" w16cid:durableId="1581060762">
-    <w:abstractNumId w:val="27"/>
+    <w:abstractNumId w:val="29"/>
   </w:num>
   <w:num w:numId="28" w16cid:durableId="844247749">
-    <w:abstractNumId w:val="40"/>
+    <w:abstractNumId w:val="43"/>
   </w:num>
   <w:num w:numId="29" w16cid:durableId="530415048">
-    <w:abstractNumId w:val="12"/>
+    <w:abstractNumId w:val="14"/>
   </w:num>
   <w:num w:numId="30" w16cid:durableId="1971475625">
+    <w:abstractNumId w:val="18"/>
+  </w:num>
+  <w:num w:numId="31" w16cid:durableId="1967541019">
+    <w:abstractNumId w:val="8"/>
+  </w:num>
+  <w:num w:numId="32" w16cid:durableId="147206919">
+    <w:abstractNumId w:val="35"/>
+  </w:num>
+  <w:num w:numId="33" w16cid:durableId="2074035014">
+    <w:abstractNumId w:val="15"/>
+  </w:num>
+  <w:num w:numId="34" w16cid:durableId="1522359720">
+    <w:abstractNumId w:val="30"/>
+  </w:num>
+  <w:num w:numId="35" w16cid:durableId="1541241314">
+    <w:abstractNumId w:val="7"/>
+  </w:num>
+  <w:num w:numId="36" w16cid:durableId="1968848740">
+    <w:abstractNumId w:val="19"/>
+  </w:num>
+  <w:num w:numId="37" w16cid:durableId="1187259159">
+    <w:abstractNumId w:val="36"/>
+  </w:num>
+  <w:num w:numId="38" w16cid:durableId="1752047152">
+    <w:abstractNumId w:val="26"/>
+  </w:num>
+  <w:num w:numId="39" w16cid:durableId="212160397">
     <w:abstractNumId w:val="16"/>
   </w:num>
-  <w:num w:numId="31" w16cid:durableId="1967541019">
-    <w:abstractNumId w:val="7"/>
+  <w:num w:numId="40" w16cid:durableId="1116754875">
+    <w:abstractNumId w:val="42"/>
   </w:num>
-  <w:num w:numId="32" w16cid:durableId="147206919">
-    <w:abstractNumId w:val="33"/>
+  <w:num w:numId="41" w16cid:durableId="573122551">
+    <w:abstractNumId w:val="47"/>
   </w:num>
-  <w:num w:numId="33" w16cid:durableId="2074035014">
+  <w:num w:numId="42" w16cid:durableId="1606693166">
+    <w:abstractNumId w:val="45"/>
+  </w:num>
+  <w:num w:numId="43" w16cid:durableId="1645812648">
     <w:abstractNumId w:val="13"/>
   </w:num>
-  <w:num w:numId="34" w16cid:durableId="1522359720">
+  <w:num w:numId="44" w16cid:durableId="247932865">
+    <w:abstractNumId w:val="32"/>
+  </w:num>
+  <w:num w:numId="45" w16cid:durableId="1151286981">
     <w:abstractNumId w:val="28"/>
   </w:num>
-  <w:num w:numId="35" w16cid:durableId="1541241314">
-    <w:abstractNumId w:val="6"/>
-  </w:num>
-  <w:num w:numId="36" w16cid:durableId="1968848740">
-    <w:abstractNumId w:val="17"/>
-  </w:num>
-  <w:num w:numId="37" w16cid:durableId="1187259159">
-    <w:abstractNumId w:val="34"/>
-  </w:num>
-  <w:num w:numId="38" w16cid:durableId="1752047152">
-    <w:abstractNumId w:val="24"/>
-  </w:num>
-  <w:num w:numId="39" w16cid:durableId="212160397">
-    <w:abstractNumId w:val="14"/>
-  </w:num>
-  <w:num w:numId="40" w16cid:durableId="1116754875">
-    <w:abstractNumId w:val="39"/>
-  </w:num>
-  <w:num w:numId="41" w16cid:durableId="573122551">
-    <w:abstractNumId w:val="44"/>
-  </w:num>
-  <w:num w:numId="42" w16cid:durableId="1606693166">
-    <w:abstractNumId w:val="42"/>
-  </w:num>
-  <w:num w:numId="43" w16cid:durableId="1645812648">
-    <w:abstractNumId w:val="11"/>
-  </w:num>
-  <w:num w:numId="44" w16cid:durableId="247932865">
-    <w:abstractNumId w:val="30"/>
-  </w:num>
-  <w:num w:numId="45" w16cid:durableId="1151286981">
-    <w:abstractNumId w:val="26"/>
-  </w:num>
   <w:num w:numId="46" w16cid:durableId="7219639">
-    <w:abstractNumId w:val="8"/>
+    <w:abstractNumId w:val="9"/>
   </w:num>
   <w:num w:numId="47" w16cid:durableId="155656944">
-    <w:abstractNumId w:val="4"/>
+    <w:abstractNumId w:val="5"/>
+  </w:num>
+  <w:num w:numId="48" w16cid:durableId="1071124744">
+    <w:abstractNumId w:val="3"/>
+  </w:num>
+  <w:num w:numId="49" w16cid:durableId="1363168757">
+    <w:abstractNumId w:val="38"/>
+  </w:num>
+  <w:num w:numId="50" w16cid:durableId="274295852">
+    <w:abstractNumId w:val="12"/>
   </w:num>
 </w:numbering>
 </file>

--- a/University/Laboratorio di Sistemi Operativi.docx
+++ b/University/Laboratorio di Sistemi Operativi.docx
@@ -1006,7 +1006,7 @@
           <w:smallCaps w:val="0"/>
           <w:color w:val="auto"/>
         </w:rPr>
-        <w:t xml:space="preserve">che il corso potrebbe subire negli anni a venire non saranno indicate all’interno del documento. Per ulteriori informazioni, consultare la sezione seguente </w:t>
+        <w:t xml:space="preserve">che il corso potrebbe subire negli anni a venire non saranno indicate all’interno del documento. Per ulteriori informazioni, consultare la sezione </w:t>
       </w:r>
       <w:r>
         <w:rPr>
@@ -1035,7 +1035,23 @@
           <w:smallCaps w:val="0"/>
           <w:color w:val="auto"/>
         </w:rPr>
-        <w:t xml:space="preserve">Tale documento è stato interamente scritto dallo studente Giovanni Adamo, </w:t>
+        <w:t>Tale documento è stato interamente scritto dallo studente Giovanni</w:t>
+      </w:r>
+      <w:r>
+        <w:rPr>
+          <w:rStyle w:val="Riferimentodelicato"/>
+          <w:smallCaps w:val="0"/>
+          <w:color w:val="auto"/>
+        </w:rPr>
+        <w:t xml:space="preserve"> (Gianni)</w:t>
+      </w:r>
+      <w:r>
+        <w:rPr>
+          <w:rStyle w:val="Riferimentodelicato"/>
+          <w:smallCaps w:val="0"/>
+          <w:color w:val="auto"/>
+        </w:rPr>
+        <w:t xml:space="preserve"> Adamo, </w:t>
       </w:r>
       <w:r>
         <w:rPr>
@@ -1117,7 +1133,13 @@
         <w:t>tramite</w:t>
       </w:r>
       <w:r>
-        <w:t xml:space="preserve"> cui è possibile raggiunger</w:t>
+        <w:t xml:space="preserve"> </w:t>
+      </w:r>
+      <w:r>
+        <w:t>le quali</w:t>
+      </w:r>
+      <w:r>
+        <w:t xml:space="preserve"> è possibile raggiunger</w:t>
       </w:r>
       <w:r>
         <w:t>mi</w:t>
@@ -1231,13 +1253,13 @@
         <w:t>1.</w:t>
       </w:r>
       <w:r>
-        <w:t xml:space="preserve"> Introduzione a Unix [BETA]</w:t>
+        <w:t xml:space="preserve"> Introduzione a Unix</w:t>
       </w:r>
       <w:bookmarkEnd w:id="3"/>
     </w:p>
     <w:p>
       <w:r>
-        <w:t>I sistemi operativi Unix si basano sullo standard Posix e ne esistono molti (sicuramente tra i più conosciuti ci sono Linux e OSX); le caratteristiche principali di Unix sono molteplici: la possibilità di multi-processi con time-sharing, ma anche l’uso di multi-utenti, dove è ogni utente può accedere alle proprie risorse o a quelle generali dell’OS grazie a un sistema di protezioni e permessi</w:t>
+        <w:t>I sistemi operativi Unix si basano sullo standard Posix e ne esistono molti (sicuramente tra i più conosciuti ci sono Linux e OSX); le caratteristiche principali di Unix sono molteplici: la possibilità di multi-processi con time-sharing, l’uso di multi-utenti, dove ogni utente può accedere alle proprie risorse o a quelle generali dell’OS grazie a un sistema di protezioni e permessi</w:t>
       </w:r>
       <w:r>
         <w:t xml:space="preserve">; tali permessi vengono stabiliti dall’utente amministratore, nei sistemi Unix chiamato </w:t>
@@ -1246,6 +1268,8 @@
         <w:rPr>
           <w:b/>
           <w:bCs/>
+          <w:i/>
+          <w:iCs/>
         </w:rPr>
         <w:t>root</w:t>
       </w:r>
@@ -1255,23 +1279,61 @@
     </w:p>
     <w:p>
       <w:r>
-        <w:t xml:space="preserve">Il sistema operativo di base di tutti i sistemi Unix viene chiamato </w:t>
+        <w:t xml:space="preserve">La struttura del </w:t>
+      </w:r>
+      <w:r>
+        <w:t xml:space="preserve">sistema operativo di base di tutti i sistemi Unix </w:t>
+      </w:r>
+      <w:r>
+        <w:t>è il</w:t>
+      </w:r>
+      <w:r>
+        <w:t xml:space="preserve"> </w:t>
       </w:r>
       <w:r>
         <w:rPr>
           <w:b/>
           <w:bCs/>
-        </w:rPr>
-        <w:t>File System</w:t>
-      </w:r>
-      <w:r>
-        <w:t xml:space="preserve"> gerarchico: è rappresentabile come un albero, dove la radice, è proprio </w:t>
-      </w:r>
-      <w:r>
-        <w:rPr>
           <w:i/>
           <w:iCs/>
         </w:rPr>
+        <w:t>f</w:t>
+      </w:r>
+      <w:r>
+        <w:rPr>
+          <w:b/>
+          <w:bCs/>
+          <w:i/>
+          <w:iCs/>
+        </w:rPr>
+        <w:t xml:space="preserve">ile </w:t>
+      </w:r>
+      <w:r>
+        <w:rPr>
+          <w:b/>
+          <w:bCs/>
+          <w:i/>
+          <w:iCs/>
+        </w:rPr>
+        <w:t>s</w:t>
+      </w:r>
+      <w:r>
+        <w:rPr>
+          <w:b/>
+          <w:bCs/>
+          <w:i/>
+          <w:iCs/>
+        </w:rPr>
+        <w:t>ystem</w:t>
+      </w:r>
+      <w:r>
+        <w:t xml:space="preserve"> gerarchico: rappresentabile come un albero, dove la radice, è proprio </w:t>
+      </w:r>
+      <w:r>
+        <w:rPr>
+          <w:i/>
+          <w:iCs/>
+        </w:rPr>
         <w:t>root</w:t>
       </w:r>
       <w:r>
@@ -1286,58 +1348,69 @@
         <w:rPr>
           <w:b/>
           <w:bCs/>
-        </w:rPr>
-        <w:t>Kernel</w:t>
-      </w:r>
-      <w:r>
-        <w:t>, ovvero il nucleo dell’OS</w:t>
-      </w:r>
-      <w:r>
-        <w:t>,</w:t>
-      </w:r>
-      <w:r>
-        <w:t xml:space="preserve"> che si deve adattare all’architettura dell’hardware (ad esempio sistemi intel o AMD), ed è l’unica porzione dell’OS alla quale un utente generico non può accedere se non ha i permessi di </w:t>
-      </w:r>
-      <w:r>
-        <w:rPr>
           <w:i/>
           <w:iCs/>
         </w:rPr>
-        <w:t>root</w:t>
-      </w:r>
-      <w:r>
-        <w:t xml:space="preserve"> (modalità privilegiata)</w:t>
-      </w:r>
-      <w:r>
-        <w:t xml:space="preserve">; il </w:t>
-      </w:r>
-      <w:r>
-        <w:rPr>
+        <w:t>k</w:t>
+      </w:r>
+      <w:r>
+        <w:rPr>
+          <w:b/>
+          <w:bCs/>
           <w:i/>
           <w:iCs/>
         </w:rPr>
-        <w:t>kernel</w:t>
-      </w:r>
-      <w:r>
-        <w:t xml:space="preserve"> gestisce tutte le risorse essenziali (CPU, memorie</w:t>
-      </w:r>
-      <w:r>
-        <w:t xml:space="preserve"> e</w:t>
-      </w:r>
-      <w:r>
-        <w:t xml:space="preserve"> periferiche</w:t>
-      </w:r>
-      <w:r>
-        <w:t>, trattate come file</w:t>
-      </w:r>
-      <w:r>
-        <w:t xml:space="preserve">), mentre tutto il resto, anche l’interazione con l’utente, è ottenuto tramite programmi eseguiti dal </w:t>
+        <w:t>ernel</w:t>
+      </w:r>
+      <w:r>
+        <w:t>, ovvero il nucleo dell’OS</w:t>
+      </w:r>
+      <w:r>
+        <w:t>,</w:t>
+      </w:r>
+      <w:r>
+        <w:t xml:space="preserve"> che si deve adattare all’architettura dell’hardware (ad esempio sistemi intel o AMD), ed è l’unica porzione dell’OS alla quale un utente generico non può accedere se non ha i permessi di </w:t>
       </w:r>
       <w:r>
         <w:rPr>
           <w:i/>
           <w:iCs/>
         </w:rPr>
+        <w:t>root</w:t>
+      </w:r>
+      <w:r>
+        <w:t xml:space="preserve"> (modalità privilegiata)</w:t>
+      </w:r>
+      <w:r>
+        <w:t xml:space="preserve">; il </w:t>
+      </w:r>
+      <w:r>
+        <w:rPr>
+          <w:i/>
+          <w:iCs/>
+        </w:rPr>
+        <w:t>kernel</w:t>
+      </w:r>
+      <w:r>
+        <w:t xml:space="preserve"> gestisce tutte le risorse essenziali (CPU, memorie</w:t>
+      </w:r>
+      <w:r>
+        <w:t xml:space="preserve"> e</w:t>
+      </w:r>
+      <w:r>
+        <w:t xml:space="preserve"> periferiche</w:t>
+      </w:r>
+      <w:r>
+        <w:t>, trattate come file</w:t>
+      </w:r>
+      <w:r>
+        <w:t xml:space="preserve">), mentre tutto il resto, anche l’interazione con l’utente, è ottenuto tramite programmi eseguiti dal </w:t>
+      </w:r>
+      <w:r>
+        <w:rPr>
+          <w:i/>
+          <w:iCs/>
+        </w:rPr>
         <w:t>kernel</w:t>
       </w:r>
       <w:r>
@@ -1362,7 +1435,13 @@
         <w:t>kernel</w:t>
       </w:r>
       <w:r>
-        <w:t xml:space="preserve"> comunica con le varie applicazioni tramite le </w:t>
+        <w:t xml:space="preserve"> comunica con le varie applicazioni </w:t>
+      </w:r>
+      <w:r>
+        <w:t xml:space="preserve">e a tutte le varie risorse </w:t>
+      </w:r>
+      <w:r>
+        <w:t xml:space="preserve">tramite le </w:t>
       </w:r>
       <w:r>
         <w:rPr>
@@ -1372,92 +1451,86 @@
         <w:t>system call</w:t>
       </w:r>
       <w:r>
-        <w:t xml:space="preserve">, che consentono la comunicazione con il </w:t>
+        <w:t>.</w:t>
+      </w:r>
+    </w:p>
+    <w:p>
+      <w:r>
+        <w:t xml:space="preserve">I sistemi Unix sono </w:t>
       </w:r>
       <w:r>
         <w:rPr>
           <w:i/>
           <w:iCs/>
         </w:rPr>
-        <w:t xml:space="preserve">kernel </w:t>
-      </w:r>
-      <w:r>
-        <w:t>e tutte le varie risorse.</w:t>
+        <w:t>multi-utente</w:t>
+      </w:r>
+      <w:r>
+        <w:t>, dove ogni utente ha un username, una password e un identificativo</w:t>
+      </w:r>
+      <w:r>
+        <w:t xml:space="preserve"> univoco</w:t>
+      </w:r>
+      <w:r>
+        <w:t xml:space="preserve"> (user id o semplicemente id). Ogni utente ha un set di permessi associati che vanno a definire cosa può fare o meno; l’unico </w:t>
+      </w:r>
+      <w:r>
+        <w:rPr>
+          <w:i/>
+          <w:iCs/>
+        </w:rPr>
+        <w:t xml:space="preserve">superuser </w:t>
+      </w:r>
+      <w:r>
+        <w:t xml:space="preserve">è </w:t>
+      </w:r>
+      <w:r>
+        <w:rPr>
+          <w:i/>
+          <w:iCs/>
+        </w:rPr>
+        <w:t>root</w:t>
+      </w:r>
+      <w:r>
+        <w:t xml:space="preserve">, il cui </w:t>
+      </w:r>
+      <w:r>
+        <w:rPr>
+          <w:i/>
+          <w:iCs/>
+        </w:rPr>
+        <w:t>user-id</w:t>
+      </w:r>
+      <w:r>
+        <w:rPr>
+          <w:i/>
+          <w:iCs/>
+        </w:rPr>
+        <w:t xml:space="preserve"> </w:t>
+      </w:r>
+      <w:r>
+        <w:t>è 0.</w:t>
       </w:r>
     </w:p>
     <w:p>
       <w:r>
-        <w:t xml:space="preserve">I sistemi Unix sono </w:t>
-      </w:r>
-      <w:r>
-        <w:rPr>
+        <w:t xml:space="preserve">La </w:t>
+      </w:r>
+      <w:r>
+        <w:rPr>
+          <w:b/>
+          <w:bCs/>
           <w:i/>
           <w:iCs/>
         </w:rPr>
-        <w:t>multi-utente</w:t>
-      </w:r>
-      <w:r>
-        <w:t>, dove ogni utente ha un username, una password e un identificativo</w:t>
-      </w:r>
-      <w:r>
-        <w:t xml:space="preserve"> univoco</w:t>
-      </w:r>
-      <w:r>
-        <w:t xml:space="preserve"> (user id o semplicemente id). Ogni utente ha un set di permessi associati che vanno a definire cosa quell’utente può fare o meno; l’unico </w:t>
-      </w:r>
-      <w:r>
-        <w:rPr>
+        <w:t>s</w:t>
+      </w:r>
+      <w:r>
+        <w:rPr>
+          <w:b/>
+          <w:bCs/>
           <w:i/>
           <w:iCs/>
-        </w:rPr>
-        <w:t xml:space="preserve">superuser </w:t>
-      </w:r>
-      <w:r>
-        <w:t xml:space="preserve">è </w:t>
-      </w:r>
-      <w:r>
-        <w:rPr>
-          <w:i/>
-          <w:iCs/>
-        </w:rPr>
-        <w:t>root</w:t>
-      </w:r>
-      <w:r>
-        <w:t xml:space="preserve">, il cui </w:t>
-      </w:r>
-      <w:r>
-        <w:rPr>
-          <w:i/>
-          <w:iCs/>
-        </w:rPr>
-        <w:t>user-id</w:t>
-      </w:r>
-      <w:r>
-        <w:rPr>
-          <w:i/>
-          <w:iCs/>
-        </w:rPr>
-        <w:t xml:space="preserve"> </w:t>
-      </w:r>
-      <w:r>
-        <w:t>è 0.</w:t>
-      </w:r>
-    </w:p>
-    <w:p>
-      <w:r>
-        <w:t xml:space="preserve">La </w:t>
-      </w:r>
-      <w:r>
-        <w:rPr>
-          <w:b/>
-          <w:bCs/>
-        </w:rPr>
-        <w:t>s</w:t>
-      </w:r>
-      <w:r>
-        <w:rPr>
-          <w:b/>
-          <w:bCs/>
         </w:rPr>
         <w:t>hell</w:t>
       </w:r>
@@ -1551,17 +1624,26 @@
       </w:r>
       <w:r>
         <w:br/>
+      </w:r>
+      <w:r>
         <w:t>Inoltre, Unix è case sensitive.</w:t>
       </w:r>
     </w:p>
+    <w:p/>
+    <w:p/>
+    <w:p/>
+    <w:p/>
+    <w:p/>
+    <w:p/>
     <w:p>
       <w:r>
+        <w:lastRenderedPageBreak/>
         <w:t>Alcuni comandi Unix ricorrenti:</w:t>
       </w:r>
     </w:p>
     <w:tbl>
       <w:tblPr>
-        <w:tblStyle w:val="Grigliatabella"/>
+        <w:tblStyle w:val="Tabellasemplice4"/>
         <w:tblW w:w="0" w:type="auto"/>
         <w:tblLook w:val="04A0" w:firstRow="1" w:lastRow="0" w:firstColumn="1" w:lastColumn="0" w:noHBand="0" w:noVBand="1"/>
       </w:tblPr>
@@ -1570,16 +1652,21 @@
         <w:gridCol w:w="7790"/>
       </w:tblGrid>
       <w:tr>
+        <w:trPr>
+          <w:cnfStyle w:val="100000000000" w:firstRow="1" w:lastRow="0" w:firstColumn="0" w:lastColumn="0" w:oddVBand="0" w:evenVBand="0" w:oddHBand="0" w:evenHBand="0" w:firstRowFirstColumn="0" w:firstRowLastColumn="0" w:lastRowFirstColumn="0" w:lastRowLastColumn="0"/>
+          <w:trHeight w:val="340"/>
+        </w:trPr>
         <w:tc>
           <w:tcPr>
+            <w:cnfStyle w:val="001000000000" w:firstRow="0" w:lastRow="0" w:firstColumn="1" w:lastColumn="0" w:oddVBand="0" w:evenVBand="0" w:oddHBand="0" w:evenHBand="0" w:firstRowFirstColumn="0" w:firstRowLastColumn="0" w:lastRowFirstColumn="0" w:lastRowLastColumn="0"/>
             <w:tcW w:w="1838" w:type="dxa"/>
           </w:tcPr>
           <w:p>
             <w:pPr>
               <w:rPr>
                 <w:rFonts w:ascii="Aptos Narrow" w:hAnsi="Aptos Narrow"/>
-                <w:b/>
-                <w:bCs/>
+                <w:b w:val="0"/>
+                <w:bCs w:val="0"/>
                 <w:i/>
                 <w:iCs/>
               </w:rPr>
@@ -1587,8 +1674,6 @@
             <w:r>
               <w:rPr>
                 <w:rFonts w:ascii="Aptos Narrow" w:hAnsi="Aptos Narrow"/>
-                <w:b/>
-                <w:bCs/>
                 <w:i/>
                 <w:iCs/>
               </w:rPr>
@@ -1601,16 +1686,33 @@
             <w:tcW w:w="7790" w:type="dxa"/>
           </w:tcPr>
           <w:p>
+            <w:pPr>
+              <w:cnfStyle w:val="100000000000" w:firstRow="1" w:lastRow="0" w:firstColumn="0" w:lastColumn="0" w:oddVBand="0" w:evenVBand="0" w:oddHBand="0" w:evenHBand="0" w:firstRowFirstColumn="0" w:firstRowLastColumn="0" w:lastRowFirstColumn="0" w:lastRowLastColumn="0"/>
+              <w:rPr>
+                <w:b w:val="0"/>
+                <w:bCs w:val="0"/>
+              </w:rPr>
+            </w:pPr>
             <w:r>
+              <w:rPr>
+                <w:b w:val="0"/>
+                <w:bCs w:val="0"/>
+              </w:rPr>
               <w:t>Visualizza la lista di file nella directory corrente</w:t>
             </w:r>
           </w:p>
         </w:tc>
       </w:tr>
       <w:tr>
+        <w:trPr>
+          <w:cnfStyle w:val="000000100000" w:firstRow="0" w:lastRow="0" w:firstColumn="0" w:lastColumn="0" w:oddVBand="0" w:evenVBand="0" w:oddHBand="1" w:evenHBand="0" w:firstRowFirstColumn="0" w:firstRowLastColumn="0" w:lastRowFirstColumn="0" w:lastRowLastColumn="0"/>
+          <w:trHeight w:val="340"/>
+        </w:trPr>
         <w:tc>
           <w:tcPr>
+            <w:cnfStyle w:val="001000000000" w:firstRow="0" w:lastRow="0" w:firstColumn="1" w:lastColumn="0" w:oddVBand="0" w:evenVBand="0" w:oddHBand="0" w:evenHBand="0" w:firstRowFirstColumn="0" w:firstRowLastColumn="0" w:lastRowFirstColumn="0" w:lastRowLastColumn="0"/>
             <w:tcW w:w="1838" w:type="dxa"/>
+            <w:shd w:val="clear" w:color="auto" w:fill="D9D9D9" w:themeFill="background1" w:themeFillShade="D9"/>
           </w:tcPr>
           <w:p>
             <w:pPr>
@@ -1622,9 +1724,63 @@
             </w:pPr>
             <w:r>
               <w:rPr>
+                <w:rFonts w:ascii="Aptos Narrow" w:hAnsi="Aptos Narrow" w:cstheme="minorHAnsi"/>
+                <w:i/>
+                <w:iCs/>
+              </w:rPr>
+              <w:t>ln</w:t>
+            </w:r>
+          </w:p>
+        </w:tc>
+        <w:tc>
+          <w:tcPr>
+            <w:tcW w:w="7790" w:type="dxa"/>
+            <w:shd w:val="clear" w:color="auto" w:fill="D9D9D9" w:themeFill="background1" w:themeFillShade="D9"/>
+          </w:tcPr>
+          <w:p>
+            <w:pPr>
+              <w:cnfStyle w:val="000000100000" w:firstRow="0" w:lastRow="0" w:firstColumn="0" w:lastColumn="0" w:oddVBand="0" w:evenVBand="0" w:oddHBand="1" w:evenHBand="0" w:firstRowFirstColumn="0" w:firstRowLastColumn="0" w:lastRowFirstColumn="0" w:lastRowLastColumn="0"/>
+              <w:rPr>
+                <w:lang w:val="en-GB"/>
+              </w:rPr>
+            </w:pPr>
+            <w:r>
+              <w:rPr>
+                <w:lang w:val="en-GB"/>
+              </w:rPr>
+              <w:t>Crea link per la directory co</w:t>
+            </w:r>
+            <w:r>
+              <w:rPr>
+                <w:lang w:val="en-GB"/>
+              </w:rPr>
+              <w:t>rrente</w:t>
+            </w:r>
+          </w:p>
+        </w:tc>
+      </w:tr>
+      <w:tr>
+        <w:trPr>
+          <w:trHeight w:val="340"/>
+        </w:trPr>
+        <w:tc>
+          <w:tcPr>
+            <w:cnfStyle w:val="001000000000" w:firstRow="0" w:lastRow="0" w:firstColumn="1" w:lastColumn="0" w:oddVBand="0" w:evenVBand="0" w:oddHBand="0" w:evenHBand="0" w:firstRowFirstColumn="0" w:firstRowLastColumn="0" w:lastRowFirstColumn="0" w:lastRowLastColumn="0"/>
+            <w:tcW w:w="1838" w:type="dxa"/>
+          </w:tcPr>
+          <w:p>
+            <w:pPr>
+              <w:rPr>
                 <w:rFonts w:ascii="Aptos Narrow" w:hAnsi="Aptos Narrow"/>
-                <w:b/>
-                <w:bCs/>
+                <w:b w:val="0"/>
+                <w:bCs w:val="0"/>
+                <w:i/>
+                <w:iCs/>
+              </w:rPr>
+            </w:pPr>
+            <w:r>
+              <w:rPr>
+                <w:rFonts w:ascii="Aptos Narrow" w:hAnsi="Aptos Narrow"/>
                 <w:i/>
                 <w:iCs/>
               </w:rPr>
@@ -1633,8 +1789,6 @@
             <w:r>
               <w:rPr>
                 <w:rFonts w:ascii="Aptos Narrow" w:hAnsi="Aptos Narrow"/>
-                <w:b/>
-                <w:bCs/>
                 <w:i/>
                 <w:iCs/>
               </w:rPr>
@@ -1647,6 +1801,9 @@
             <w:tcW w:w="7790" w:type="dxa"/>
           </w:tcPr>
           <w:p>
+            <w:pPr>
+              <w:cnfStyle w:val="000000000000" w:firstRow="0" w:lastRow="0" w:firstColumn="0" w:lastColumn="0" w:oddVBand="0" w:evenVBand="0" w:oddHBand="0" w:evenHBand="0" w:firstRowFirstColumn="0" w:firstRowLastColumn="0" w:lastRowFirstColumn="0" w:lastRowLastColumn="0"/>
+            </w:pPr>
             <w:r>
               <w:t>Seguito dal nome di una directory, serve a spostarsi nella directory scelta</w:t>
             </w:r>
@@ -1654,16 +1811,22 @@
         </w:tc>
       </w:tr>
       <w:tr>
+        <w:trPr>
+          <w:cnfStyle w:val="000000100000" w:firstRow="0" w:lastRow="0" w:firstColumn="0" w:lastColumn="0" w:oddVBand="0" w:evenVBand="0" w:oddHBand="1" w:evenHBand="0" w:firstRowFirstColumn="0" w:firstRowLastColumn="0" w:lastRowFirstColumn="0" w:lastRowLastColumn="0"/>
+          <w:trHeight w:val="340"/>
+        </w:trPr>
         <w:tc>
           <w:tcPr>
+            <w:cnfStyle w:val="001000000000" w:firstRow="0" w:lastRow="0" w:firstColumn="1" w:lastColumn="0" w:oddVBand="0" w:evenVBand="0" w:oddHBand="0" w:evenHBand="0" w:firstRowFirstColumn="0" w:firstRowLastColumn="0" w:lastRowFirstColumn="0" w:lastRowLastColumn="0"/>
             <w:tcW w:w="1838" w:type="dxa"/>
+            <w:shd w:val="clear" w:color="auto" w:fill="D9D9D9" w:themeFill="background1" w:themeFillShade="D9"/>
           </w:tcPr>
           <w:p>
             <w:pPr>
               <w:rPr>
                 <w:rFonts w:ascii="Aptos Narrow" w:hAnsi="Aptos Narrow"/>
-                <w:b/>
-                <w:bCs/>
+                <w:b w:val="0"/>
+                <w:bCs w:val="0"/>
                 <w:i/>
                 <w:iCs/>
               </w:rPr>
@@ -1671,8 +1834,6 @@
             <w:r>
               <w:rPr>
                 <w:rFonts w:ascii="Aptos Narrow" w:hAnsi="Aptos Narrow"/>
-                <w:b/>
-                <w:bCs/>
                 <w:i/>
                 <w:iCs/>
               </w:rPr>
@@ -1683,8 +1844,12 @@
         <w:tc>
           <w:tcPr>
             <w:tcW w:w="7790" w:type="dxa"/>
+            <w:shd w:val="clear" w:color="auto" w:fill="D9D9D9" w:themeFill="background1" w:themeFillShade="D9"/>
           </w:tcPr>
           <w:p>
+            <w:pPr>
+              <w:cnfStyle w:val="000000100000" w:firstRow="0" w:lastRow="0" w:firstColumn="0" w:lastColumn="0" w:oddVBand="0" w:evenVBand="0" w:oddHBand="1" w:evenHBand="0" w:firstRowFirstColumn="0" w:firstRowLastColumn="0" w:lastRowFirstColumn="0" w:lastRowLastColumn="0"/>
+            </w:pPr>
             <w:r>
               <w:t>Seguito dal nome di una directory inesistente, ne crea una con quel nome</w:t>
             </w:r>
@@ -1692,16 +1857,20 @@
         </w:tc>
       </w:tr>
       <w:tr>
+        <w:trPr>
+          <w:trHeight w:val="340"/>
+        </w:trPr>
         <w:tc>
           <w:tcPr>
+            <w:cnfStyle w:val="001000000000" w:firstRow="0" w:lastRow="0" w:firstColumn="1" w:lastColumn="0" w:oddVBand="0" w:evenVBand="0" w:oddHBand="0" w:evenHBand="0" w:firstRowFirstColumn="0" w:firstRowLastColumn="0" w:lastRowFirstColumn="0" w:lastRowLastColumn="0"/>
             <w:tcW w:w="1838" w:type="dxa"/>
           </w:tcPr>
           <w:p>
             <w:pPr>
               <w:rPr>
                 <w:rFonts w:ascii="Aptos Narrow" w:hAnsi="Aptos Narrow"/>
-                <w:b/>
-                <w:bCs/>
+                <w:b w:val="0"/>
+                <w:bCs w:val="0"/>
                 <w:i/>
                 <w:iCs/>
               </w:rPr>
@@ -1709,8 +1878,6 @@
             <w:r>
               <w:rPr>
                 <w:rFonts w:ascii="Aptos Narrow" w:hAnsi="Aptos Narrow"/>
-                <w:b/>
-                <w:bCs/>
                 <w:i/>
                 <w:iCs/>
               </w:rPr>
@@ -1723,6 +1890,9 @@
             <w:tcW w:w="7790" w:type="dxa"/>
           </w:tcPr>
           <w:p>
+            <w:pPr>
+              <w:cnfStyle w:val="000000000000" w:firstRow="0" w:lastRow="0" w:firstColumn="0" w:lastColumn="0" w:oddVBand="0" w:evenVBand="0" w:oddHBand="0" w:evenHBand="0" w:firstRowFirstColumn="0" w:firstRowLastColumn="0" w:lastRowFirstColumn="0" w:lastRowLastColumn="0"/>
+            </w:pPr>
             <w:r>
               <w:t>Seguito dal nome di una directory già esistente, la elimina</w:t>
             </w:r>
@@ -1730,16 +1900,22 @@
         </w:tc>
       </w:tr>
       <w:tr>
+        <w:trPr>
+          <w:cnfStyle w:val="000000100000" w:firstRow="0" w:lastRow="0" w:firstColumn="0" w:lastColumn="0" w:oddVBand="0" w:evenVBand="0" w:oddHBand="1" w:evenHBand="0" w:firstRowFirstColumn="0" w:firstRowLastColumn="0" w:lastRowFirstColumn="0" w:lastRowLastColumn="0"/>
+          <w:trHeight w:val="340"/>
+        </w:trPr>
         <w:tc>
           <w:tcPr>
+            <w:cnfStyle w:val="001000000000" w:firstRow="0" w:lastRow="0" w:firstColumn="1" w:lastColumn="0" w:oddVBand="0" w:evenVBand="0" w:oddHBand="0" w:evenHBand="0" w:firstRowFirstColumn="0" w:firstRowLastColumn="0" w:lastRowFirstColumn="0" w:lastRowLastColumn="0"/>
             <w:tcW w:w="1838" w:type="dxa"/>
+            <w:shd w:val="clear" w:color="auto" w:fill="D9D9D9" w:themeFill="background1" w:themeFillShade="D9"/>
           </w:tcPr>
           <w:p>
             <w:pPr>
               <w:rPr>
                 <w:rFonts w:ascii="Aptos Narrow" w:hAnsi="Aptos Narrow"/>
-                <w:b/>
-                <w:bCs/>
+                <w:b w:val="0"/>
+                <w:bCs w:val="0"/>
                 <w:i/>
                 <w:iCs/>
               </w:rPr>
@@ -1747,8 +1923,6 @@
             <w:r>
               <w:rPr>
                 <w:rFonts w:ascii="Aptos Narrow" w:hAnsi="Aptos Narrow"/>
-                <w:b/>
-                <w:bCs/>
                 <w:i/>
                 <w:iCs/>
               </w:rPr>
@@ -1759,8 +1933,12 @@
         <w:tc>
           <w:tcPr>
             <w:tcW w:w="7790" w:type="dxa"/>
+            <w:shd w:val="clear" w:color="auto" w:fill="D9D9D9" w:themeFill="background1" w:themeFillShade="D9"/>
           </w:tcPr>
           <w:p>
+            <w:pPr>
+              <w:cnfStyle w:val="000000100000" w:firstRow="0" w:lastRow="0" w:firstColumn="0" w:lastColumn="0" w:oddVBand="0" w:evenVBand="0" w:oddHBand="1" w:evenHBand="0" w:firstRowFirstColumn="0" w:firstRowLastColumn="0" w:lastRowFirstColumn="0" w:lastRowLastColumn="0"/>
+            </w:pPr>
             <w:r>
               <w:t>Visualizza qual è la directory corrente</w:t>
             </w:r>
@@ -1768,16 +1946,18 @@
         </w:tc>
       </w:tr>
       <w:tr>
+        <w:trPr>
+          <w:trHeight w:val="340"/>
+        </w:trPr>
         <w:tc>
           <w:tcPr>
+            <w:cnfStyle w:val="001000000000" w:firstRow="0" w:lastRow="0" w:firstColumn="1" w:lastColumn="0" w:oddVBand="0" w:evenVBand="0" w:oddHBand="0" w:evenHBand="0" w:firstRowFirstColumn="0" w:firstRowLastColumn="0" w:lastRowFirstColumn="0" w:lastRowLastColumn="0"/>
             <w:tcW w:w="1838" w:type="dxa"/>
           </w:tcPr>
           <w:p>
             <w:pPr>
               <w:rPr>
                 <w:rFonts w:ascii="Aptos Narrow" w:hAnsi="Aptos Narrow"/>
-                <w:b/>
-                <w:bCs/>
                 <w:i/>
                 <w:iCs/>
               </w:rPr>
@@ -1785,8 +1965,6 @@
             <w:r>
               <w:rPr>
                 <w:rFonts w:ascii="Aptos Narrow" w:hAnsi="Aptos Narrow"/>
-                <w:b/>
-                <w:bCs/>
                 <w:i/>
                 <w:iCs/>
               </w:rPr>
@@ -1795,20 +1973,20 @@
             <w:r>
               <w:rPr>
                 <w:rFonts w:ascii="Aptos Narrow" w:hAnsi="Aptos Narrow"/>
+                <w:b w:val="0"/>
+                <w:bCs w:val="0"/>
                 <w:i/>
                 <w:iCs/>
               </w:rPr>
-              <w:t xml:space="preserve">o </w:t>
+              <w:t>o</w:t>
             </w:r>
             <w:r>
               <w:rPr>
                 <w:rFonts w:ascii="Aptos Narrow" w:hAnsi="Aptos Narrow"/>
-                <w:b/>
-                <w:bCs/>
                 <w:i/>
                 <w:iCs/>
               </w:rPr>
-              <w:t>logout</w:t>
+              <w:t xml:space="preserve"> logout</w:t>
             </w:r>
           </w:p>
         </w:tc>
@@ -1817,8 +1995,225 @@
             <w:tcW w:w="7790" w:type="dxa"/>
           </w:tcPr>
           <w:p>
+            <w:pPr>
+              <w:cnfStyle w:val="000000000000" w:firstRow="0" w:lastRow="0" w:firstColumn="0" w:lastColumn="0" w:oddVBand="0" w:evenVBand="0" w:oddHBand="0" w:evenHBand="0" w:firstRowFirstColumn="0" w:firstRowLastColumn="0" w:lastRowFirstColumn="0" w:lastRowLastColumn="0"/>
+            </w:pPr>
             <w:r>
               <w:t>Lascia la sessione</w:t>
+            </w:r>
+          </w:p>
+        </w:tc>
+      </w:tr>
+      <w:tr>
+        <w:trPr>
+          <w:cnfStyle w:val="000000100000" w:firstRow="0" w:lastRow="0" w:firstColumn="0" w:lastColumn="0" w:oddVBand="0" w:evenVBand="0" w:oddHBand="1" w:evenHBand="0" w:firstRowFirstColumn="0" w:firstRowLastColumn="0" w:lastRowFirstColumn="0" w:lastRowLastColumn="0"/>
+          <w:trHeight w:val="340"/>
+        </w:trPr>
+        <w:tc>
+          <w:tcPr>
+            <w:cnfStyle w:val="001000000000" w:firstRow="0" w:lastRow="0" w:firstColumn="1" w:lastColumn="0" w:oddVBand="0" w:evenVBand="0" w:oddHBand="0" w:evenHBand="0" w:firstRowFirstColumn="0" w:firstRowLastColumn="0" w:lastRowFirstColumn="0" w:lastRowLastColumn="0"/>
+            <w:tcW w:w="1838" w:type="dxa"/>
+            <w:shd w:val="clear" w:color="auto" w:fill="D9D9D9" w:themeFill="background1" w:themeFillShade="D9"/>
+          </w:tcPr>
+          <w:p>
+            <w:pPr>
+              <w:rPr>
+                <w:rFonts w:ascii="Aptos Narrow" w:hAnsi="Aptos Narrow"/>
+                <w:i/>
+                <w:iCs/>
+              </w:rPr>
+            </w:pPr>
+            <w:r>
+              <w:rPr>
+                <w:rFonts w:ascii="Aptos Narrow" w:hAnsi="Aptos Narrow"/>
+                <w:i/>
+                <w:iCs/>
+              </w:rPr>
+              <w:t>file</w:t>
+            </w:r>
+          </w:p>
+        </w:tc>
+        <w:tc>
+          <w:tcPr>
+            <w:tcW w:w="7790" w:type="dxa"/>
+            <w:shd w:val="clear" w:color="auto" w:fill="D9D9D9" w:themeFill="background1" w:themeFillShade="D9"/>
+          </w:tcPr>
+          <w:p>
+            <w:pPr>
+              <w:cnfStyle w:val="000000100000" w:firstRow="0" w:lastRow="0" w:firstColumn="0" w:lastColumn="0" w:oddVBand="0" w:evenVBand="0" w:oddHBand="1" w:evenHBand="0" w:firstRowFirstColumn="0" w:firstRowLastColumn="0" w:lastRowFirstColumn="0" w:lastRowLastColumn="0"/>
+            </w:pPr>
+            <w:r>
+              <w:t>Seguito dal nome del file, consente di vederne le informazioni</w:t>
+            </w:r>
+          </w:p>
+        </w:tc>
+      </w:tr>
+      <w:tr>
+        <w:trPr>
+          <w:trHeight w:val="340"/>
+        </w:trPr>
+        <w:tc>
+          <w:tcPr>
+            <w:cnfStyle w:val="001000000000" w:firstRow="0" w:lastRow="0" w:firstColumn="1" w:lastColumn="0" w:oddVBand="0" w:evenVBand="0" w:oddHBand="0" w:evenHBand="0" w:firstRowFirstColumn="0" w:firstRowLastColumn="0" w:lastRowFirstColumn="0" w:lastRowLastColumn="0"/>
+            <w:tcW w:w="1838" w:type="dxa"/>
+          </w:tcPr>
+          <w:p>
+            <w:pPr>
+              <w:rPr>
+                <w:rFonts w:ascii="Aptos Narrow" w:hAnsi="Aptos Narrow"/>
+                <w:i/>
+                <w:iCs/>
+              </w:rPr>
+            </w:pPr>
+            <w:r>
+              <w:rPr>
+                <w:rFonts w:ascii="Aptos Narrow" w:hAnsi="Aptos Narrow"/>
+                <w:i/>
+                <w:iCs/>
+              </w:rPr>
+              <w:t>cat</w:t>
+            </w:r>
+          </w:p>
+        </w:tc>
+        <w:tc>
+          <w:tcPr>
+            <w:tcW w:w="7790" w:type="dxa"/>
+          </w:tcPr>
+          <w:p>
+            <w:pPr>
+              <w:cnfStyle w:val="000000000000" w:firstRow="0" w:lastRow="0" w:firstColumn="0" w:lastColumn="0" w:oddVBand="0" w:evenVBand="0" w:oddHBand="0" w:evenHBand="0" w:firstRowFirstColumn="0" w:firstRowLastColumn="0" w:lastRowFirstColumn="0" w:lastRowLastColumn="0"/>
+            </w:pPr>
+            <w:r>
+              <w:t>Seguito dal nome del file, consente di visualizzarne il contenuto senza aprirlo</w:t>
+            </w:r>
+          </w:p>
+        </w:tc>
+      </w:tr>
+      <w:tr>
+        <w:trPr>
+          <w:cnfStyle w:val="000000100000" w:firstRow="0" w:lastRow="0" w:firstColumn="0" w:lastColumn="0" w:oddVBand="0" w:evenVBand="0" w:oddHBand="1" w:evenHBand="0" w:firstRowFirstColumn="0" w:firstRowLastColumn="0" w:lastRowFirstColumn="0" w:lastRowLastColumn="0"/>
+          <w:trHeight w:val="340"/>
+        </w:trPr>
+        <w:tc>
+          <w:tcPr>
+            <w:cnfStyle w:val="001000000000" w:firstRow="0" w:lastRow="0" w:firstColumn="1" w:lastColumn="0" w:oddVBand="0" w:evenVBand="0" w:oddHBand="0" w:evenHBand="0" w:firstRowFirstColumn="0" w:firstRowLastColumn="0" w:lastRowFirstColumn="0" w:lastRowLastColumn="0"/>
+            <w:tcW w:w="1838" w:type="dxa"/>
+            <w:shd w:val="clear" w:color="auto" w:fill="D9D9D9" w:themeFill="background1" w:themeFillShade="D9"/>
+          </w:tcPr>
+          <w:p>
+            <w:pPr>
+              <w:rPr>
+                <w:rFonts w:ascii="Aptos Narrow" w:hAnsi="Aptos Narrow"/>
+                <w:i/>
+                <w:iCs/>
+              </w:rPr>
+            </w:pPr>
+            <w:r>
+              <w:rPr>
+                <w:rFonts w:ascii="Aptos Narrow" w:hAnsi="Aptos Narrow"/>
+                <w:i/>
+                <w:iCs/>
+              </w:rPr>
+              <w:t>man command</w:t>
+            </w:r>
+          </w:p>
+        </w:tc>
+        <w:tc>
+          <w:tcPr>
+            <w:tcW w:w="7790" w:type="dxa"/>
+            <w:shd w:val="clear" w:color="auto" w:fill="D9D9D9" w:themeFill="background1" w:themeFillShade="D9"/>
+          </w:tcPr>
+          <w:p>
+            <w:pPr>
+              <w:cnfStyle w:val="000000100000" w:firstRow="0" w:lastRow="0" w:firstColumn="0" w:lastColumn="0" w:oddVBand="0" w:evenVBand="0" w:oddHBand="1" w:evenHBand="0" w:firstRowFirstColumn="0" w:firstRowLastColumn="0" w:lastRowFirstColumn="0" w:lastRowLastColumn="0"/>
+            </w:pPr>
+            <w:r>
+              <w:t>Legge le pagine manuale su command</w:t>
+            </w:r>
+          </w:p>
+        </w:tc>
+      </w:tr>
+      <w:tr>
+        <w:trPr>
+          <w:trHeight w:val="340"/>
+        </w:trPr>
+        <w:tc>
+          <w:tcPr>
+            <w:cnfStyle w:val="001000000000" w:firstRow="0" w:lastRow="0" w:firstColumn="1" w:lastColumn="0" w:oddVBand="0" w:evenVBand="0" w:oddHBand="0" w:evenHBand="0" w:firstRowFirstColumn="0" w:firstRowLastColumn="0" w:lastRowFirstColumn="0" w:lastRowLastColumn="0"/>
+            <w:tcW w:w="1838" w:type="dxa"/>
+          </w:tcPr>
+          <w:p>
+            <w:pPr>
+              <w:rPr>
+                <w:rFonts w:ascii="Aptos Narrow" w:hAnsi="Aptos Narrow"/>
+                <w:i/>
+                <w:iCs/>
+              </w:rPr>
+            </w:pPr>
+            <w:r>
+              <w:rPr>
+                <w:rFonts w:ascii="Aptos Narrow" w:hAnsi="Aptos Narrow"/>
+                <w:i/>
+                <w:iCs/>
+              </w:rPr>
+              <w:t>info command</w:t>
+            </w:r>
+          </w:p>
+        </w:tc>
+        <w:tc>
+          <w:tcPr>
+            <w:tcW w:w="7790" w:type="dxa"/>
+          </w:tcPr>
+          <w:p>
+            <w:pPr>
+              <w:cnfStyle w:val="000000000000" w:firstRow="0" w:lastRow="0" w:firstColumn="0" w:lastColumn="0" w:oddVBand="0" w:evenVBand="0" w:oddHBand="0" w:evenHBand="0" w:firstRowFirstColumn="0" w:firstRowLastColumn="0" w:lastRowFirstColumn="0" w:lastRowLastColumn="0"/>
+            </w:pPr>
+            <w:r>
+              <w:t>Legge le pagine manuale su command</w:t>
+            </w:r>
+          </w:p>
+        </w:tc>
+      </w:tr>
+      <w:tr>
+        <w:trPr>
+          <w:cnfStyle w:val="000000100000" w:firstRow="0" w:lastRow="0" w:firstColumn="0" w:lastColumn="0" w:oddVBand="0" w:evenVBand="0" w:oddHBand="1" w:evenHBand="0" w:firstRowFirstColumn="0" w:firstRowLastColumn="0" w:lastRowFirstColumn="0" w:lastRowLastColumn="0"/>
+          <w:trHeight w:val="340"/>
+        </w:trPr>
+        <w:tc>
+          <w:tcPr>
+            <w:cnfStyle w:val="001000000000" w:firstRow="0" w:lastRow="0" w:firstColumn="1" w:lastColumn="0" w:oddVBand="0" w:evenVBand="0" w:oddHBand="0" w:evenHBand="0" w:firstRowFirstColumn="0" w:firstRowLastColumn="0" w:lastRowFirstColumn="0" w:lastRowLastColumn="0"/>
+            <w:tcW w:w="1838" w:type="dxa"/>
+            <w:shd w:val="clear" w:color="auto" w:fill="D9D9D9" w:themeFill="background1" w:themeFillShade="D9"/>
+          </w:tcPr>
+          <w:p>
+            <w:pPr>
+              <w:rPr>
+                <w:rFonts w:ascii="Aptos Narrow" w:hAnsi="Aptos Narrow"/>
+                <w:i/>
+                <w:iCs/>
+              </w:rPr>
+            </w:pPr>
+            <w:r>
+              <w:rPr>
+                <w:rFonts w:ascii="Aptos Narrow" w:hAnsi="Aptos Narrow"/>
+                <w:i/>
+                <w:iCs/>
+              </w:rPr>
+              <w:t>passwd</w:t>
+            </w:r>
+          </w:p>
+        </w:tc>
+        <w:tc>
+          <w:tcPr>
+            <w:tcW w:w="7790" w:type="dxa"/>
+            <w:shd w:val="clear" w:color="auto" w:fill="D9D9D9" w:themeFill="background1" w:themeFillShade="D9"/>
+          </w:tcPr>
+          <w:p>
+            <w:pPr>
+              <w:cnfStyle w:val="000000100000" w:firstRow="0" w:lastRow="0" w:firstColumn="0" w:lastColumn="0" w:oddVBand="0" w:evenVBand="0" w:oddHBand="1" w:evenHBand="0" w:firstRowFirstColumn="0" w:firstRowLastColumn="0" w:lastRowFirstColumn="0" w:lastRowLastColumn="0"/>
+            </w:pPr>
+            <w:r>
+              <w:t>Cambia la password</w:t>
             </w:r>
           </w:p>
         </w:tc>
@@ -1827,16 +2222,197 @@
     <w:p/>
     <w:p>
       <w:r>
-        <w:lastRenderedPageBreak/>
-        <w:t>Nei</w:t>
-      </w:r>
-      <w:r>
-        <w:t xml:space="preserve"> sistemi Unix, tutto è un file, altrimenti è un processo; </w:t>
+        <w:t>Ad</w:t>
+      </w:r>
+      <w:r>
+        <w:t xml:space="preserve"> </w:t>
+      </w:r>
+      <w:r>
+        <w:rPr>
+          <w:b/>
+          <w:i/>
+          <w:iCs/>
+        </w:rPr>
+        <w:t>ls</w:t>
+      </w:r>
+      <w:r>
+        <w:rPr>
+          <w:b/>
+          <w:i/>
+          <w:iCs/>
+        </w:rPr>
+        <w:t xml:space="preserve"> </w:t>
+      </w:r>
+      <w:r>
+        <w:t>è possibile aggiungere</w:t>
+      </w:r>
+      <w:r>
+        <w:t xml:space="preserve"> delle estensioni, ovvero:</w:t>
       </w:r>
     </w:p>
     <w:p>
-      <w:r>
-        <w:t>I tipi principali di file sono:</w:t>
+      <w:pPr>
+        <w:rPr>
+          <w:iCs/>
+        </w:rPr>
+      </w:pPr>
+      <w:r>
+        <w:rPr>
+          <w:b/>
+          <w:i/>
+          <w:iCs/>
+        </w:rPr>
+        <w:t>-a</w:t>
+      </w:r>
+      <w:r>
+        <w:t xml:space="preserve"> </w:t>
+      </w:r>
+      <w:r>
+        <w:tab/>
+        <w:t xml:space="preserve">mostra </w:t>
+      </w:r>
+      <w:r>
+        <w:t>anche il “contenuto nascosto” nella directory.</w:t>
+      </w:r>
+      <w:r>
+        <w:br/>
+      </w:r>
+      <w:r>
+        <w:rPr>
+          <w:b/>
+          <w:i/>
+          <w:iCs/>
+        </w:rPr>
+        <w:t>-</w:t>
+      </w:r>
+      <w:r>
+        <w:rPr>
+          <w:b/>
+          <w:i/>
+          <w:iCs/>
+        </w:rPr>
+        <w:t>l</w:t>
+      </w:r>
+      <w:r>
+        <w:t xml:space="preserve"> </w:t>
+      </w:r>
+      <w:r>
+        <w:tab/>
+        <w:t>visualizza</w:t>
+      </w:r>
+      <w:r>
+        <w:t xml:space="preserve"> il</w:t>
+      </w:r>
+      <w:r>
+        <w:t xml:space="preserve"> </w:t>
+      </w:r>
+      <w:r>
+        <w:t xml:space="preserve">contenuto </w:t>
+      </w:r>
+      <w:r>
+        <w:t>listato</w:t>
+      </w:r>
+      <w:r>
+        <w:t xml:space="preserve"> nella directory</w:t>
+      </w:r>
+      <w:r>
+        <w:t xml:space="preserve"> con le info associate</w:t>
+      </w:r>
+      <w:r>
+        <w:t>.</w:t>
+      </w:r>
+      <w:r>
+        <w:br/>
+      </w:r>
+      <w:r>
+        <w:rPr>
+          <w:b/>
+          <w:i/>
+        </w:rPr>
+        <w:t>-i</w:t>
+      </w:r>
+      <w:r>
+        <w:rPr>
+          <w:b/>
+          <w:i/>
+        </w:rPr>
+        <w:t xml:space="preserve"> </w:t>
+      </w:r>
+      <w:r>
+        <w:rPr>
+          <w:b/>
+          <w:i/>
+        </w:rPr>
+        <w:tab/>
+      </w:r>
+      <w:r>
+        <w:rPr>
+          <w:iCs/>
+        </w:rPr>
+        <w:t>per mostrare l’i-number</w:t>
+      </w:r>
+      <w:r>
+        <w:rPr>
+          <w:iCs/>
+        </w:rPr>
+        <w:br/>
+      </w:r>
+      <w:r>
+        <w:rPr>
+          <w:b/>
+          <w:i/>
+        </w:rPr>
+        <w:t>-t</w:t>
+      </w:r>
+      <w:r>
+        <w:rPr>
+          <w:iCs/>
+        </w:rPr>
+        <w:tab/>
+        <w:t>lista in ordine di ultima modifica</w:t>
+      </w:r>
+      <w:r>
+        <w:rPr>
+          <w:iCs/>
+        </w:rPr>
+        <w:br/>
+      </w:r>
+      <w:r>
+        <w:rPr>
+          <w:b/>
+          <w:i/>
+        </w:rPr>
+        <w:t>-R</w:t>
+      </w:r>
+      <w:r>
+        <w:rPr>
+          <w:iCs/>
+        </w:rPr>
+        <w:tab/>
+        <w:t>visita ricorsivamente le sottodirectory</w:t>
+      </w:r>
+    </w:p>
+    <w:p>
+      <w:r>
+        <w:t xml:space="preserve">Per </w:t>
+      </w:r>
+      <w:r>
+        <w:t>il file system</w:t>
+      </w:r>
+      <w:r>
+        <w:t xml:space="preserve"> in Unix</w:t>
+      </w:r>
+      <w:r>
+        <w:t>,</w:t>
+      </w:r>
+      <w:r>
+        <w:t xml:space="preserve"> tutto è un file, altrimenti è un processo; </w:t>
+      </w:r>
+      <w:r>
+        <w:t xml:space="preserve">i </w:t>
+      </w:r>
+      <w:r>
+        <w:t>tipi principali di file sono:</w:t>
       </w:r>
     </w:p>
     <w:p>
@@ -1887,7 +2463,7 @@
         <w:t xml:space="preserve"> </w:t>
       </w:r>
       <w:r>
-        <w:t>…</w:t>
+        <w:t>Tutti i classici file esistenti (txt, exe, …).</w:t>
       </w:r>
     </w:p>
     <w:p>
@@ -1989,11 +2565,264 @@
     </w:p>
     <w:p>
       <w:r>
-        <w:t>PERCORSO ASSOLUTO: arrivare al file da root</w:t>
+        <w:t>Quando viene effettuata una richiesta alle informazioni di un file, Unix fornisce:</w:t>
       </w:r>
       <w:r>
         <w:br/>
-        <w:t>PERCORSO RELATVO: arrivare al file da un dato punto (solitamente da dove ci troviamo)</w:t>
+        <w:t>Tipo (ordinario, directory, speciale), Posizione, Dimensione, Numero di links</w:t>
+      </w:r>
+      <w:r>
+        <w:t xml:space="preserve"> (i vari filename che i file possono avere, ma un solo i-number),</w:t>
+      </w:r>
+      <w:r>
+        <w:t xml:space="preserve"> Proprietario, Permessi, Creazione (data), Modifica (data modifica più recente), Accesso (accesso più recente).</w:t>
+      </w:r>
+    </w:p>
+    <w:p>
+      <w:r>
+        <w:t xml:space="preserve">Quando parliamo di posizione, ci riferiamo al </w:t>
+      </w:r>
+      <w:r>
+        <w:rPr>
+          <w:b/>
+          <w:i/>
+          <w:iCs/>
+        </w:rPr>
+        <w:t>path</w:t>
+      </w:r>
+      <w:r>
+        <w:t xml:space="preserve"> del file, ovvero il percorso per arrivare a quel determinato file; esistono due tipi di percorso:</w:t>
+      </w:r>
+    </w:p>
+    <w:p>
+      <w:pPr>
+        <w:pStyle w:val="Paragrafoelenco"/>
+        <w:numPr>
+          <w:ilvl w:val="0"/>
+          <w:numId w:val="51"/>
+        </w:numPr>
+      </w:pPr>
+      <w:r>
+        <w:rPr>
+          <w:i/>
+          <w:iCs/>
+        </w:rPr>
+        <w:t>Path assoluto</w:t>
+      </w:r>
+      <w:r>
+        <w:t xml:space="preserve">: </w:t>
+      </w:r>
+      <w:r>
+        <w:t xml:space="preserve">percorso per arrivare al file partendo dalla </w:t>
+      </w:r>
+      <w:r>
+        <w:rPr>
+          <w:i/>
+          <w:iCs/>
+        </w:rPr>
+        <w:t>root.</w:t>
+      </w:r>
+    </w:p>
+    <w:p>
+      <w:pPr>
+        <w:pStyle w:val="Paragrafoelenco"/>
+        <w:numPr>
+          <w:ilvl w:val="0"/>
+          <w:numId w:val="51"/>
+        </w:numPr>
+      </w:pPr>
+      <w:r>
+        <w:rPr>
+          <w:i/>
+          <w:iCs/>
+        </w:rPr>
+        <w:t>Path relativo</w:t>
+      </w:r>
+      <w:r>
+        <w:t>:</w:t>
+      </w:r>
+      <w:r>
+        <w:t xml:space="preserve"> percorso per</w:t>
+      </w:r>
+      <w:r>
+        <w:t xml:space="preserve"> arrivare al file </w:t>
+      </w:r>
+      <w:r>
+        <w:t xml:space="preserve">partendo </w:t>
+      </w:r>
+      <w:r>
+        <w:t>da un</w:t>
+      </w:r>
+      <w:r>
+        <w:t xml:space="preserve"> certo punto</w:t>
+      </w:r>
+      <w:r>
+        <w:t xml:space="preserve"> (solitamente da</w:t>
+      </w:r>
+      <w:r>
+        <w:t>lla</w:t>
+      </w:r>
+      <w:r>
+        <w:t xml:space="preserve"> </w:t>
+      </w:r>
+      <w:r>
+        <w:t>posizione corrente</w:t>
+      </w:r>
+      <w:r>
+        <w:t>)</w:t>
+      </w:r>
+      <w:r>
+        <w:t>. Questo è il path scelto di “default” nello sviluppo di software.</w:t>
+      </w:r>
+    </w:p>
+    <w:p>
+      <w:r>
+        <w:t xml:space="preserve">Se un </w:t>
+      </w:r>
+      <w:r>
+        <w:rPr>
+          <w:i/>
+          <w:iCs/>
+        </w:rPr>
+        <w:t>path</w:t>
+      </w:r>
+      <w:r>
+        <w:t xml:space="preserve"> inizia per “</w:t>
+      </w:r>
+      <w:r>
+        <w:t xml:space="preserve"> </w:t>
+      </w:r>
+      <w:r>
+        <w:t>/</w:t>
+      </w:r>
+      <w:r>
+        <w:t xml:space="preserve"> </w:t>
+      </w:r>
+      <w:r>
+        <w:t xml:space="preserve">” allora si tratta di un </w:t>
+      </w:r>
+      <w:r>
+        <w:rPr>
+          <w:i/>
+          <w:iCs/>
+        </w:rPr>
+        <w:t>path</w:t>
+      </w:r>
+      <w:r>
+        <w:t xml:space="preserve"> </w:t>
+      </w:r>
+      <w:r>
+        <w:rPr>
+          <w:i/>
+          <w:iCs/>
+        </w:rPr>
+        <w:t>assoluto</w:t>
+      </w:r>
+      <w:r>
+        <w:t>, altrimenti sarà relativo (e inizierà con la directory di partenza del percorso). Ad esempio “</w:t>
+      </w:r>
+      <w:r>
+        <w:rPr>
+          <w:i/>
+          <w:iCs/>
+        </w:rPr>
+        <w:t>/dir1/dir2/dir3/file1”</w:t>
+      </w:r>
+      <w:r>
+        <w:t xml:space="preserve"> è un </w:t>
+      </w:r>
+      <w:r>
+        <w:rPr>
+          <w:i/>
+          <w:iCs/>
+        </w:rPr>
+        <w:t>path assoluto</w:t>
+      </w:r>
+      <w:r>
+        <w:t xml:space="preserve">. </w:t>
+      </w:r>
+    </w:p>
+    <w:p>
+      <w:r>
+        <w:lastRenderedPageBreak/>
+        <w:t>All’interno di una directory, anche se vuota, avremo sempre almeno due elementi: “ . “ (sé stessa) e “ .. “ (la directory padre). Il contenuto delle directory sono delle coppie (</w:t>
+      </w:r>
+      <w:r>
+        <w:rPr>
+          <w:i/>
+          <w:iCs/>
+        </w:rPr>
+        <w:t>filename</w:t>
+      </w:r>
+      <w:r>
+        <w:t xml:space="preserve"> e </w:t>
+      </w:r>
+      <w:r>
+        <w:rPr>
+          <w:i/>
+          <w:iCs/>
+        </w:rPr>
+        <w:t>i-number</w:t>
+      </w:r>
+      <w:r>
+        <w:t>).</w:t>
+      </w:r>
+    </w:p>
+    <w:p>
+      <w:r>
+        <w:t xml:space="preserve">La </w:t>
+      </w:r>
+      <w:r>
+        <w:rPr>
+          <w:i/>
+          <w:iCs/>
+        </w:rPr>
+        <w:t>shell</w:t>
+      </w:r>
+      <w:r>
+        <w:t xml:space="preserve"> opera, ad ogni istante, nella directory corrente, detta </w:t>
+      </w:r>
+      <w:r>
+        <w:rPr>
+          <w:b/>
+          <w:i/>
+          <w:iCs/>
+        </w:rPr>
+        <w:t>working director</w:t>
+      </w:r>
+      <w:r>
+        <w:rPr>
+          <w:b/>
+          <w:i/>
+          <w:iCs/>
+        </w:rPr>
+        <w:t>y</w:t>
+      </w:r>
+      <w:r>
+        <w:t xml:space="preserve">, se non cambiata (cd); di default, la </w:t>
+      </w:r>
+      <w:r>
+        <w:rPr>
+          <w:i/>
+          <w:iCs/>
+        </w:rPr>
+        <w:t>working directory</w:t>
+      </w:r>
+      <w:r>
+        <w:t xml:space="preserve"> è la </w:t>
+      </w:r>
+      <w:r>
+        <w:rPr>
+          <w:i/>
+          <w:iCs/>
+        </w:rPr>
+        <w:t>home directory</w:t>
+      </w:r>
+      <w:r>
+        <w:t xml:space="preserve"> dell’utente</w:t>
+      </w:r>
+      <w:r>
+        <w:t>, che ha come nome lo username del proprietario: è possibile aggiungere files o subdirectory.</w:t>
       </w:r>
     </w:p>
     <w:p>
@@ -2092,37 +2921,8 @@
     <w:p/>
     <w:p/>
     <w:p>
-      <w:proofErr w:type="spellStart"/>
-      <w:r>
-        <w:t>Chown</w:t>
-      </w:r>
-      <w:proofErr w:type="spellEnd"/>
-      <w:r>
-        <w:t xml:space="preserve"> cambia </w:t>
-      </w:r>
-      <w:proofErr w:type="spellStart"/>
-      <w:r>
-        <w:t>owner</w:t>
-      </w:r>
-      <w:proofErr w:type="spellEnd"/>
-      <w:r>
-        <w:t xml:space="preserve">, </w:t>
-      </w:r>
-      <w:proofErr w:type="spellStart"/>
-      <w:r>
-        <w:t>chgrp</w:t>
-      </w:r>
-      <w:proofErr w:type="spellEnd"/>
-      <w:r>
-        <w:t xml:space="preserve"> cambia gruppo, </w:t>
-      </w:r>
-      <w:proofErr w:type="spellStart"/>
-      <w:r>
-        <w:t>chmod</w:t>
-      </w:r>
-      <w:proofErr w:type="spellEnd"/>
-      <w:r>
-        <w:t xml:space="preserve"> cambia i permessi.</w:t>
+      <w:r>
+        <w:t>Chown cambia owner, chgrp cambia gruppo, chmod cambia i permessi.</w:t>
       </w:r>
     </w:p>
     <w:p>
@@ -6068,6 +6868,119 @@
     </w:lvl>
   </w:abstractNum>
   <w:abstractNum w:abstractNumId="34" w15:restartNumberingAfterBreak="0">
+    <w:nsid w:val="585E6901"/>
+    <w:multiLevelType w:val="hybridMultilevel"/>
+    <w:tmpl w:val="4C805D4A"/>
+    <w:lvl w:ilvl="0" w:tplc="04100001">
+      <w:start w:val="1"/>
+      <w:numFmt w:val="bullet"/>
+      <w:lvlText w:val=""/>
+      <w:lvlJc w:val="left"/>
+      <w:pPr>
+        <w:ind w:left="720" w:hanging="360"/>
+      </w:pPr>
+      <w:rPr>
+        <w:rFonts w:ascii="Symbol" w:hAnsi="Symbol" w:hint="default"/>
+      </w:rPr>
+    </w:lvl>
+    <w:lvl w:ilvl="1" w:tplc="04100003" w:tentative="1">
+      <w:start w:val="1"/>
+      <w:numFmt w:val="bullet"/>
+      <w:lvlText w:val="o"/>
+      <w:lvlJc w:val="left"/>
+      <w:pPr>
+        <w:ind w:left="1440" w:hanging="360"/>
+      </w:pPr>
+      <w:rPr>
+        <w:rFonts w:ascii="Courier New" w:hAnsi="Courier New" w:cs="Courier New" w:hint="default"/>
+      </w:rPr>
+    </w:lvl>
+    <w:lvl w:ilvl="2" w:tplc="04100005" w:tentative="1">
+      <w:start w:val="1"/>
+      <w:numFmt w:val="bullet"/>
+      <w:lvlText w:val=""/>
+      <w:lvlJc w:val="left"/>
+      <w:pPr>
+        <w:ind w:left="2160" w:hanging="360"/>
+      </w:pPr>
+      <w:rPr>
+        <w:rFonts w:ascii="Wingdings" w:hAnsi="Wingdings" w:hint="default"/>
+      </w:rPr>
+    </w:lvl>
+    <w:lvl w:ilvl="3" w:tplc="04100001" w:tentative="1">
+      <w:start w:val="1"/>
+      <w:numFmt w:val="bullet"/>
+      <w:lvlText w:val=""/>
+      <w:lvlJc w:val="left"/>
+      <w:pPr>
+        <w:ind w:left="2880" w:hanging="360"/>
+      </w:pPr>
+      <w:rPr>
+        <w:rFonts w:ascii="Symbol" w:hAnsi="Symbol" w:hint="default"/>
+      </w:rPr>
+    </w:lvl>
+    <w:lvl w:ilvl="4" w:tplc="04100003" w:tentative="1">
+      <w:start w:val="1"/>
+      <w:numFmt w:val="bullet"/>
+      <w:lvlText w:val="o"/>
+      <w:lvlJc w:val="left"/>
+      <w:pPr>
+        <w:ind w:left="3600" w:hanging="360"/>
+      </w:pPr>
+      <w:rPr>
+        <w:rFonts w:ascii="Courier New" w:hAnsi="Courier New" w:cs="Courier New" w:hint="default"/>
+      </w:rPr>
+    </w:lvl>
+    <w:lvl w:ilvl="5" w:tplc="04100005" w:tentative="1">
+      <w:start w:val="1"/>
+      <w:numFmt w:val="bullet"/>
+      <w:lvlText w:val=""/>
+      <w:lvlJc w:val="left"/>
+      <w:pPr>
+        <w:ind w:left="4320" w:hanging="360"/>
+      </w:pPr>
+      <w:rPr>
+        <w:rFonts w:ascii="Wingdings" w:hAnsi="Wingdings" w:hint="default"/>
+      </w:rPr>
+    </w:lvl>
+    <w:lvl w:ilvl="6" w:tplc="04100001" w:tentative="1">
+      <w:start w:val="1"/>
+      <w:numFmt w:val="bullet"/>
+      <w:lvlText w:val=""/>
+      <w:lvlJc w:val="left"/>
+      <w:pPr>
+        <w:ind w:left="5040" w:hanging="360"/>
+      </w:pPr>
+      <w:rPr>
+        <w:rFonts w:ascii="Symbol" w:hAnsi="Symbol" w:hint="default"/>
+      </w:rPr>
+    </w:lvl>
+    <w:lvl w:ilvl="7" w:tplc="04100003" w:tentative="1">
+      <w:start w:val="1"/>
+      <w:numFmt w:val="bullet"/>
+      <w:lvlText w:val="o"/>
+      <w:lvlJc w:val="left"/>
+      <w:pPr>
+        <w:ind w:left="5760" w:hanging="360"/>
+      </w:pPr>
+      <w:rPr>
+        <w:rFonts w:ascii="Courier New" w:hAnsi="Courier New" w:cs="Courier New" w:hint="default"/>
+      </w:rPr>
+    </w:lvl>
+    <w:lvl w:ilvl="8" w:tplc="04100005" w:tentative="1">
+      <w:start w:val="1"/>
+      <w:numFmt w:val="bullet"/>
+      <w:lvlText w:val=""/>
+      <w:lvlJc w:val="left"/>
+      <w:pPr>
+        <w:ind w:left="6480" w:hanging="360"/>
+      </w:pPr>
+      <w:rPr>
+        <w:rFonts w:ascii="Wingdings" w:hAnsi="Wingdings" w:hint="default"/>
+      </w:rPr>
+    </w:lvl>
+  </w:abstractNum>
+  <w:abstractNum w:abstractNumId="35" w15:restartNumberingAfterBreak="0">
     <w:nsid w:val="58A04815"/>
     <w:multiLevelType w:val="hybridMultilevel"/>
     <w:tmpl w:val="23722966"/>
@@ -6180,7 +7093,7 @@
       </w:rPr>
     </w:lvl>
   </w:abstractNum>
-  <w:abstractNum w:abstractNumId="35" w15:restartNumberingAfterBreak="0">
+  <w:abstractNum w:abstractNumId="36" w15:restartNumberingAfterBreak="0">
     <w:nsid w:val="5B97746A"/>
     <w:multiLevelType w:val="hybridMultilevel"/>
     <w:tmpl w:val="C9C40FE0"/>
@@ -6293,7 +7206,7 @@
       </w:rPr>
     </w:lvl>
   </w:abstractNum>
-  <w:abstractNum w:abstractNumId="36" w15:restartNumberingAfterBreak="0">
+  <w:abstractNum w:abstractNumId="37" w15:restartNumberingAfterBreak="0">
     <w:nsid w:val="5C5E3D8C"/>
     <w:multiLevelType w:val="hybridMultilevel"/>
     <w:tmpl w:val="B97097DC"/>
@@ -6406,7 +7319,7 @@
       </w:rPr>
     </w:lvl>
   </w:abstractNum>
-  <w:abstractNum w:abstractNumId="37" w15:restartNumberingAfterBreak="0">
+  <w:abstractNum w:abstractNumId="38" w15:restartNumberingAfterBreak="0">
     <w:nsid w:val="62406EA7"/>
     <w:multiLevelType w:val="hybridMultilevel"/>
     <w:tmpl w:val="B192C9F8"/>
@@ -6519,7 +7432,7 @@
       </w:rPr>
     </w:lvl>
   </w:abstractNum>
-  <w:abstractNum w:abstractNumId="38" w15:restartNumberingAfterBreak="0">
+  <w:abstractNum w:abstractNumId="39" w15:restartNumberingAfterBreak="0">
     <w:nsid w:val="63DE7B75"/>
     <w:multiLevelType w:val="hybridMultilevel"/>
     <w:tmpl w:val="301AA7F2"/>
@@ -6632,7 +7545,7 @@
       </w:rPr>
     </w:lvl>
   </w:abstractNum>
-  <w:abstractNum w:abstractNumId="39" w15:restartNumberingAfterBreak="0">
+  <w:abstractNum w:abstractNumId="40" w15:restartNumberingAfterBreak="0">
     <w:nsid w:val="658A1D16"/>
     <w:multiLevelType w:val="hybridMultilevel"/>
     <w:tmpl w:val="FDA4205E"/>
@@ -6745,7 +7658,7 @@
       </w:rPr>
     </w:lvl>
   </w:abstractNum>
-  <w:abstractNum w:abstractNumId="40" w15:restartNumberingAfterBreak="0">
+  <w:abstractNum w:abstractNumId="41" w15:restartNumberingAfterBreak="0">
     <w:nsid w:val="65954A2D"/>
     <w:multiLevelType w:val="hybridMultilevel"/>
     <w:tmpl w:val="EBC0BF0E"/>
@@ -6858,7 +7771,7 @@
       </w:rPr>
     </w:lvl>
   </w:abstractNum>
-  <w:abstractNum w:abstractNumId="41" w15:restartNumberingAfterBreak="0">
+  <w:abstractNum w:abstractNumId="42" w15:restartNumberingAfterBreak="0">
     <w:nsid w:val="65D14F79"/>
     <w:multiLevelType w:val="hybridMultilevel"/>
     <w:tmpl w:val="510214FC"/>
@@ -6971,7 +7884,7 @@
       </w:rPr>
     </w:lvl>
   </w:abstractNum>
-  <w:abstractNum w:abstractNumId="42" w15:restartNumberingAfterBreak="0">
+  <w:abstractNum w:abstractNumId="43" w15:restartNumberingAfterBreak="0">
     <w:nsid w:val="66CE3AF0"/>
     <w:multiLevelType w:val="hybridMultilevel"/>
     <w:tmpl w:val="9BF0B22E"/>
@@ -7084,7 +7997,7 @@
       </w:rPr>
     </w:lvl>
   </w:abstractNum>
-  <w:abstractNum w:abstractNumId="43" w15:restartNumberingAfterBreak="0">
+  <w:abstractNum w:abstractNumId="44" w15:restartNumberingAfterBreak="0">
     <w:nsid w:val="6A9F1F88"/>
     <w:multiLevelType w:val="hybridMultilevel"/>
     <w:tmpl w:val="BCC42004"/>
@@ -7197,7 +8110,7 @@
       </w:rPr>
     </w:lvl>
   </w:abstractNum>
-  <w:abstractNum w:abstractNumId="44" w15:restartNumberingAfterBreak="0">
+  <w:abstractNum w:abstractNumId="45" w15:restartNumberingAfterBreak="0">
     <w:nsid w:val="6B4333FF"/>
     <w:multiLevelType w:val="hybridMultilevel"/>
     <w:tmpl w:val="096844E2"/>
@@ -7310,7 +8223,7 @@
       </w:rPr>
     </w:lvl>
   </w:abstractNum>
-  <w:abstractNum w:abstractNumId="45" w15:restartNumberingAfterBreak="0">
+  <w:abstractNum w:abstractNumId="46" w15:restartNumberingAfterBreak="0">
     <w:nsid w:val="70FB2E55"/>
     <w:multiLevelType w:val="hybridMultilevel"/>
     <w:tmpl w:val="7480CC58"/>
@@ -7423,7 +8336,7 @@
       </w:rPr>
     </w:lvl>
   </w:abstractNum>
-  <w:abstractNum w:abstractNumId="46" w15:restartNumberingAfterBreak="0">
+  <w:abstractNum w:abstractNumId="47" w15:restartNumberingAfterBreak="0">
     <w:nsid w:val="72417D20"/>
     <w:multiLevelType w:val="hybridMultilevel"/>
     <w:tmpl w:val="1A02FD1C"/>
@@ -7536,7 +8449,7 @@
       </w:rPr>
     </w:lvl>
   </w:abstractNum>
-  <w:abstractNum w:abstractNumId="47" w15:restartNumberingAfterBreak="0">
+  <w:abstractNum w:abstractNumId="48" w15:restartNumberingAfterBreak="0">
     <w:nsid w:val="75243390"/>
     <w:multiLevelType w:val="hybridMultilevel"/>
     <w:tmpl w:val="A02E9182"/>
@@ -7649,7 +8562,7 @@
       </w:rPr>
     </w:lvl>
   </w:abstractNum>
-  <w:abstractNum w:abstractNumId="48" w15:restartNumberingAfterBreak="0">
+  <w:abstractNum w:abstractNumId="49" w15:restartNumberingAfterBreak="0">
     <w:nsid w:val="78E377EE"/>
     <w:multiLevelType w:val="hybridMultilevel"/>
     <w:tmpl w:val="4D6476CC"/>
@@ -7762,7 +8675,7 @@
       </w:rPr>
     </w:lvl>
   </w:abstractNum>
-  <w:abstractNum w:abstractNumId="49" w15:restartNumberingAfterBreak="0">
+  <w:abstractNum w:abstractNumId="50" w15:restartNumberingAfterBreak="0">
     <w:nsid w:val="7FCC0BF3"/>
     <w:multiLevelType w:val="hybridMultilevel"/>
     <w:tmpl w:val="5008DC92"/>
@@ -7906,16 +8819,16 @@
     <w:abstractNumId w:val="25"/>
   </w:num>
   <w:num w:numId="11" w16cid:durableId="1633556597">
-    <w:abstractNumId w:val="46"/>
+    <w:abstractNumId w:val="47"/>
   </w:num>
   <w:num w:numId="12" w16cid:durableId="758790461">
     <w:abstractNumId w:val="10"/>
   </w:num>
   <w:num w:numId="13" w16cid:durableId="1596474835">
-    <w:abstractNumId w:val="40"/>
+    <w:abstractNumId w:val="41"/>
   </w:num>
   <w:num w:numId="14" w16cid:durableId="896475580">
-    <w:abstractNumId w:val="39"/>
+    <w:abstractNumId w:val="40"/>
   </w:num>
   <w:num w:numId="15" w16cid:durableId="151218727">
     <w:abstractNumId w:val="24"/>
@@ -7924,28 +8837,28 @@
     <w:abstractNumId w:val="31"/>
   </w:num>
   <w:num w:numId="17" w16cid:durableId="1347174226">
-    <w:abstractNumId w:val="41"/>
+    <w:abstractNumId w:val="42"/>
   </w:num>
   <w:num w:numId="18" w16cid:durableId="1463234472">
-    <w:abstractNumId w:val="48"/>
+    <w:abstractNumId w:val="49"/>
   </w:num>
   <w:num w:numId="19" w16cid:durableId="1653950993">
     <w:abstractNumId w:val="20"/>
   </w:num>
   <w:num w:numId="20" w16cid:durableId="1712067604">
-    <w:abstractNumId w:val="44"/>
+    <w:abstractNumId w:val="45"/>
   </w:num>
   <w:num w:numId="21" w16cid:durableId="588972247">
-    <w:abstractNumId w:val="37"/>
+    <w:abstractNumId w:val="38"/>
   </w:num>
   <w:num w:numId="22" w16cid:durableId="956716684">
     <w:abstractNumId w:val="4"/>
   </w:num>
   <w:num w:numId="23" w16cid:durableId="624584093">
-    <w:abstractNumId w:val="49"/>
+    <w:abstractNumId w:val="50"/>
   </w:num>
   <w:num w:numId="24" w16cid:durableId="1384980987">
-    <w:abstractNumId w:val="34"/>
+    <w:abstractNumId w:val="35"/>
   </w:num>
   <w:num w:numId="25" w16cid:durableId="1676109638">
     <w:abstractNumId w:val="17"/>
@@ -7957,7 +8870,7 @@
     <w:abstractNumId w:val="29"/>
   </w:num>
   <w:num w:numId="28" w16cid:durableId="844247749">
-    <w:abstractNumId w:val="43"/>
+    <w:abstractNumId w:val="44"/>
   </w:num>
   <w:num w:numId="29" w16cid:durableId="530415048">
     <w:abstractNumId w:val="14"/>
@@ -7969,7 +8882,7 @@
     <w:abstractNumId w:val="8"/>
   </w:num>
   <w:num w:numId="32" w16cid:durableId="147206919">
-    <w:abstractNumId w:val="35"/>
+    <w:abstractNumId w:val="36"/>
   </w:num>
   <w:num w:numId="33" w16cid:durableId="2074035014">
     <w:abstractNumId w:val="15"/>
@@ -7984,7 +8897,7 @@
     <w:abstractNumId w:val="19"/>
   </w:num>
   <w:num w:numId="37" w16cid:durableId="1187259159">
-    <w:abstractNumId w:val="36"/>
+    <w:abstractNumId w:val="37"/>
   </w:num>
   <w:num w:numId="38" w16cid:durableId="1752047152">
     <w:abstractNumId w:val="26"/>
@@ -7993,13 +8906,13 @@
     <w:abstractNumId w:val="16"/>
   </w:num>
   <w:num w:numId="40" w16cid:durableId="1116754875">
-    <w:abstractNumId w:val="42"/>
+    <w:abstractNumId w:val="43"/>
   </w:num>
   <w:num w:numId="41" w16cid:durableId="573122551">
-    <w:abstractNumId w:val="47"/>
+    <w:abstractNumId w:val="48"/>
   </w:num>
   <w:num w:numId="42" w16cid:durableId="1606693166">
-    <w:abstractNumId w:val="45"/>
+    <w:abstractNumId w:val="46"/>
   </w:num>
   <w:num w:numId="43" w16cid:durableId="1645812648">
     <w:abstractNumId w:val="13"/>
@@ -8020,10 +8933,13 @@
     <w:abstractNumId w:val="3"/>
   </w:num>
   <w:num w:numId="49" w16cid:durableId="1363168757">
-    <w:abstractNumId w:val="38"/>
+    <w:abstractNumId w:val="39"/>
   </w:num>
   <w:num w:numId="50" w16cid:durableId="274295852">
     <w:abstractNumId w:val="12"/>
+  </w:num>
+  <w:num w:numId="51" w16cid:durableId="1980844439">
+    <w:abstractNumId w:val="34"/>
   </w:num>
 </w:numbering>
 </file>
@@ -8842,6 +9758,55 @@
       </w:tblBorders>
     </w:tblPr>
   </w:style>
+  <w:style w:type="table" w:styleId="Tabellasemplice4">
+    <w:name w:val="Plain Table 4"/>
+    <w:basedOn w:val="Tabellanormale"/>
+    <w:uiPriority w:val="44"/>
+    <w:rsid w:val="005A5CB3"/>
+    <w:pPr>
+      <w:spacing w:after="0" w:line="240" w:lineRule="auto"/>
+    </w:pPr>
+    <w:tblPr>
+      <w:tblStyleRowBandSize w:val="1"/>
+      <w:tblStyleColBandSize w:val="1"/>
+    </w:tblPr>
+    <w:tblStylePr w:type="firstRow">
+      <w:rPr>
+        <w:b/>
+        <w:bCs/>
+      </w:rPr>
+    </w:tblStylePr>
+    <w:tblStylePr w:type="lastRow">
+      <w:rPr>
+        <w:b/>
+        <w:bCs/>
+      </w:rPr>
+    </w:tblStylePr>
+    <w:tblStylePr w:type="firstCol">
+      <w:rPr>
+        <w:b/>
+        <w:bCs/>
+      </w:rPr>
+    </w:tblStylePr>
+    <w:tblStylePr w:type="lastCol">
+      <w:rPr>
+        <w:b/>
+        <w:bCs/>
+      </w:rPr>
+    </w:tblStylePr>
+    <w:tblStylePr w:type="band1Vert">
+      <w:tblPr/>
+      <w:tcPr>
+        <w:shd w:val="clear" w:color="auto" w:fill="F2F2F2" w:themeFill="background1" w:themeFillShade="F2"/>
+      </w:tcPr>
+    </w:tblStylePr>
+    <w:tblStylePr w:type="band1Horz">
+      <w:tblPr/>
+      <w:tcPr>
+        <w:shd w:val="clear" w:color="auto" w:fill="F2F2F2" w:themeFill="background1" w:themeFillShade="F2"/>
+      </w:tcPr>
+    </w:tblStylePr>
+  </w:style>
 </w:styles>
 </file>
 

--- a/University/Laboratorio di Sistemi Operativi.docx
+++ b/University/Laboratorio di Sistemi Operativi.docx
@@ -320,7 +320,7 @@
               <w:rFonts w:eastAsiaTheme="minorEastAsia"/>
               <w:noProof/>
               <w:szCs w:val="24"/>
-              <w:lang w:eastAsia="it-IT"/>
+              <w:lang w:eastAsia="ja-JP"/>
             </w:rPr>
           </w:pPr>
           <w:r>
@@ -332,7 +332,7 @@
           <w:r>
             <w:fldChar w:fldCharType="separate"/>
           </w:r>
-          <w:hyperlink w:anchor="_Toc178236307" w:history="1">
+          <w:hyperlink w:anchor="_Toc179919945" w:history="1">
             <w:r>
               <w:rPr>
                 <w:rStyle w:val="Collegamentoipertestuale"/>
@@ -359,7 +359,7 @@
                 <w:noProof/>
                 <w:webHidden/>
               </w:rPr>
-              <w:instrText xml:space="preserve"> PAGEREF _Toc178236307 \h </w:instrText>
+              <w:instrText xml:space="preserve"> PAGEREF _Toc179919945 \h </w:instrText>
             </w:r>
             <w:r>
               <w:rPr>
@@ -400,10 +400,10 @@
               <w:rFonts w:eastAsiaTheme="minorEastAsia"/>
               <w:noProof/>
               <w:szCs w:val="24"/>
-              <w:lang w:eastAsia="it-IT"/>
+              <w:lang w:eastAsia="ja-JP"/>
             </w:rPr>
           </w:pPr>
-          <w:hyperlink w:anchor="_Toc178236308" w:history="1">
+          <w:hyperlink w:anchor="_Toc179919946" w:history="1">
             <w:r>
               <w:rPr>
                 <w:rStyle w:val="Collegamentoipertestuale"/>
@@ -430,7 +430,7 @@
                 <w:noProof/>
                 <w:webHidden/>
               </w:rPr>
-              <w:instrText xml:space="preserve"> PAGEREF _Toc178236308 \h </w:instrText>
+              <w:instrText xml:space="preserve"> PAGEREF _Toc179919946 \h </w:instrText>
             </w:r>
             <w:r>
               <w:rPr>
@@ -471,10 +471,10 @@
               <w:rFonts w:eastAsiaTheme="minorEastAsia"/>
               <w:noProof/>
               <w:szCs w:val="24"/>
-              <w:lang w:eastAsia="it-IT"/>
+              <w:lang w:eastAsia="ja-JP"/>
             </w:rPr>
           </w:pPr>
-          <w:hyperlink w:anchor="_Toc178236309" w:history="1">
+          <w:hyperlink w:anchor="_Toc179919947" w:history="1">
             <w:r>
               <w:rPr>
                 <w:rStyle w:val="Collegamentoipertestuale"/>
@@ -501,7 +501,7 @@
                 <w:noProof/>
                 <w:webHidden/>
               </w:rPr>
-              <w:instrText xml:space="preserve"> PAGEREF _Toc178236309 \h </w:instrText>
+              <w:instrText xml:space="preserve"> PAGEREF _Toc179919947 \h </w:instrText>
             </w:r>
             <w:r>
               <w:rPr>
@@ -542,16 +542,16 @@
               <w:rFonts w:eastAsiaTheme="minorEastAsia"/>
               <w:noProof/>
               <w:szCs w:val="24"/>
-              <w:lang w:eastAsia="it-IT"/>
+              <w:lang w:eastAsia="ja-JP"/>
             </w:rPr>
           </w:pPr>
-          <w:hyperlink w:anchor="_Toc178236310" w:history="1">
+          <w:hyperlink w:anchor="_Toc179919948" w:history="1">
             <w:r>
               <w:rPr>
                 <w:rStyle w:val="Collegamentoipertestuale"/>
                 <w:noProof/>
               </w:rPr>
-              <w:t>1. Introduzione a Unix [BETA]</w:t>
+              <w:t>1. Introduzione a Unix</w:t>
             </w:r>
             <w:r>
               <w:rPr>
@@ -572,7 +572,7 @@
                 <w:noProof/>
                 <w:webHidden/>
               </w:rPr>
-              <w:instrText xml:space="preserve"> PAGEREF _Toc178236310 \h </w:instrText>
+              <w:instrText xml:space="preserve"> PAGEREF _Toc179919948 \h </w:instrText>
             </w:r>
             <w:r>
               <w:rPr>
@@ -605,7 +605,7 @@
         </w:p>
         <w:p>
           <w:pPr>
-            <w:pStyle w:val="Sommario1"/>
+            <w:pStyle w:val="Sommario2"/>
             <w:tabs>
               <w:tab w:val="right" w:leader="dot" w:pos="9628"/>
             </w:tabs>
@@ -613,16 +613,16 @@
               <w:rFonts w:eastAsiaTheme="minorEastAsia"/>
               <w:noProof/>
               <w:szCs w:val="24"/>
-              <w:lang w:eastAsia="it-IT"/>
+              <w:lang w:eastAsia="ja-JP"/>
             </w:rPr>
           </w:pPr>
-          <w:hyperlink w:anchor="_Toc178236311" w:history="1">
+          <w:hyperlink w:anchor="_Toc179919949" w:history="1">
             <w:r>
               <w:rPr>
                 <w:rStyle w:val="Collegamentoipertestuale"/>
                 <w:noProof/>
               </w:rPr>
-              <w:t>2. [LEZIONE 2] [BETA]</w:t>
+              <w:t>1.1 Comandi Unix</w:t>
             </w:r>
             <w:r>
               <w:rPr>
@@ -643,7 +643,78 @@
                 <w:noProof/>
                 <w:webHidden/>
               </w:rPr>
-              <w:instrText xml:space="preserve"> PAGEREF _Toc178236311 \h </w:instrText>
+              <w:instrText xml:space="preserve"> PAGEREF _Toc179919949 \h </w:instrText>
+            </w:r>
+            <w:r>
+              <w:rPr>
+                <w:noProof/>
+                <w:webHidden/>
+              </w:rPr>
+            </w:r>
+            <w:r>
+              <w:rPr>
+                <w:noProof/>
+                <w:webHidden/>
+              </w:rPr>
+              <w:fldChar w:fldCharType="separate"/>
+            </w:r>
+            <w:r>
+              <w:rPr>
+                <w:noProof/>
+                <w:webHidden/>
+              </w:rPr>
+              <w:t>4</w:t>
+            </w:r>
+            <w:r>
+              <w:rPr>
+                <w:noProof/>
+                <w:webHidden/>
+              </w:rPr>
+              <w:fldChar w:fldCharType="end"/>
+            </w:r>
+          </w:hyperlink>
+        </w:p>
+        <w:p>
+          <w:pPr>
+            <w:pStyle w:val="Sommario2"/>
+            <w:tabs>
+              <w:tab w:val="right" w:leader="dot" w:pos="9628"/>
+            </w:tabs>
+            <w:rPr>
+              <w:rFonts w:eastAsiaTheme="minorEastAsia"/>
+              <w:noProof/>
+              <w:szCs w:val="24"/>
+              <w:lang w:eastAsia="ja-JP"/>
+            </w:rPr>
+          </w:pPr>
+          <w:hyperlink w:anchor="_Toc179919950" w:history="1">
+            <w:r>
+              <w:rPr>
+                <w:rStyle w:val="Collegamentoipertestuale"/>
+                <w:noProof/>
+              </w:rPr>
+              <w:t>1.2 Tipi di file</w:t>
+            </w:r>
+            <w:r>
+              <w:rPr>
+                <w:noProof/>
+                <w:webHidden/>
+              </w:rPr>
+              <w:tab/>
+            </w:r>
+            <w:r>
+              <w:rPr>
+                <w:noProof/>
+                <w:webHidden/>
+              </w:rPr>
+              <w:fldChar w:fldCharType="begin"/>
+            </w:r>
+            <w:r>
+              <w:rPr>
+                <w:noProof/>
+                <w:webHidden/>
+              </w:rPr>
+              <w:instrText xml:space="preserve"> PAGEREF _Toc179919950 \h </w:instrText>
             </w:r>
             <w:r>
               <w:rPr>
@@ -675,6 +746,77 @@
           </w:hyperlink>
         </w:p>
         <w:p>
+          <w:pPr>
+            <w:pStyle w:val="Sommario1"/>
+            <w:tabs>
+              <w:tab w:val="right" w:leader="dot" w:pos="9628"/>
+            </w:tabs>
+            <w:rPr>
+              <w:rFonts w:eastAsiaTheme="minorEastAsia"/>
+              <w:noProof/>
+              <w:szCs w:val="24"/>
+              <w:lang w:eastAsia="ja-JP"/>
+            </w:rPr>
+          </w:pPr>
+          <w:hyperlink w:anchor="_Toc179919951" w:history="1">
+            <w:r>
+              <w:rPr>
+                <w:rStyle w:val="Collegamentoipertestuale"/>
+                <w:noProof/>
+              </w:rPr>
+              <w:t>2. [LEZIONE 2] [BETA]</w:t>
+            </w:r>
+            <w:r>
+              <w:rPr>
+                <w:noProof/>
+                <w:webHidden/>
+              </w:rPr>
+              <w:tab/>
+            </w:r>
+            <w:r>
+              <w:rPr>
+                <w:noProof/>
+                <w:webHidden/>
+              </w:rPr>
+              <w:fldChar w:fldCharType="begin"/>
+            </w:r>
+            <w:r>
+              <w:rPr>
+                <w:noProof/>
+                <w:webHidden/>
+              </w:rPr>
+              <w:instrText xml:space="preserve"> PAGEREF _Toc179919951 \h </w:instrText>
+            </w:r>
+            <w:r>
+              <w:rPr>
+                <w:noProof/>
+                <w:webHidden/>
+              </w:rPr>
+            </w:r>
+            <w:r>
+              <w:rPr>
+                <w:noProof/>
+                <w:webHidden/>
+              </w:rPr>
+              <w:fldChar w:fldCharType="separate"/>
+            </w:r>
+            <w:r>
+              <w:rPr>
+                <w:noProof/>
+                <w:webHidden/>
+              </w:rPr>
+              <w:t>6</w:t>
+            </w:r>
+            <w:r>
+              <w:rPr>
+                <w:noProof/>
+                <w:webHidden/>
+              </w:rPr>
+              <w:fldChar w:fldCharType="end"/>
+            </w:r>
+          </w:hyperlink>
+        </w:p>
+        <w:p>
           <w:r>
             <w:rPr>
               <w:b/>
@@ -696,7 +838,7 @@
       <w:pPr>
         <w:pStyle w:val="Titolo1"/>
       </w:pPr>
-      <w:bookmarkStart w:id="0" w:name="_Toc178236307"/>
+      <w:bookmarkStart w:id="0" w:name="_Toc179919945"/>
       <w:r>
         <w:lastRenderedPageBreak/>
         <w:t>0. Premessa</w:t>
@@ -784,7 +926,7 @@
       <w:pPr>
         <w:pStyle w:val="Titolo2"/>
       </w:pPr>
-      <w:bookmarkStart w:id="1" w:name="_Toc178236308"/>
+      <w:bookmarkStart w:id="1" w:name="_Toc179919946"/>
       <w:r>
         <w:t>0.1 Riferimenti</w:t>
       </w:r>
@@ -1110,7 +1252,7 @@
       <w:pPr>
         <w:pStyle w:val="Titolo2"/>
       </w:pPr>
-      <w:bookmarkStart w:id="2" w:name="_Toc178236309"/>
+      <w:bookmarkStart w:id="2" w:name="_Toc179919947"/>
       <w:r>
         <w:t>0.2 Info e Contatti</w:t>
       </w:r>
@@ -1247,7 +1389,7 @@
       <w:pPr>
         <w:pStyle w:val="Titolo1"/>
       </w:pPr>
-      <w:bookmarkStart w:id="3" w:name="_Toc178236310"/>
+      <w:bookmarkStart w:id="3" w:name="_Toc179919948"/>
       <w:r>
         <w:lastRenderedPageBreak/>
         <w:t>1.</w:t>
@@ -1617,8 +1759,21 @@
       <w:r>
         <w:t>Nome di uno script (dotato di permesso di esecuzione)</w:t>
       </w:r>
+      <w:r>
+        <w:br/>
+      </w:r>
     </w:p>
     <w:p>
+      <w:pPr>
+        <w:pStyle w:val="Titolo2"/>
+      </w:pPr>
+      <w:bookmarkStart w:id="4" w:name="_Toc179919949"/>
+      <w:r>
+        <w:t>1.1 Comandi Unix</w:t>
+      </w:r>
+      <w:bookmarkEnd w:id="4"/>
+    </w:p>
+    <w:p>
       <w:r>
         <w:t xml:space="preserve">Tutti i comandi Unix hanno una struttura molto simile; il nome del comando è generalmente una sorta di abbreviazione dell’azione che si vuole effettuare e una serie di argomenti, che possono essere delle opzioni o flag (iniziano con “-”), dei parametri oppure dei file. L’ordine delle opzioni solitamente è irrilevante, mentre l’ordine dei parametri è molto importante. </w:t>
       </w:r>
@@ -1629,7 +1784,6 @@
         <w:t>Inoltre, Unix è case sensitive.</w:t>
       </w:r>
     </w:p>
-    <w:p/>
     <w:p/>
     <w:p/>
     <w:p/>
@@ -2301,25 +2455,7 @@
         <w:t>visualizza</w:t>
       </w:r>
       <w:r>
-        <w:t xml:space="preserve"> il</w:t>
-      </w:r>
-      <w:r>
-        <w:t xml:space="preserve"> </w:t>
-      </w:r>
-      <w:r>
-        <w:t xml:space="preserve">contenuto </w:t>
-      </w:r>
-      <w:r>
-        <w:t>listato</w:t>
-      </w:r>
-      <w:r>
-        <w:t xml:space="preserve"> nella directory</w:t>
-      </w:r>
-      <w:r>
-        <w:t xml:space="preserve"> con le info associate</w:t>
-      </w:r>
-      <w:r>
-        <w:t>.</w:t>
+        <w:t xml:space="preserve"> il contenuto listato nella directory con le info associate.</w:t>
       </w:r>
       <w:r>
         <w:br/>
@@ -2391,6 +2527,22 @@
         <w:tab/>
         <w:t>visita ricorsivamente le sottodirectory</w:t>
       </w:r>
+      <w:r>
+        <w:rPr>
+          <w:iCs/>
+        </w:rPr>
+        <w:br/>
+      </w:r>
+    </w:p>
+    <w:p>
+      <w:pPr>
+        <w:pStyle w:val="Titolo2"/>
+      </w:pPr>
+      <w:bookmarkStart w:id="5" w:name="_Toc179919950"/>
+      <w:r>
+        <w:t>1.2 Tipi di file</w:t>
+      </w:r>
+      <w:bookmarkEnd w:id="5"/>
     </w:p>
     <w:p>
       <w:r>
@@ -2677,6 +2829,7 @@
     </w:p>
     <w:p>
       <w:r>
+        <w:lastRenderedPageBreak/>
         <w:t xml:space="preserve">Se un </w:t>
       </w:r>
       <w:r>
@@ -2744,7 +2897,6 @@
     </w:p>
     <w:p>
       <w:r>
-        <w:lastRenderedPageBreak/>
         <w:t>All’interno di una directory, anche se vuota, avremo sempre almeno due elementi: “ . “ (sé stessa) e “ .. “ (la directory padre). Il contenuto delle directory sono delle coppie (</w:t>
       </w:r>
       <w:r>
@@ -2829,7 +2981,7 @@
       <w:pPr>
         <w:pStyle w:val="Titolo1"/>
       </w:pPr>
-      <w:bookmarkStart w:id="4" w:name="_Toc178236311"/>
+      <w:bookmarkStart w:id="6" w:name="_Toc179919951"/>
       <w:r>
         <w:t xml:space="preserve">2. </w:t>
       </w:r>
@@ -2854,7 +3006,7 @@
       <w:r>
         <w:t>]</w:t>
       </w:r>
-      <w:bookmarkEnd w:id="4"/>
+      <w:bookmarkEnd w:id="6"/>
     </w:p>
     <w:p>
       <w:r>
@@ -5173,6 +5325,119 @@
     </w:lvl>
   </w:abstractNum>
   <w:abstractNum w:abstractNumId="19" w15:restartNumberingAfterBreak="0">
+    <w:nsid w:val="301558CE"/>
+    <w:multiLevelType w:val="multilevel"/>
+    <w:tmpl w:val="2EBA056C"/>
+    <w:lvl w:ilvl="0">
+      <w:start w:val="1"/>
+      <w:numFmt w:val="decimal"/>
+      <w:lvlText w:val="%1"/>
+      <w:lvlJc w:val="left"/>
+      <w:pPr>
+        <w:ind w:left="456" w:hanging="456"/>
+      </w:pPr>
+      <w:rPr>
+        <w:rFonts w:hint="default"/>
+      </w:rPr>
+    </w:lvl>
+    <w:lvl w:ilvl="1">
+      <w:start w:val="1"/>
+      <w:numFmt w:val="decimal"/>
+      <w:lvlText w:val="%1.%2"/>
+      <w:lvlJc w:val="left"/>
+      <w:pPr>
+        <w:ind w:left="456" w:hanging="456"/>
+      </w:pPr>
+      <w:rPr>
+        <w:rFonts w:hint="default"/>
+      </w:rPr>
+    </w:lvl>
+    <w:lvl w:ilvl="2">
+      <w:start w:val="1"/>
+      <w:numFmt w:val="decimal"/>
+      <w:lvlText w:val="%1.%2.%3"/>
+      <w:lvlJc w:val="left"/>
+      <w:pPr>
+        <w:ind w:left="720" w:hanging="720"/>
+      </w:pPr>
+      <w:rPr>
+        <w:rFonts w:hint="default"/>
+      </w:rPr>
+    </w:lvl>
+    <w:lvl w:ilvl="3">
+      <w:start w:val="1"/>
+      <w:numFmt w:val="decimal"/>
+      <w:lvlText w:val="%1.%2.%3.%4"/>
+      <w:lvlJc w:val="left"/>
+      <w:pPr>
+        <w:ind w:left="720" w:hanging="720"/>
+      </w:pPr>
+      <w:rPr>
+        <w:rFonts w:hint="default"/>
+      </w:rPr>
+    </w:lvl>
+    <w:lvl w:ilvl="4">
+      <w:start w:val="1"/>
+      <w:numFmt w:val="decimal"/>
+      <w:lvlText w:val="%1.%2.%3.%4.%5"/>
+      <w:lvlJc w:val="left"/>
+      <w:pPr>
+        <w:ind w:left="1080" w:hanging="1080"/>
+      </w:pPr>
+      <w:rPr>
+        <w:rFonts w:hint="default"/>
+      </w:rPr>
+    </w:lvl>
+    <w:lvl w:ilvl="5">
+      <w:start w:val="1"/>
+      <w:numFmt w:val="decimal"/>
+      <w:lvlText w:val="%1.%2.%3.%4.%5.%6"/>
+      <w:lvlJc w:val="left"/>
+      <w:pPr>
+        <w:ind w:left="1080" w:hanging="1080"/>
+      </w:pPr>
+      <w:rPr>
+        <w:rFonts w:hint="default"/>
+      </w:rPr>
+    </w:lvl>
+    <w:lvl w:ilvl="6">
+      <w:start w:val="1"/>
+      <w:numFmt w:val="decimal"/>
+      <w:lvlText w:val="%1.%2.%3.%4.%5.%6.%7"/>
+      <w:lvlJc w:val="left"/>
+      <w:pPr>
+        <w:ind w:left="1440" w:hanging="1440"/>
+      </w:pPr>
+      <w:rPr>
+        <w:rFonts w:hint="default"/>
+      </w:rPr>
+    </w:lvl>
+    <w:lvl w:ilvl="7">
+      <w:start w:val="1"/>
+      <w:numFmt w:val="decimal"/>
+      <w:lvlText w:val="%1.%2.%3.%4.%5.%6.%7.%8"/>
+      <w:lvlJc w:val="left"/>
+      <w:pPr>
+        <w:ind w:left="1440" w:hanging="1440"/>
+      </w:pPr>
+      <w:rPr>
+        <w:rFonts w:hint="default"/>
+      </w:rPr>
+    </w:lvl>
+    <w:lvl w:ilvl="8">
+      <w:start w:val="1"/>
+      <w:numFmt w:val="decimal"/>
+      <w:lvlText w:val="%1.%2.%3.%4.%5.%6.%7.%8.%9"/>
+      <w:lvlJc w:val="left"/>
+      <w:pPr>
+        <w:ind w:left="1800" w:hanging="1800"/>
+      </w:pPr>
+      <w:rPr>
+        <w:rFonts w:hint="default"/>
+      </w:rPr>
+    </w:lvl>
+  </w:abstractNum>
+  <w:abstractNum w:abstractNumId="20" w15:restartNumberingAfterBreak="0">
     <w:nsid w:val="3180412F"/>
     <w:multiLevelType w:val="hybridMultilevel"/>
     <w:tmpl w:val="CD3270B2"/>
@@ -5285,7 +5550,7 @@
       </w:rPr>
     </w:lvl>
   </w:abstractNum>
-  <w:abstractNum w:abstractNumId="20" w15:restartNumberingAfterBreak="0">
+  <w:abstractNum w:abstractNumId="21" w15:restartNumberingAfterBreak="0">
     <w:nsid w:val="32F65646"/>
     <w:multiLevelType w:val="hybridMultilevel"/>
     <w:tmpl w:val="F95A8270"/>
@@ -5398,7 +5663,7 @@
       </w:rPr>
     </w:lvl>
   </w:abstractNum>
-  <w:abstractNum w:abstractNumId="21" w15:restartNumberingAfterBreak="0">
+  <w:abstractNum w:abstractNumId="22" w15:restartNumberingAfterBreak="0">
     <w:nsid w:val="36B8765D"/>
     <w:multiLevelType w:val="hybridMultilevel"/>
     <w:tmpl w:val="3BE2A5EA"/>
@@ -5511,7 +5776,7 @@
       </w:rPr>
     </w:lvl>
   </w:abstractNum>
-  <w:abstractNum w:abstractNumId="22" w15:restartNumberingAfterBreak="0">
+  <w:abstractNum w:abstractNumId="23" w15:restartNumberingAfterBreak="0">
     <w:nsid w:val="38DA53F0"/>
     <w:multiLevelType w:val="hybridMultilevel"/>
     <w:tmpl w:val="BCAA4998"/>
@@ -5624,7 +5889,7 @@
       </w:rPr>
     </w:lvl>
   </w:abstractNum>
-  <w:abstractNum w:abstractNumId="23" w15:restartNumberingAfterBreak="0">
+  <w:abstractNum w:abstractNumId="24" w15:restartNumberingAfterBreak="0">
     <w:nsid w:val="399A05D2"/>
     <w:multiLevelType w:val="hybridMultilevel"/>
     <w:tmpl w:val="D4E4D3C0"/>
@@ -5737,7 +6002,7 @@
       </w:rPr>
     </w:lvl>
   </w:abstractNum>
-  <w:abstractNum w:abstractNumId="24" w15:restartNumberingAfterBreak="0">
+  <w:abstractNum w:abstractNumId="25" w15:restartNumberingAfterBreak="0">
     <w:nsid w:val="3AC71349"/>
     <w:multiLevelType w:val="hybridMultilevel"/>
     <w:tmpl w:val="2B7ED954"/>
@@ -5850,7 +6115,7 @@
       </w:rPr>
     </w:lvl>
   </w:abstractNum>
-  <w:abstractNum w:abstractNumId="25" w15:restartNumberingAfterBreak="0">
+  <w:abstractNum w:abstractNumId="26" w15:restartNumberingAfterBreak="0">
     <w:nsid w:val="3B4F7C88"/>
     <w:multiLevelType w:val="hybridMultilevel"/>
     <w:tmpl w:val="8DA2FB42"/>
@@ -5963,7 +6228,7 @@
       </w:rPr>
     </w:lvl>
   </w:abstractNum>
-  <w:abstractNum w:abstractNumId="26" w15:restartNumberingAfterBreak="0">
+  <w:abstractNum w:abstractNumId="27" w15:restartNumberingAfterBreak="0">
     <w:nsid w:val="3DB75EF6"/>
     <w:multiLevelType w:val="hybridMultilevel"/>
     <w:tmpl w:val="7766DFC0"/>
@@ -6076,7 +6341,7 @@
       </w:rPr>
     </w:lvl>
   </w:abstractNum>
-  <w:abstractNum w:abstractNumId="27" w15:restartNumberingAfterBreak="0">
+  <w:abstractNum w:abstractNumId="28" w15:restartNumberingAfterBreak="0">
     <w:nsid w:val="42E6267A"/>
     <w:multiLevelType w:val="hybridMultilevel"/>
     <w:tmpl w:val="A8B26920"/>
@@ -6189,7 +6454,7 @@
       </w:rPr>
     </w:lvl>
   </w:abstractNum>
-  <w:abstractNum w:abstractNumId="28" w15:restartNumberingAfterBreak="0">
+  <w:abstractNum w:abstractNumId="29" w15:restartNumberingAfterBreak="0">
     <w:nsid w:val="47721F6B"/>
     <w:multiLevelType w:val="hybridMultilevel"/>
     <w:tmpl w:val="22AA14E6"/>
@@ -6302,7 +6567,7 @@
       </w:rPr>
     </w:lvl>
   </w:abstractNum>
-  <w:abstractNum w:abstractNumId="29" w15:restartNumberingAfterBreak="0">
+  <w:abstractNum w:abstractNumId="30" w15:restartNumberingAfterBreak="0">
     <w:nsid w:val="49E928DB"/>
     <w:multiLevelType w:val="hybridMultilevel"/>
     <w:tmpl w:val="01DCA99A"/>
@@ -6415,7 +6680,7 @@
       </w:rPr>
     </w:lvl>
   </w:abstractNum>
-  <w:abstractNum w:abstractNumId="30" w15:restartNumberingAfterBreak="0">
+  <w:abstractNum w:abstractNumId="31" w15:restartNumberingAfterBreak="0">
     <w:nsid w:val="508E2E07"/>
     <w:multiLevelType w:val="hybridMultilevel"/>
     <w:tmpl w:val="075C9D0C"/>
@@ -6528,7 +6793,7 @@
       </w:rPr>
     </w:lvl>
   </w:abstractNum>
-  <w:abstractNum w:abstractNumId="31" w15:restartNumberingAfterBreak="0">
+  <w:abstractNum w:abstractNumId="32" w15:restartNumberingAfterBreak="0">
     <w:nsid w:val="50ED4DF0"/>
     <w:multiLevelType w:val="hybridMultilevel"/>
     <w:tmpl w:val="492C90A2"/>
@@ -6641,7 +6906,7 @@
       </w:rPr>
     </w:lvl>
   </w:abstractNum>
-  <w:abstractNum w:abstractNumId="32" w15:restartNumberingAfterBreak="0">
+  <w:abstractNum w:abstractNumId="33" w15:restartNumberingAfterBreak="0">
     <w:nsid w:val="562B70AB"/>
     <w:multiLevelType w:val="hybridMultilevel"/>
     <w:tmpl w:val="2552308C"/>
@@ -6754,7 +7019,7 @@
       </w:rPr>
     </w:lvl>
   </w:abstractNum>
-  <w:abstractNum w:abstractNumId="33" w15:restartNumberingAfterBreak="0">
+  <w:abstractNum w:abstractNumId="34" w15:restartNumberingAfterBreak="0">
     <w:nsid w:val="583646D3"/>
     <w:multiLevelType w:val="hybridMultilevel"/>
     <w:tmpl w:val="C1D2436E"/>
@@ -6867,7 +7132,7 @@
       </w:rPr>
     </w:lvl>
   </w:abstractNum>
-  <w:abstractNum w:abstractNumId="34" w15:restartNumberingAfterBreak="0">
+  <w:abstractNum w:abstractNumId="35" w15:restartNumberingAfterBreak="0">
     <w:nsid w:val="585E6901"/>
     <w:multiLevelType w:val="hybridMultilevel"/>
     <w:tmpl w:val="4C805D4A"/>
@@ -6980,7 +7245,7 @@
       </w:rPr>
     </w:lvl>
   </w:abstractNum>
-  <w:abstractNum w:abstractNumId="35" w15:restartNumberingAfterBreak="0">
+  <w:abstractNum w:abstractNumId="36" w15:restartNumberingAfterBreak="0">
     <w:nsid w:val="58A04815"/>
     <w:multiLevelType w:val="hybridMultilevel"/>
     <w:tmpl w:val="23722966"/>
@@ -7093,7 +7358,7 @@
       </w:rPr>
     </w:lvl>
   </w:abstractNum>
-  <w:abstractNum w:abstractNumId="36" w15:restartNumberingAfterBreak="0">
+  <w:abstractNum w:abstractNumId="37" w15:restartNumberingAfterBreak="0">
     <w:nsid w:val="5B97746A"/>
     <w:multiLevelType w:val="hybridMultilevel"/>
     <w:tmpl w:val="C9C40FE0"/>
@@ -7206,7 +7471,7 @@
       </w:rPr>
     </w:lvl>
   </w:abstractNum>
-  <w:abstractNum w:abstractNumId="37" w15:restartNumberingAfterBreak="0">
+  <w:abstractNum w:abstractNumId="38" w15:restartNumberingAfterBreak="0">
     <w:nsid w:val="5C5E3D8C"/>
     <w:multiLevelType w:val="hybridMultilevel"/>
     <w:tmpl w:val="B97097DC"/>
@@ -7319,7 +7584,7 @@
       </w:rPr>
     </w:lvl>
   </w:abstractNum>
-  <w:abstractNum w:abstractNumId="38" w15:restartNumberingAfterBreak="0">
+  <w:abstractNum w:abstractNumId="39" w15:restartNumberingAfterBreak="0">
     <w:nsid w:val="62406EA7"/>
     <w:multiLevelType w:val="hybridMultilevel"/>
     <w:tmpl w:val="B192C9F8"/>
@@ -7432,7 +7697,7 @@
       </w:rPr>
     </w:lvl>
   </w:abstractNum>
-  <w:abstractNum w:abstractNumId="39" w15:restartNumberingAfterBreak="0">
+  <w:abstractNum w:abstractNumId="40" w15:restartNumberingAfterBreak="0">
     <w:nsid w:val="63DE7B75"/>
     <w:multiLevelType w:val="hybridMultilevel"/>
     <w:tmpl w:val="301AA7F2"/>
@@ -7545,7 +7810,7 @@
       </w:rPr>
     </w:lvl>
   </w:abstractNum>
-  <w:abstractNum w:abstractNumId="40" w15:restartNumberingAfterBreak="0">
+  <w:abstractNum w:abstractNumId="41" w15:restartNumberingAfterBreak="0">
     <w:nsid w:val="658A1D16"/>
     <w:multiLevelType w:val="hybridMultilevel"/>
     <w:tmpl w:val="FDA4205E"/>
@@ -7658,7 +7923,7 @@
       </w:rPr>
     </w:lvl>
   </w:abstractNum>
-  <w:abstractNum w:abstractNumId="41" w15:restartNumberingAfterBreak="0">
+  <w:abstractNum w:abstractNumId="42" w15:restartNumberingAfterBreak="0">
     <w:nsid w:val="65954A2D"/>
     <w:multiLevelType w:val="hybridMultilevel"/>
     <w:tmpl w:val="EBC0BF0E"/>
@@ -7771,7 +8036,7 @@
       </w:rPr>
     </w:lvl>
   </w:abstractNum>
-  <w:abstractNum w:abstractNumId="42" w15:restartNumberingAfterBreak="0">
+  <w:abstractNum w:abstractNumId="43" w15:restartNumberingAfterBreak="0">
     <w:nsid w:val="65D14F79"/>
     <w:multiLevelType w:val="hybridMultilevel"/>
     <w:tmpl w:val="510214FC"/>
@@ -7884,7 +8149,7 @@
       </w:rPr>
     </w:lvl>
   </w:abstractNum>
-  <w:abstractNum w:abstractNumId="43" w15:restartNumberingAfterBreak="0">
+  <w:abstractNum w:abstractNumId="44" w15:restartNumberingAfterBreak="0">
     <w:nsid w:val="66CE3AF0"/>
     <w:multiLevelType w:val="hybridMultilevel"/>
     <w:tmpl w:val="9BF0B22E"/>
@@ -7997,7 +8262,7 @@
       </w:rPr>
     </w:lvl>
   </w:abstractNum>
-  <w:abstractNum w:abstractNumId="44" w15:restartNumberingAfterBreak="0">
+  <w:abstractNum w:abstractNumId="45" w15:restartNumberingAfterBreak="0">
     <w:nsid w:val="6A9F1F88"/>
     <w:multiLevelType w:val="hybridMultilevel"/>
     <w:tmpl w:val="BCC42004"/>
@@ -8110,7 +8375,7 @@
       </w:rPr>
     </w:lvl>
   </w:abstractNum>
-  <w:abstractNum w:abstractNumId="45" w15:restartNumberingAfterBreak="0">
+  <w:abstractNum w:abstractNumId="46" w15:restartNumberingAfterBreak="0">
     <w:nsid w:val="6B4333FF"/>
     <w:multiLevelType w:val="hybridMultilevel"/>
     <w:tmpl w:val="096844E2"/>
@@ -8223,7 +8488,7 @@
       </w:rPr>
     </w:lvl>
   </w:abstractNum>
-  <w:abstractNum w:abstractNumId="46" w15:restartNumberingAfterBreak="0">
+  <w:abstractNum w:abstractNumId="47" w15:restartNumberingAfterBreak="0">
     <w:nsid w:val="70FB2E55"/>
     <w:multiLevelType w:val="hybridMultilevel"/>
     <w:tmpl w:val="7480CC58"/>
@@ -8336,7 +8601,7 @@
       </w:rPr>
     </w:lvl>
   </w:abstractNum>
-  <w:abstractNum w:abstractNumId="47" w15:restartNumberingAfterBreak="0">
+  <w:abstractNum w:abstractNumId="48" w15:restartNumberingAfterBreak="0">
     <w:nsid w:val="72417D20"/>
     <w:multiLevelType w:val="hybridMultilevel"/>
     <w:tmpl w:val="1A02FD1C"/>
@@ -8449,7 +8714,7 @@
       </w:rPr>
     </w:lvl>
   </w:abstractNum>
-  <w:abstractNum w:abstractNumId="48" w15:restartNumberingAfterBreak="0">
+  <w:abstractNum w:abstractNumId="49" w15:restartNumberingAfterBreak="0">
     <w:nsid w:val="75243390"/>
     <w:multiLevelType w:val="hybridMultilevel"/>
     <w:tmpl w:val="A02E9182"/>
@@ -8562,7 +8827,7 @@
       </w:rPr>
     </w:lvl>
   </w:abstractNum>
-  <w:abstractNum w:abstractNumId="49" w15:restartNumberingAfterBreak="0">
+  <w:abstractNum w:abstractNumId="50" w15:restartNumberingAfterBreak="0">
     <w:nsid w:val="78E377EE"/>
     <w:multiLevelType w:val="hybridMultilevel"/>
     <w:tmpl w:val="4D6476CC"/>
@@ -8675,7 +8940,120 @@
       </w:rPr>
     </w:lvl>
   </w:abstractNum>
-  <w:abstractNum w:abstractNumId="50" w15:restartNumberingAfterBreak="0">
+  <w:abstractNum w:abstractNumId="51" w15:restartNumberingAfterBreak="0">
+    <w:nsid w:val="7D6D0127"/>
+    <w:multiLevelType w:val="multilevel"/>
+    <w:tmpl w:val="B0229FD4"/>
+    <w:lvl w:ilvl="0">
+      <w:start w:val="1"/>
+      <w:numFmt w:val="decimal"/>
+      <w:lvlText w:val="%1"/>
+      <w:lvlJc w:val="left"/>
+      <w:pPr>
+        <w:ind w:left="408" w:hanging="408"/>
+      </w:pPr>
+      <w:rPr>
+        <w:rFonts w:hint="default"/>
+      </w:rPr>
+    </w:lvl>
+    <w:lvl w:ilvl="1">
+      <w:start w:val="1"/>
+      <w:numFmt w:val="decimal"/>
+      <w:lvlText w:val="%1.%2"/>
+      <w:lvlJc w:val="left"/>
+      <w:pPr>
+        <w:ind w:left="720" w:hanging="720"/>
+      </w:pPr>
+      <w:rPr>
+        <w:rFonts w:hint="default"/>
+      </w:rPr>
+    </w:lvl>
+    <w:lvl w:ilvl="2">
+      <w:start w:val="1"/>
+      <w:numFmt w:val="decimal"/>
+      <w:lvlText w:val="%1.%2.%3"/>
+      <w:lvlJc w:val="left"/>
+      <w:pPr>
+        <w:ind w:left="720" w:hanging="720"/>
+      </w:pPr>
+      <w:rPr>
+        <w:rFonts w:hint="default"/>
+      </w:rPr>
+    </w:lvl>
+    <w:lvl w:ilvl="3">
+      <w:start w:val="1"/>
+      <w:numFmt w:val="decimal"/>
+      <w:lvlText w:val="%1.%2.%3.%4"/>
+      <w:lvlJc w:val="left"/>
+      <w:pPr>
+        <w:ind w:left="1080" w:hanging="1080"/>
+      </w:pPr>
+      <w:rPr>
+        <w:rFonts w:hint="default"/>
+      </w:rPr>
+    </w:lvl>
+    <w:lvl w:ilvl="4">
+      <w:start w:val="1"/>
+      <w:numFmt w:val="decimal"/>
+      <w:lvlText w:val="%1.%2.%3.%4.%5"/>
+      <w:lvlJc w:val="left"/>
+      <w:pPr>
+        <w:ind w:left="1080" w:hanging="1080"/>
+      </w:pPr>
+      <w:rPr>
+        <w:rFonts w:hint="default"/>
+      </w:rPr>
+    </w:lvl>
+    <w:lvl w:ilvl="5">
+      <w:start w:val="1"/>
+      <w:numFmt w:val="decimal"/>
+      <w:lvlText w:val="%1.%2.%3.%4.%5.%6"/>
+      <w:lvlJc w:val="left"/>
+      <w:pPr>
+        <w:ind w:left="1440" w:hanging="1440"/>
+      </w:pPr>
+      <w:rPr>
+        <w:rFonts w:hint="default"/>
+      </w:rPr>
+    </w:lvl>
+    <w:lvl w:ilvl="6">
+      <w:start w:val="1"/>
+      <w:numFmt w:val="decimal"/>
+      <w:lvlText w:val="%1.%2.%3.%4.%5.%6.%7"/>
+      <w:lvlJc w:val="left"/>
+      <w:pPr>
+        <w:ind w:left="1800" w:hanging="1800"/>
+      </w:pPr>
+      <w:rPr>
+        <w:rFonts w:hint="default"/>
+      </w:rPr>
+    </w:lvl>
+    <w:lvl w:ilvl="7">
+      <w:start w:val="1"/>
+      <w:numFmt w:val="decimal"/>
+      <w:lvlText w:val="%1.%2.%3.%4.%5.%6.%7.%8"/>
+      <w:lvlJc w:val="left"/>
+      <w:pPr>
+        <w:ind w:left="1800" w:hanging="1800"/>
+      </w:pPr>
+      <w:rPr>
+        <w:rFonts w:hint="default"/>
+      </w:rPr>
+    </w:lvl>
+    <w:lvl w:ilvl="8">
+      <w:start w:val="1"/>
+      <w:numFmt w:val="decimal"/>
+      <w:lvlText w:val="%1.%2.%3.%4.%5.%6.%7.%8.%9"/>
+      <w:lvlJc w:val="left"/>
+      <w:pPr>
+        <w:ind w:left="2160" w:hanging="2160"/>
+      </w:pPr>
+      <w:rPr>
+        <w:rFonts w:hint="default"/>
+      </w:rPr>
+    </w:lvl>
+  </w:abstractNum>
+  <w:abstractNum w:abstractNumId="52" w15:restartNumberingAfterBreak="0">
     <w:nsid w:val="7FCC0BF3"/>
     <w:multiLevelType w:val="hybridMultilevel"/>
     <w:tmpl w:val="5008DC92"/>
@@ -8789,22 +9167,22 @@
     </w:lvl>
   </w:abstractNum>
   <w:num w:numId="1" w16cid:durableId="1743523909">
-    <w:abstractNumId w:val="33"/>
+    <w:abstractNumId w:val="34"/>
   </w:num>
   <w:num w:numId="2" w16cid:durableId="612371807">
-    <w:abstractNumId w:val="23"/>
+    <w:abstractNumId w:val="24"/>
   </w:num>
   <w:num w:numId="3" w16cid:durableId="634601290">
-    <w:abstractNumId w:val="27"/>
+    <w:abstractNumId w:val="28"/>
   </w:num>
   <w:num w:numId="4" w16cid:durableId="1149250743">
-    <w:abstractNumId w:val="21"/>
+    <w:abstractNumId w:val="22"/>
   </w:num>
   <w:num w:numId="5" w16cid:durableId="32929092">
     <w:abstractNumId w:val="0"/>
   </w:num>
   <w:num w:numId="6" w16cid:durableId="1093284848">
-    <w:abstractNumId w:val="22"/>
+    <w:abstractNumId w:val="23"/>
   </w:num>
   <w:num w:numId="7" w16cid:durableId="1644044039">
     <w:abstractNumId w:val="1"/>
@@ -8816,49 +9194,49 @@
     <w:abstractNumId w:val="11"/>
   </w:num>
   <w:num w:numId="10" w16cid:durableId="1473327688">
-    <w:abstractNumId w:val="25"/>
+    <w:abstractNumId w:val="26"/>
   </w:num>
   <w:num w:numId="11" w16cid:durableId="1633556597">
-    <w:abstractNumId w:val="47"/>
+    <w:abstractNumId w:val="48"/>
   </w:num>
   <w:num w:numId="12" w16cid:durableId="758790461">
     <w:abstractNumId w:val="10"/>
   </w:num>
   <w:num w:numId="13" w16cid:durableId="1596474835">
+    <w:abstractNumId w:val="42"/>
+  </w:num>
+  <w:num w:numId="14" w16cid:durableId="896475580">
     <w:abstractNumId w:val="41"/>
   </w:num>
-  <w:num w:numId="14" w16cid:durableId="896475580">
-    <w:abstractNumId w:val="40"/>
-  </w:num>
   <w:num w:numId="15" w16cid:durableId="151218727">
-    <w:abstractNumId w:val="24"/>
+    <w:abstractNumId w:val="25"/>
   </w:num>
   <w:num w:numId="16" w16cid:durableId="1361012317">
-    <w:abstractNumId w:val="31"/>
+    <w:abstractNumId w:val="32"/>
   </w:num>
   <w:num w:numId="17" w16cid:durableId="1347174226">
-    <w:abstractNumId w:val="42"/>
+    <w:abstractNumId w:val="43"/>
   </w:num>
   <w:num w:numId="18" w16cid:durableId="1463234472">
-    <w:abstractNumId w:val="49"/>
+    <w:abstractNumId w:val="50"/>
   </w:num>
   <w:num w:numId="19" w16cid:durableId="1653950993">
-    <w:abstractNumId w:val="20"/>
+    <w:abstractNumId w:val="21"/>
   </w:num>
   <w:num w:numId="20" w16cid:durableId="1712067604">
-    <w:abstractNumId w:val="45"/>
+    <w:abstractNumId w:val="46"/>
   </w:num>
   <w:num w:numId="21" w16cid:durableId="588972247">
-    <w:abstractNumId w:val="38"/>
+    <w:abstractNumId w:val="39"/>
   </w:num>
   <w:num w:numId="22" w16cid:durableId="956716684">
     <w:abstractNumId w:val="4"/>
   </w:num>
   <w:num w:numId="23" w16cid:durableId="624584093">
-    <w:abstractNumId w:val="50"/>
+    <w:abstractNumId w:val="52"/>
   </w:num>
   <w:num w:numId="24" w16cid:durableId="1384980987">
-    <w:abstractNumId w:val="35"/>
+    <w:abstractNumId w:val="36"/>
   </w:num>
   <w:num w:numId="25" w16cid:durableId="1676109638">
     <w:abstractNumId w:val="17"/>
@@ -8867,10 +9245,10 @@
     <w:abstractNumId w:val="2"/>
   </w:num>
   <w:num w:numId="27" w16cid:durableId="1581060762">
-    <w:abstractNumId w:val="29"/>
+    <w:abstractNumId w:val="30"/>
   </w:num>
   <w:num w:numId="28" w16cid:durableId="844247749">
-    <w:abstractNumId w:val="44"/>
+    <w:abstractNumId w:val="45"/>
   </w:num>
   <w:num w:numId="29" w16cid:durableId="530415048">
     <w:abstractNumId w:val="14"/>
@@ -8882,46 +9260,46 @@
     <w:abstractNumId w:val="8"/>
   </w:num>
   <w:num w:numId="32" w16cid:durableId="147206919">
-    <w:abstractNumId w:val="36"/>
+    <w:abstractNumId w:val="37"/>
   </w:num>
   <w:num w:numId="33" w16cid:durableId="2074035014">
     <w:abstractNumId w:val="15"/>
   </w:num>
   <w:num w:numId="34" w16cid:durableId="1522359720">
-    <w:abstractNumId w:val="30"/>
+    <w:abstractNumId w:val="31"/>
   </w:num>
   <w:num w:numId="35" w16cid:durableId="1541241314">
     <w:abstractNumId w:val="7"/>
   </w:num>
   <w:num w:numId="36" w16cid:durableId="1968848740">
-    <w:abstractNumId w:val="19"/>
+    <w:abstractNumId w:val="20"/>
   </w:num>
   <w:num w:numId="37" w16cid:durableId="1187259159">
-    <w:abstractNumId w:val="37"/>
+    <w:abstractNumId w:val="38"/>
   </w:num>
   <w:num w:numId="38" w16cid:durableId="1752047152">
-    <w:abstractNumId w:val="26"/>
+    <w:abstractNumId w:val="27"/>
   </w:num>
   <w:num w:numId="39" w16cid:durableId="212160397">
     <w:abstractNumId w:val="16"/>
   </w:num>
   <w:num w:numId="40" w16cid:durableId="1116754875">
-    <w:abstractNumId w:val="43"/>
+    <w:abstractNumId w:val="44"/>
   </w:num>
   <w:num w:numId="41" w16cid:durableId="573122551">
-    <w:abstractNumId w:val="48"/>
+    <w:abstractNumId w:val="49"/>
   </w:num>
   <w:num w:numId="42" w16cid:durableId="1606693166">
-    <w:abstractNumId w:val="46"/>
+    <w:abstractNumId w:val="47"/>
   </w:num>
   <w:num w:numId="43" w16cid:durableId="1645812648">
     <w:abstractNumId w:val="13"/>
   </w:num>
   <w:num w:numId="44" w16cid:durableId="247932865">
-    <w:abstractNumId w:val="32"/>
+    <w:abstractNumId w:val="33"/>
   </w:num>
   <w:num w:numId="45" w16cid:durableId="1151286981">
-    <w:abstractNumId w:val="28"/>
+    <w:abstractNumId w:val="29"/>
   </w:num>
   <w:num w:numId="46" w16cid:durableId="7219639">
     <w:abstractNumId w:val="9"/>
@@ -8933,13 +9311,19 @@
     <w:abstractNumId w:val="3"/>
   </w:num>
   <w:num w:numId="49" w16cid:durableId="1363168757">
-    <w:abstractNumId w:val="39"/>
+    <w:abstractNumId w:val="40"/>
   </w:num>
   <w:num w:numId="50" w16cid:durableId="274295852">
     <w:abstractNumId w:val="12"/>
   </w:num>
   <w:num w:numId="51" w16cid:durableId="1980844439">
-    <w:abstractNumId w:val="34"/>
+    <w:abstractNumId w:val="35"/>
+  </w:num>
+  <w:num w:numId="52" w16cid:durableId="1092630366">
+    <w:abstractNumId w:val="19"/>
+  </w:num>
+  <w:num w:numId="53" w16cid:durableId="346831668">
+    <w:abstractNumId w:val="51"/>
   </w:num>
 </w:numbering>
 </file>

--- a/University/Laboratorio di Sistemi Operativi.docx
+++ b/University/Laboratorio di Sistemi Operativi.docx
@@ -332,7 +332,7 @@
           <w:r>
             <w:fldChar w:fldCharType="separate"/>
           </w:r>
-          <w:hyperlink w:anchor="_Toc179919945" w:history="1">
+          <w:hyperlink w:anchor="_Toc180065564" w:history="1">
             <w:r>
               <w:rPr>
                 <w:rStyle w:val="Collegamentoipertestuale"/>
@@ -359,7 +359,7 @@
                 <w:noProof/>
                 <w:webHidden/>
               </w:rPr>
-              <w:instrText xml:space="preserve"> PAGEREF _Toc179919945 \h </w:instrText>
+              <w:instrText xml:space="preserve"> PAGEREF _Toc180065564 \h </w:instrText>
             </w:r>
             <w:r>
               <w:rPr>
@@ -403,7 +403,7 @@
               <w:lang w:eastAsia="ja-JP"/>
             </w:rPr>
           </w:pPr>
-          <w:hyperlink w:anchor="_Toc179919946" w:history="1">
+          <w:hyperlink w:anchor="_Toc180065565" w:history="1">
             <w:r>
               <w:rPr>
                 <w:rStyle w:val="Collegamentoipertestuale"/>
@@ -430,7 +430,7 @@
                 <w:noProof/>
                 <w:webHidden/>
               </w:rPr>
-              <w:instrText xml:space="preserve"> PAGEREF _Toc179919946 \h </w:instrText>
+              <w:instrText xml:space="preserve"> PAGEREF _Toc180065565 \h </w:instrText>
             </w:r>
             <w:r>
               <w:rPr>
@@ -474,7 +474,7 @@
               <w:lang w:eastAsia="ja-JP"/>
             </w:rPr>
           </w:pPr>
-          <w:hyperlink w:anchor="_Toc179919947" w:history="1">
+          <w:hyperlink w:anchor="_Toc180065566" w:history="1">
             <w:r>
               <w:rPr>
                 <w:rStyle w:val="Collegamentoipertestuale"/>
@@ -501,7 +501,7 @@
                 <w:noProof/>
                 <w:webHidden/>
               </w:rPr>
-              <w:instrText xml:space="preserve"> PAGEREF _Toc179919947 \h </w:instrText>
+              <w:instrText xml:space="preserve"> PAGEREF _Toc180065566 \h </w:instrText>
             </w:r>
             <w:r>
               <w:rPr>
@@ -545,7 +545,7 @@
               <w:lang w:eastAsia="ja-JP"/>
             </w:rPr>
           </w:pPr>
-          <w:hyperlink w:anchor="_Toc179919948" w:history="1">
+          <w:hyperlink w:anchor="_Toc180065567" w:history="1">
             <w:r>
               <w:rPr>
                 <w:rStyle w:val="Collegamentoipertestuale"/>
@@ -572,7 +572,7 @@
                 <w:noProof/>
                 <w:webHidden/>
               </w:rPr>
-              <w:instrText xml:space="preserve"> PAGEREF _Toc179919948 \h </w:instrText>
+              <w:instrText xml:space="preserve"> PAGEREF _Toc180065567 \h </w:instrText>
             </w:r>
             <w:r>
               <w:rPr>
@@ -616,7 +616,7 @@
               <w:lang w:eastAsia="ja-JP"/>
             </w:rPr>
           </w:pPr>
-          <w:hyperlink w:anchor="_Toc179919949" w:history="1">
+          <w:hyperlink w:anchor="_Toc180065568" w:history="1">
             <w:r>
               <w:rPr>
                 <w:rStyle w:val="Collegamentoipertestuale"/>
@@ -643,7 +643,7 @@
                 <w:noProof/>
                 <w:webHidden/>
               </w:rPr>
-              <w:instrText xml:space="preserve"> PAGEREF _Toc179919949 \h </w:instrText>
+              <w:instrText xml:space="preserve"> PAGEREF _Toc180065568 \h </w:instrText>
             </w:r>
             <w:r>
               <w:rPr>
@@ -687,7 +687,7 @@
               <w:lang w:eastAsia="ja-JP"/>
             </w:rPr>
           </w:pPr>
-          <w:hyperlink w:anchor="_Toc179919950" w:history="1">
+          <w:hyperlink w:anchor="_Toc180065569" w:history="1">
             <w:r>
               <w:rPr>
                 <w:rStyle w:val="Collegamentoipertestuale"/>
@@ -714,78 +714,7 @@
                 <w:noProof/>
                 <w:webHidden/>
               </w:rPr>
-              <w:instrText xml:space="preserve"> PAGEREF _Toc179919950 \h </w:instrText>
-            </w:r>
-            <w:r>
-              <w:rPr>
-                <w:noProof/>
-                <w:webHidden/>
-              </w:rPr>
-            </w:r>
-            <w:r>
-              <w:rPr>
-                <w:noProof/>
-                <w:webHidden/>
-              </w:rPr>
-              <w:fldChar w:fldCharType="separate"/>
-            </w:r>
-            <w:r>
-              <w:rPr>
-                <w:noProof/>
-                <w:webHidden/>
-              </w:rPr>
-              <w:t>5</w:t>
-            </w:r>
-            <w:r>
-              <w:rPr>
-                <w:noProof/>
-                <w:webHidden/>
-              </w:rPr>
-              <w:fldChar w:fldCharType="end"/>
-            </w:r>
-          </w:hyperlink>
-        </w:p>
-        <w:p>
-          <w:pPr>
-            <w:pStyle w:val="Sommario1"/>
-            <w:tabs>
-              <w:tab w:val="right" w:leader="dot" w:pos="9628"/>
-            </w:tabs>
-            <w:rPr>
-              <w:rFonts w:eastAsiaTheme="minorEastAsia"/>
-              <w:noProof/>
-              <w:szCs w:val="24"/>
-              <w:lang w:eastAsia="ja-JP"/>
-            </w:rPr>
-          </w:pPr>
-          <w:hyperlink w:anchor="_Toc179919951" w:history="1">
-            <w:r>
-              <w:rPr>
-                <w:rStyle w:val="Collegamentoipertestuale"/>
-                <w:noProof/>
-              </w:rPr>
-              <w:t>2. [LEZIONE 2] [BETA]</w:t>
-            </w:r>
-            <w:r>
-              <w:rPr>
-                <w:noProof/>
-                <w:webHidden/>
-              </w:rPr>
-              <w:tab/>
-            </w:r>
-            <w:r>
-              <w:rPr>
-                <w:noProof/>
-                <w:webHidden/>
-              </w:rPr>
-              <w:fldChar w:fldCharType="begin"/>
-            </w:r>
-            <w:r>
-              <w:rPr>
-                <w:noProof/>
-                <w:webHidden/>
-              </w:rPr>
-              <w:instrText xml:space="preserve"> PAGEREF _Toc179919951 \h </w:instrText>
+              <w:instrText xml:space="preserve"> PAGEREF _Toc180065569 \h </w:instrText>
             </w:r>
             <w:r>
               <w:rPr>
@@ -817,6 +746,144 @@
           </w:hyperlink>
         </w:p>
         <w:p>
+          <w:pPr>
+            <w:pStyle w:val="Sommario2"/>
+            <w:tabs>
+              <w:tab w:val="right" w:leader="dot" w:pos="9628"/>
+            </w:tabs>
+            <w:rPr>
+              <w:rFonts w:eastAsiaTheme="minorEastAsia"/>
+              <w:noProof/>
+              <w:szCs w:val="24"/>
+              <w:lang w:eastAsia="ja-JP"/>
+            </w:rPr>
+          </w:pPr>
+          <w:hyperlink w:anchor="_Toc180065570" w:history="1">
+            <w:r>
+              <w:rPr>
+                <w:rStyle w:val="Collegamentoipertestuale"/>
+                <w:noProof/>
+              </w:rPr>
+              <w:t>1.3 Permessi e Protezione file</w:t>
+            </w:r>
+            <w:r>
+              <w:rPr>
+                <w:noProof/>
+                <w:webHidden/>
+              </w:rPr>
+              <w:tab/>
+            </w:r>
+            <w:r>
+              <w:rPr>
+                <w:noProof/>
+                <w:webHidden/>
+              </w:rPr>
+              <w:fldChar w:fldCharType="begin"/>
+            </w:r>
+            <w:r>
+              <w:rPr>
+                <w:noProof/>
+                <w:webHidden/>
+              </w:rPr>
+              <w:instrText xml:space="preserve"> PAGEREF _Toc180065570 \h </w:instrText>
+            </w:r>
+            <w:r>
+              <w:rPr>
+                <w:noProof/>
+                <w:webHidden/>
+              </w:rPr>
+            </w:r>
+            <w:r>
+              <w:rPr>
+                <w:noProof/>
+                <w:webHidden/>
+              </w:rPr>
+              <w:fldChar w:fldCharType="separate"/>
+            </w:r>
+            <w:r>
+              <w:rPr>
+                <w:noProof/>
+                <w:webHidden/>
+              </w:rPr>
+              <w:t>6</w:t>
+            </w:r>
+            <w:r>
+              <w:rPr>
+                <w:noProof/>
+                <w:webHidden/>
+              </w:rPr>
+              <w:fldChar w:fldCharType="end"/>
+            </w:r>
+          </w:hyperlink>
+        </w:p>
+        <w:p>
+          <w:pPr>
+            <w:pStyle w:val="Sommario1"/>
+            <w:tabs>
+              <w:tab w:val="right" w:leader="dot" w:pos="9628"/>
+            </w:tabs>
+            <w:rPr>
+              <w:rFonts w:eastAsiaTheme="minorEastAsia"/>
+              <w:noProof/>
+              <w:szCs w:val="24"/>
+              <w:lang w:eastAsia="ja-JP"/>
+            </w:rPr>
+          </w:pPr>
+          <w:hyperlink w:anchor="_Toc180065571" w:history="1">
+            <w:r>
+              <w:rPr>
+                <w:rStyle w:val="Collegamentoipertestuale"/>
+                <w:noProof/>
+              </w:rPr>
+              <w:t>2. [LEZIONE 2] [BETA]</w:t>
+            </w:r>
+            <w:r>
+              <w:rPr>
+                <w:noProof/>
+                <w:webHidden/>
+              </w:rPr>
+              <w:tab/>
+            </w:r>
+            <w:r>
+              <w:rPr>
+                <w:noProof/>
+                <w:webHidden/>
+              </w:rPr>
+              <w:fldChar w:fldCharType="begin"/>
+            </w:r>
+            <w:r>
+              <w:rPr>
+                <w:noProof/>
+                <w:webHidden/>
+              </w:rPr>
+              <w:instrText xml:space="preserve"> PAGEREF _Toc180065571 \h </w:instrText>
+            </w:r>
+            <w:r>
+              <w:rPr>
+                <w:noProof/>
+                <w:webHidden/>
+              </w:rPr>
+              <w:fldChar w:fldCharType="separate"/>
+            </w:r>
+            <w:r>
+              <w:rPr>
+                <w:b/>
+                <w:bCs/>
+                <w:noProof/>
+                <w:webHidden/>
+              </w:rPr>
+              <w:t>Errore. Il segnalibro non è definito.</w:t>
+            </w:r>
+            <w:r>
+              <w:rPr>
+                <w:noProof/>
+                <w:webHidden/>
+              </w:rPr>
+              <w:fldChar w:fldCharType="end"/>
+            </w:r>
+          </w:hyperlink>
+        </w:p>
+        <w:p>
           <w:r>
             <w:rPr>
               <w:b/>
@@ -838,7 +905,7 @@
       <w:pPr>
         <w:pStyle w:val="Titolo1"/>
       </w:pPr>
-      <w:bookmarkStart w:id="0" w:name="_Toc179919945"/>
+      <w:bookmarkStart w:id="0" w:name="_Toc180065564"/>
       <w:r>
         <w:lastRenderedPageBreak/>
         <w:t>0. Premessa</w:t>
@@ -926,7 +993,7 @@
       <w:pPr>
         <w:pStyle w:val="Titolo2"/>
       </w:pPr>
-      <w:bookmarkStart w:id="1" w:name="_Toc179919946"/>
+      <w:bookmarkStart w:id="1" w:name="_Toc180065565"/>
       <w:r>
         <w:t>0.1 Riferimenti</w:t>
       </w:r>
@@ -1252,7 +1319,7 @@
       <w:pPr>
         <w:pStyle w:val="Titolo2"/>
       </w:pPr>
-      <w:bookmarkStart w:id="2" w:name="_Toc179919947"/>
+      <w:bookmarkStart w:id="2" w:name="_Toc180065566"/>
       <w:r>
         <w:t>0.2 Info e Contatti</w:t>
       </w:r>
@@ -1389,7 +1456,7 @@
       <w:pPr>
         <w:pStyle w:val="Titolo1"/>
       </w:pPr>
-      <w:bookmarkStart w:id="3" w:name="_Toc179919948"/>
+      <w:bookmarkStart w:id="3" w:name="_Toc180065567"/>
       <w:r>
         <w:lastRenderedPageBreak/>
         <w:t>1.</w:t>
@@ -1767,7 +1834,7 @@
       <w:pPr>
         <w:pStyle w:val="Titolo2"/>
       </w:pPr>
-      <w:bookmarkStart w:id="4" w:name="_Toc179919949"/>
+      <w:bookmarkStart w:id="4" w:name="_Toc180065568"/>
       <w:r>
         <w:t>1.1 Comandi Unix</w:t>
       </w:r>
@@ -1799,6 +1866,7 @@
       <w:tblPr>
         <w:tblStyle w:val="Tabellasemplice4"/>
         <w:tblW w:w="0" w:type="auto"/>
+        <w:tblLayout w:type="fixed"/>
         <w:tblLook w:val="04A0" w:firstRow="1" w:lastRow="0" w:firstColumn="1" w:lastColumn="0" w:noHBand="0" w:noVBand="1"/>
       </w:tblPr>
       <w:tblGrid>
@@ -2372,10 +2440,69 @@
           </w:p>
         </w:tc>
       </w:tr>
+      <w:tr>
+        <w:trPr>
+          <w:trHeight w:val="340"/>
+        </w:trPr>
+        <w:tc>
+          <w:tcPr>
+            <w:cnfStyle w:val="001000000000" w:firstRow="0" w:lastRow="0" w:firstColumn="1" w:lastColumn="0" w:oddVBand="0" w:evenVBand="0" w:oddHBand="0" w:evenHBand="0" w:firstRowFirstColumn="0" w:firstRowLastColumn="0" w:lastRowFirstColumn="0" w:lastRowLastColumn="0"/>
+            <w:tcW w:w="1838" w:type="dxa"/>
+            <w:shd w:val="clear" w:color="auto" w:fill="auto"/>
+          </w:tcPr>
+          <w:p>
+            <w:pPr>
+              <w:rPr>
+                <w:rFonts w:ascii="Aptos Narrow" w:hAnsi="Aptos Narrow"/>
+                <w:i/>
+                <w:iCs/>
+              </w:rPr>
+            </w:pPr>
+            <w:r>
+              <w:rPr>
+                <w:rFonts w:ascii="Aptos Narrow" w:hAnsi="Aptos Narrow"/>
+                <w:i/>
+                <w:iCs/>
+              </w:rPr>
+              <w:t>du</w:t>
+            </w:r>
+          </w:p>
+        </w:tc>
+        <w:tc>
+          <w:tcPr>
+            <w:tcW w:w="7790" w:type="dxa"/>
+            <w:shd w:val="clear" w:color="auto" w:fill="auto"/>
+          </w:tcPr>
+          <w:p>
+            <w:pPr>
+              <w:cnfStyle w:val="000000000000" w:firstRow="0" w:lastRow="0" w:firstColumn="0" w:lastColumn="0" w:oddVBand="0" w:evenVBand="0" w:oddHBand="0" w:evenHBand="0" w:firstRowFirstColumn="0" w:firstRowLastColumn="0" w:lastRowFirstColumn="0" w:lastRowLastColumn="0"/>
+            </w:pPr>
+            <w:r>
+              <w:t xml:space="preserve">Mostra il </w:t>
+            </w:r>
+            <w:r>
+              <w:rPr>
+                <w:i/>
+                <w:iCs/>
+              </w:rPr>
+              <w:t>disk usage</w:t>
+            </w:r>
+            <w:r>
+              <w:t xml:space="preserve"> dei file nella working directory o di un file se specificato</w:t>
+            </w:r>
+          </w:p>
+        </w:tc>
+      </w:tr>
     </w:tbl>
     <w:p/>
     <w:p>
       <w:r>
+        <w:t>Altri comandi sono elencati nel corso del documento.</w:t>
+      </w:r>
+      <w:r>
+        <w:br/>
+      </w:r>
+      <w:r>
         <w:t>Ad</w:t>
       </w:r>
       <w:r>
@@ -2527,19 +2654,88 @@
         <w:tab/>
         <w:t>visita ricorsivamente le sottodirectory</w:t>
       </w:r>
-      <w:r>
-        <w:rPr>
-          <w:iCs/>
-        </w:rPr>
-        <w:br/>
-      </w:r>
     </w:p>
     <w:p>
       <w:pPr>
+        <w:rPr>
+          <w:iCs/>
+        </w:rPr>
+      </w:pPr>
+      <w:r>
+        <w:rPr>
+          <w:iCs/>
+        </w:rPr>
+        <w:t xml:space="preserve">Eseguendo il comando “ </w:t>
+      </w:r>
+      <w:r>
+        <w:rPr>
+          <w:i/>
+        </w:rPr>
+        <w:t>ls -l ”</w:t>
+      </w:r>
+      <w:r>
+        <w:rPr>
+          <w:iCs/>
+        </w:rPr>
+        <w:t xml:space="preserve">  si ottiene il contenuto della directory corrente listato, con tutte le informazioni aggiuntive:</w:t>
+      </w:r>
+    </w:p>
+    <w:p>
+      <w:pPr>
+        <w:jc w:val="center"/>
+        <w:rPr>
+          <w:iCs/>
+        </w:rPr>
+      </w:pPr>
+      <w:r>
+        <w:rPr>
+          <w:iCs/>
+          <w:noProof/>
+        </w:rPr>
+        <w:drawing>
+          <wp:inline distT="0" distB="0" distL="0" distR="0" wp14:anchorId="59EB78B2" wp14:editId="423CB2F0">
+            <wp:extent cx="5952066" cy="3418826"/>
+            <wp:effectExtent l="0" t="0" r="0" b="0"/>
+            <wp:docPr id="924842744" name="Immagine 1" descr="Immagine che contiene testo, schermata, Carattere, numero&#10;&#10;Descrizione generata automaticamente"/>
+            <wp:cNvGraphicFramePr>
+              <a:graphicFrameLocks xmlns:a="http://schemas.openxmlformats.org/drawingml/2006/main" noChangeAspect="1"/>
+            </wp:cNvGraphicFramePr>
+            <a:graphic xmlns:a="http://schemas.openxmlformats.org/drawingml/2006/main">
+              <a:graphicData uri="http://schemas.openxmlformats.org/drawingml/2006/picture">
+                <pic:pic xmlns:pic="http://schemas.openxmlformats.org/drawingml/2006/picture">
+                  <pic:nvPicPr>
+                    <pic:cNvPr id="924842744" name="Immagine 1" descr="Immagine che contiene testo, schermata, Carattere, numero&#10;&#10;Descrizione generata automaticamente"/>
+                    <pic:cNvPicPr/>
+                  </pic:nvPicPr>
+                  <pic:blipFill>
+                    <a:blip r:embed="rId10"/>
+                    <a:stretch>
+                      <a:fillRect/>
+                    </a:stretch>
+                  </pic:blipFill>
+                  <pic:spPr>
+                    <a:xfrm>
+                      <a:off x="0" y="0"/>
+                      <a:ext cx="5973822" cy="3431322"/>
+                    </a:xfrm>
+                    <a:prstGeom prst="rect">
+                      <a:avLst/>
+                    </a:prstGeom>
+                  </pic:spPr>
+                </pic:pic>
+              </a:graphicData>
+            </a:graphic>
+          </wp:inline>
+        </w:drawing>
+      </w:r>
+    </w:p>
+    <w:p>
+      <w:pPr>
         <w:pStyle w:val="Titolo2"/>
       </w:pPr>
-      <w:bookmarkStart w:id="5" w:name="_Toc179919950"/>
-      <w:r>
+      <w:bookmarkStart w:id="5" w:name="_Toc180065569"/>
+      <w:r>
+        <w:lastRenderedPageBreak/>
         <w:t>1.2 Tipi di file</w:t>
       </w:r>
       <w:bookmarkEnd w:id="5"/>
@@ -2829,7 +3025,6 @@
     </w:p>
     <w:p>
       <w:r>
-        <w:lastRenderedPageBreak/>
         <w:t xml:space="preserve">Se un </w:t>
       </w:r>
       <w:r>
@@ -2976,54 +3171,26 @@
       <w:r>
         <w:t>, che ha come nome lo username del proprietario: è possibile aggiungere files o subdirectory.</w:t>
       </w:r>
+      <w:r>
+        <w:br/>
+      </w:r>
     </w:p>
     <w:p>
       <w:pPr>
-        <w:pStyle w:val="Titolo1"/>
-      </w:pPr>
-      <w:bookmarkStart w:id="6" w:name="_Toc179919951"/>
-      <w:r>
-        <w:t xml:space="preserve">2. </w:t>
-      </w:r>
-      <w:r>
-        <w:t>[</w:t>
-      </w:r>
-      <w:r>
-        <w:t>LEZIONE 2</w:t>
-      </w:r>
-      <w:r>
-        <w:t>]</w:t>
-      </w:r>
-      <w:r>
-        <w:t xml:space="preserve"> </w:t>
-      </w:r>
-      <w:r>
-        <w:t>[</w:t>
-      </w:r>
-      <w:r>
-        <w:t>BETA</w:t>
-      </w:r>
-      <w:r>
-        <w:t>]</w:t>
+        <w:pStyle w:val="Titolo2"/>
+      </w:pPr>
+      <w:bookmarkStart w:id="6" w:name="_Toc180065570"/>
+      <w:r>
+        <w:t>1.3 Protezione file</w:t>
       </w:r>
       <w:bookmarkEnd w:id="6"/>
+      <w:r>
+        <w:t xml:space="preserve"> e Permessi</w:t>
+      </w:r>
     </w:p>
     <w:p>
       <w:r>
-        <w:t xml:space="preserve">Un </w:t>
-      </w:r>
-      <w:r>
-        <w:rPr>
-          <w:i/>
-          <w:iCs/>
-        </w:rPr>
-        <w:t>File System</w:t>
-      </w:r>
-      <w:r>
-        <w:t xml:space="preserve"> Unix è se</w:t>
-      </w:r>
-      <w:r>
-        <w:t>mpre unico, ma può avere parti residenti su device rimuovibili:</w:t>
+        <w:t>Ad ogni file (di qualsiasi tipo) sono associati degli attributi, quali:</w:t>
       </w:r>
     </w:p>
     <w:p>
@@ -3031,21 +3198,17 @@
         <w:pStyle w:val="Paragrafoelenco"/>
         <w:numPr>
           <w:ilvl w:val="0"/>
-          <w:numId w:val="50"/>
+          <w:numId w:val="54"/>
         </w:numPr>
       </w:pPr>
       <w:r>
-        <w:t xml:space="preserve">“montate” prima di potervi accedere (comando </w:t>
-      </w:r>
-      <w:r>
-        <w:rPr>
-          <w:i/>
-          <w:iCs/>
-        </w:rPr>
-        <w:t>mount</w:t>
-      </w:r>
-      <w:r>
-        <w:t>)</w:t>
+        <w:rPr>
+          <w:b/>
+        </w:rPr>
+        <w:t>Proprietario (owner)</w:t>
+      </w:r>
+      <w:r>
+        <w:t>: l’utente che ha creato il file.</w:t>
       </w:r>
     </w:p>
     <w:p>
@@ -3053,37 +3216,464 @@
         <w:pStyle w:val="Paragrafoelenco"/>
         <w:numPr>
           <w:ilvl w:val="0"/>
-          <w:numId w:val="50"/>
+          <w:numId w:val="54"/>
         </w:numPr>
       </w:pPr>
       <w:r>
-        <w:t xml:space="preserve">“smontate” prima di rimuovere il supporto (comando </w:t>
+        <w:rPr>
+          <w:b/>
+        </w:rPr>
+        <w:t>Gruppo (group)</w:t>
+      </w:r>
+      <w:r>
+        <w:t>:</w:t>
+      </w:r>
+      <w:r>
+        <w:t xml:space="preserve"> il gruppo a cui il proprietario appartiene.</w:t>
+      </w:r>
+    </w:p>
+    <w:p>
+      <w:pPr>
+        <w:pStyle w:val="Paragrafoelenco"/>
+        <w:numPr>
+          <w:ilvl w:val="0"/>
+          <w:numId w:val="54"/>
+        </w:numPr>
+      </w:pPr>
+      <w:r>
+        <w:rPr>
+          <w:b/>
+        </w:rPr>
+        <w:t>Permessi (permissions)</w:t>
+      </w:r>
+      <w:r>
+        <w:t>:</w:t>
+      </w:r>
+      <w:r>
+        <w:t xml:space="preserve"> il tipo di operazione che il proprietario, i membri del suo gruppo o altri utenti possono effettuare su quel file.</w:t>
+      </w:r>
+    </w:p>
+    <w:p>
+      <w:r>
+        <w:t>Questi attributi sono assegnati automaticamente dal sistema al momento della creazione del file; possono essere modificati dal proprietario con appositi comandi (</w:t>
       </w:r>
       <w:r>
         <w:rPr>
           <w:i/>
           <w:iCs/>
         </w:rPr>
-        <w:t>unmount</w:t>
-      </w:r>
-      <w:r>
-        <w:t>)</w:t>
-      </w:r>
-    </w:p>
-    <w:p/>
-    <w:p/>
-    <w:p>
-      <w:r>
-        <w:t>Chown cambia owner, chgrp cambia gruppo, chmod cambia i permessi.</w:t>
+        <w:t>chown, chgrp, chmod</w:t>
+      </w:r>
+      <w:r>
+        <w:t>).</w:t>
       </w:r>
     </w:p>
     <w:p>
+      <w:pPr>
+        <w:rPr>
+          <w:iCs/>
+        </w:rPr>
+      </w:pPr>
+      <w:r>
+        <w:t xml:space="preserve">Ogni utente viene identificato da uno </w:t>
+      </w:r>
+      <w:r>
+        <w:rPr>
+          <w:b/>
+          <w:i/>
+          <w:iCs/>
+        </w:rPr>
+        <w:t>username</w:t>
+      </w:r>
+      <w:r>
+        <w:rPr>
+          <w:b/>
+          <w:iCs/>
+        </w:rPr>
+        <w:t xml:space="preserve"> </w:t>
+      </w:r>
+      <w:r>
+        <w:rPr>
+          <w:iCs/>
+        </w:rPr>
+        <w:t xml:space="preserve">assegnato dall’amministratore del sistema; ad ogni </w:t>
+      </w:r>
+      <w:r>
+        <w:rPr>
+          <w:i/>
+        </w:rPr>
+        <w:t>username</w:t>
+      </w:r>
+      <w:r>
+        <w:rPr>
+          <w:iCs/>
+        </w:rPr>
+        <w:t xml:space="preserve"> corrisponde biunivocamente uno </w:t>
+      </w:r>
+      <w:r>
+        <w:rPr>
+          <w:b/>
+          <w:i/>
+          <w:iCs/>
+        </w:rPr>
+        <w:t>userid</w:t>
+      </w:r>
+      <w:r>
+        <w:rPr>
+          <w:iCs/>
+        </w:rPr>
+        <w:t xml:space="preserve"> numerico, assegnato dal sistema. Entrambi (</w:t>
+      </w:r>
+      <w:r>
+        <w:rPr>
+          <w:i/>
+        </w:rPr>
+        <w:t>username e userid</w:t>
+      </w:r>
+      <w:r>
+        <w:rPr>
+          <w:iCs/>
+        </w:rPr>
+        <w:t>) sono pubblici.</w:t>
+      </w:r>
+    </w:p>
+    <w:p>
+      <w:pPr>
+        <w:rPr>
+          <w:iCs/>
+        </w:rPr>
+      </w:pPr>
+      <w:r>
+        <w:rPr>
+          <w:iCs/>
+        </w:rPr>
+        <w:lastRenderedPageBreak/>
+        <w:t xml:space="preserve">Ogni utente può far parte di uno o più </w:t>
+      </w:r>
+      <w:r>
+        <w:rPr>
+          <w:bCs/>
+          <w:iCs/>
+        </w:rPr>
+        <w:t>gruppi</w:t>
+      </w:r>
+      <w:r>
+        <w:rPr>
+          <w:iCs/>
+        </w:rPr>
+        <w:t>, definiti dall’a</w:t>
+      </w:r>
+      <w:r>
+        <w:rPr>
+          <w:iCs/>
+        </w:rPr>
+        <w:t>dmin</w:t>
+      </w:r>
+      <w:r>
+        <w:rPr>
+          <w:iCs/>
+        </w:rPr>
+        <w:t xml:space="preserve"> di sistema: ogni </w:t>
+      </w:r>
+      <w:r>
+        <w:rPr>
+          <w:iCs/>
+        </w:rPr>
+        <w:t>:</w:t>
+      </w:r>
+      <w:r>
+        <w:rPr>
+          <w:iCs/>
+        </w:rPr>
+        <w:t xml:space="preserve">gruppo è identificato da un </w:t>
+      </w:r>
+      <w:r>
+        <w:rPr>
+          <w:b/>
+          <w:i/>
+          <w:iCs/>
+        </w:rPr>
+        <w:t xml:space="preserve">group name </w:t>
+      </w:r>
+      <w:r>
+        <w:rPr>
+          <w:iCs/>
+        </w:rPr>
+        <w:t xml:space="preserve">di massimo 8 caratteri, a cui è associato un </w:t>
+      </w:r>
+      <w:r>
+        <w:rPr>
+          <w:b/>
+          <w:i/>
+          <w:iCs/>
+        </w:rPr>
+        <w:t>groupid</w:t>
+      </w:r>
+      <w:r>
+        <w:rPr>
+          <w:iCs/>
+        </w:rPr>
+        <w:t xml:space="preserve"> numerico.</w:t>
+      </w:r>
+      <w:r>
+        <w:rPr>
+          <w:iCs/>
+        </w:rPr>
+        <w:t xml:space="preserve"> </w:t>
+      </w:r>
+    </w:p>
+    <w:p>
       <w:r>
         <w:t>Possono esistere gruppi vuoti ma mai utenti che non hanno un gruppo di appartenenza.</w:t>
+      </w:r>
+    </w:p>
+    <w:p>
+      <w:r>
+        <w:drawing>
+          <wp:anchor distT="0" distB="0" distL="114300" distR="114300" simplePos="0" relativeHeight="251659264" behindDoc="0" locked="0" layoutInCell="1" allowOverlap="1" wp14:anchorId="738B3815" wp14:editId="0F8D5545">
+            <wp:simplePos x="0" y="0"/>
+            <wp:positionH relativeFrom="margin">
+              <wp:posOffset>3566209</wp:posOffset>
+            </wp:positionH>
+            <wp:positionV relativeFrom="paragraph">
+              <wp:posOffset>140123</wp:posOffset>
+            </wp:positionV>
+            <wp:extent cx="2452208" cy="898314"/>
+            <wp:effectExtent l="19050" t="19050" r="24765" b="16510"/>
+            <wp:wrapNone/>
+            <wp:docPr id="322254897" name="Immagine 1" descr="Immagine che contiene testo, diagramma, linea, schermata&#10;&#10;Descrizione generata automaticamente"/>
+            <wp:cNvGraphicFramePr>
+              <a:graphicFrameLocks xmlns:a="http://schemas.openxmlformats.org/drawingml/2006/main" noChangeAspect="1"/>
+            </wp:cNvGraphicFramePr>
+            <a:graphic xmlns:a="http://schemas.openxmlformats.org/drawingml/2006/main">
+              <a:graphicData uri="http://schemas.openxmlformats.org/drawingml/2006/picture">
+                <pic:pic xmlns:pic="http://schemas.openxmlformats.org/drawingml/2006/picture">
+                  <pic:nvPicPr>
+                    <pic:cNvPr id="322254897" name="Immagine 1" descr="Immagine che contiene testo, diagramma, linea, schermata&#10;&#10;Descrizione generata automaticamente"/>
+                    <pic:cNvPicPr/>
+                  </pic:nvPicPr>
+                  <pic:blipFill>
+                    <a:blip r:embed="rId11">
+                      <a:extLst>
+                        <a:ext uri="{28A0092B-C50C-407E-A947-70E740481C1C}">
+                          <a14:useLocalDpi xmlns:a14="http://schemas.microsoft.com/office/drawing/2010/main" val="0"/>
+                        </a:ext>
+                      </a:extLst>
+                    </a:blip>
+                    <a:stretch>
+                      <a:fillRect/>
+                    </a:stretch>
+                  </pic:blipFill>
+                  <pic:spPr>
+                    <a:xfrm>
+                      <a:off x="0" y="0"/>
+                      <a:ext cx="2452208" cy="898314"/>
+                    </a:xfrm>
+                    <a:prstGeom prst="rect">
+                      <a:avLst/>
+                    </a:prstGeom>
+                    <a:ln>
+                      <a:solidFill>
+                        <a:schemeClr val="tx1"/>
+                      </a:solidFill>
+                    </a:ln>
+                  </pic:spPr>
+                </pic:pic>
+              </a:graphicData>
+            </a:graphic>
+            <wp14:sizeRelH relativeFrom="margin">
+              <wp14:pctWidth>0</wp14:pctWidth>
+            </wp14:sizeRelH>
+            <wp14:sizeRelV relativeFrom="margin">
+              <wp14:pctHeight>0</wp14:pctHeight>
+            </wp14:sizeRelV>
+          </wp:anchor>
+        </w:drawing>
+      </w:r>
+      <w:r>
+        <w:t>Ad un file possono essere attribuiti i seguenti permessi:</w:t>
+      </w:r>
+      <w:r>
+        <w:br/>
+      </w:r>
+      <w:r>
+        <w:rPr>
+          <w:b/>
+        </w:rPr>
+        <w:br/>
+      </w:r>
+      <w:r>
+        <w:rPr>
+          <w:b/>
+        </w:rPr>
+        <w:tab/>
+      </w:r>
+      <w:r>
+        <w:rPr>
+          <w:b/>
+        </w:rPr>
+        <w:t>r</w:t>
+      </w:r>
+      <w:r>
+        <w:tab/>
+        <w:t xml:space="preserve">&gt;  readable </w:t>
+      </w:r>
+      <w:r>
+        <w:rPr>
+          <w:b/>
+        </w:rPr>
+        <w:br/>
+      </w:r>
+      <w:r>
+        <w:rPr>
+          <w:b/>
+        </w:rPr>
+        <w:tab/>
+      </w:r>
+      <w:r>
+        <w:rPr>
+          <w:b/>
+        </w:rPr>
+        <w:t xml:space="preserve">w </w:t>
+      </w:r>
+      <w:r>
+        <w:tab/>
+        <w:t>&gt;  writable</w:t>
+      </w:r>
+      <w:r>
+        <w:rPr>
+          <w:b/>
+        </w:rPr>
+        <w:br/>
+      </w:r>
+      <w:r>
+        <w:rPr>
+          <w:b/>
+        </w:rPr>
+        <w:tab/>
+      </w:r>
+      <w:r>
+        <w:rPr>
+          <w:b/>
+        </w:rPr>
+        <w:t xml:space="preserve">x </w:t>
+      </w:r>
+      <w:r>
+        <w:tab/>
+        <w:t>&gt;  executable</w:t>
+      </w:r>
+      <w:r>
+        <w:rPr>
+          <w:noProof/>
+        </w:rPr>
+        <w:t xml:space="preserve"> </w:t>
+      </w:r>
+      <w:r>
+        <w:br/>
+      </w:r>
+      <w:r>
+        <w:br/>
+      </w:r>
+      <w:r>
+        <w:t>Per l’assegnazione dei permessi, nel sistema Unix sono identificati come:</w:t>
+      </w:r>
+    </w:p>
+    <w:p>
+      <w:r>
+        <w:t>permessi:</w:t>
+      </w:r>
+      <w:r>
+        <w:tab/>
+      </w:r>
+      <w:r>
+        <w:tab/>
+        <w:t>( r  -  - )</w:t>
+      </w:r>
+      <w:r>
+        <w:tab/>
+      </w:r>
+      <w:r>
+        <w:tab/>
+        <w:t>( r  w  - )</w:t>
+      </w:r>
+      <w:r>
+        <w:tab/>
+        <w:t>( r  w  x )</w:t>
+      </w:r>
+      <w:r>
+        <w:br/>
+      </w:r>
+      <w:r>
+        <w:t>in binario:</w:t>
+      </w:r>
+      <w:r>
+        <w:t xml:space="preserve">   </w:t>
+      </w:r>
+      <w:r>
+        <w:tab/>
+      </w:r>
+      <w:r>
+        <w:tab/>
+        <w:t xml:space="preserve">   </w:t>
+      </w:r>
+      <w:r>
+        <w:t>100</w:t>
+      </w:r>
+      <w:r>
+        <w:tab/>
+      </w:r>
+      <w:r>
+        <w:tab/>
+        <w:t xml:space="preserve">    110</w:t>
+      </w:r>
+      <w:r>
+        <w:tab/>
+      </w:r>
+      <w:r>
+        <w:tab/>
+        <w:t xml:space="preserve">    111</w:t>
+      </w:r>
+      <w:r>
+        <w:br/>
+      </w:r>
+      <w:r>
+        <w:t>in ottale:</w:t>
+      </w:r>
+      <w:r>
+        <w:t xml:space="preserve">     </w:t>
+      </w:r>
+      <w:r>
+        <w:tab/>
+      </w:r>
+      <w:r>
+        <w:tab/>
+        <w:t xml:space="preserve">     </w:t>
+      </w:r>
+      <w:r>
+        <w:t>4</w:t>
+      </w:r>
+      <w:r>
+        <w:tab/>
+      </w:r>
+      <w:r>
+        <w:tab/>
+        <w:t xml:space="preserve">      6</w:t>
+      </w:r>
+      <w:r>
+        <w:tab/>
+      </w:r>
+      <w:r>
+        <w:tab/>
+        <w:t xml:space="preserve">      7</w:t>
+      </w:r>
+    </w:p>
+    <w:p>
+      <w:r>
+        <w:t>I comandi Unix utilizzabili per modifiche a permessi, proprietario e gruppi sono:</w:t>
       </w:r>
     </w:p>
     <w:sectPr>
-      <w:footerReference w:type="default" r:id="rId10"/>
+      <w:footerReference w:type="default" r:id="rId12"/>
       <w:pgSz w:w="11906" w:h="16838"/>
       <w:pgMar w:top="1417" w:right="1134" w:bottom="1134" w:left="1134" w:header="708" w:footer="708" w:gutter="0"/>
       <w:cols w:space="708"/>
@@ -6342,6 +6932,119 @@
     </w:lvl>
   </w:abstractNum>
   <w:abstractNum w:abstractNumId="28" w15:restartNumberingAfterBreak="0">
+    <w:nsid w:val="3DBC2896"/>
+    <w:multiLevelType w:val="hybridMultilevel"/>
+    <w:tmpl w:val="767C1268"/>
+    <w:lvl w:ilvl="0" w:tplc="04100001">
+      <w:start w:val="1"/>
+      <w:numFmt w:val="bullet"/>
+      <w:lvlText w:val=""/>
+      <w:lvlJc w:val="left"/>
+      <w:pPr>
+        <w:ind w:left="720" w:hanging="360"/>
+      </w:pPr>
+      <w:rPr>
+        <w:rFonts w:ascii="Symbol" w:hAnsi="Symbol" w:hint="default"/>
+      </w:rPr>
+    </w:lvl>
+    <w:lvl w:ilvl="1" w:tplc="04100003" w:tentative="1">
+      <w:start w:val="1"/>
+      <w:numFmt w:val="bullet"/>
+      <w:lvlText w:val="o"/>
+      <w:lvlJc w:val="left"/>
+      <w:pPr>
+        <w:ind w:left="1440" w:hanging="360"/>
+      </w:pPr>
+      <w:rPr>
+        <w:rFonts w:ascii="Courier New" w:hAnsi="Courier New" w:cs="Courier New" w:hint="default"/>
+      </w:rPr>
+    </w:lvl>
+    <w:lvl w:ilvl="2" w:tplc="04100005" w:tentative="1">
+      <w:start w:val="1"/>
+      <w:numFmt w:val="bullet"/>
+      <w:lvlText w:val=""/>
+      <w:lvlJc w:val="left"/>
+      <w:pPr>
+        <w:ind w:left="2160" w:hanging="360"/>
+      </w:pPr>
+      <w:rPr>
+        <w:rFonts w:ascii="Wingdings" w:hAnsi="Wingdings" w:hint="default"/>
+      </w:rPr>
+    </w:lvl>
+    <w:lvl w:ilvl="3" w:tplc="04100001" w:tentative="1">
+      <w:start w:val="1"/>
+      <w:numFmt w:val="bullet"/>
+      <w:lvlText w:val=""/>
+      <w:lvlJc w:val="left"/>
+      <w:pPr>
+        <w:ind w:left="2880" w:hanging="360"/>
+      </w:pPr>
+      <w:rPr>
+        <w:rFonts w:ascii="Symbol" w:hAnsi="Symbol" w:hint="default"/>
+      </w:rPr>
+    </w:lvl>
+    <w:lvl w:ilvl="4" w:tplc="04100003" w:tentative="1">
+      <w:start w:val="1"/>
+      <w:numFmt w:val="bullet"/>
+      <w:lvlText w:val="o"/>
+      <w:lvlJc w:val="left"/>
+      <w:pPr>
+        <w:ind w:left="3600" w:hanging="360"/>
+      </w:pPr>
+      <w:rPr>
+        <w:rFonts w:ascii="Courier New" w:hAnsi="Courier New" w:cs="Courier New" w:hint="default"/>
+      </w:rPr>
+    </w:lvl>
+    <w:lvl w:ilvl="5" w:tplc="04100005" w:tentative="1">
+      <w:start w:val="1"/>
+      <w:numFmt w:val="bullet"/>
+      <w:lvlText w:val=""/>
+      <w:lvlJc w:val="left"/>
+      <w:pPr>
+        <w:ind w:left="4320" w:hanging="360"/>
+      </w:pPr>
+      <w:rPr>
+        <w:rFonts w:ascii="Wingdings" w:hAnsi="Wingdings" w:hint="default"/>
+      </w:rPr>
+    </w:lvl>
+    <w:lvl w:ilvl="6" w:tplc="04100001" w:tentative="1">
+      <w:start w:val="1"/>
+      <w:numFmt w:val="bullet"/>
+      <w:lvlText w:val=""/>
+      <w:lvlJc w:val="left"/>
+      <w:pPr>
+        <w:ind w:left="5040" w:hanging="360"/>
+      </w:pPr>
+      <w:rPr>
+        <w:rFonts w:ascii="Symbol" w:hAnsi="Symbol" w:hint="default"/>
+      </w:rPr>
+    </w:lvl>
+    <w:lvl w:ilvl="7" w:tplc="04100003" w:tentative="1">
+      <w:start w:val="1"/>
+      <w:numFmt w:val="bullet"/>
+      <w:lvlText w:val="o"/>
+      <w:lvlJc w:val="left"/>
+      <w:pPr>
+        <w:ind w:left="5760" w:hanging="360"/>
+      </w:pPr>
+      <w:rPr>
+        <w:rFonts w:ascii="Courier New" w:hAnsi="Courier New" w:cs="Courier New" w:hint="default"/>
+      </w:rPr>
+    </w:lvl>
+    <w:lvl w:ilvl="8" w:tplc="04100005" w:tentative="1">
+      <w:start w:val="1"/>
+      <w:numFmt w:val="bullet"/>
+      <w:lvlText w:val=""/>
+      <w:lvlJc w:val="left"/>
+      <w:pPr>
+        <w:ind w:left="6480" w:hanging="360"/>
+      </w:pPr>
+      <w:rPr>
+        <w:rFonts w:ascii="Wingdings" w:hAnsi="Wingdings" w:hint="default"/>
+      </w:rPr>
+    </w:lvl>
+  </w:abstractNum>
+  <w:abstractNum w:abstractNumId="29" w15:restartNumberingAfterBreak="0">
     <w:nsid w:val="42E6267A"/>
     <w:multiLevelType w:val="hybridMultilevel"/>
     <w:tmpl w:val="A8B26920"/>
@@ -6454,7 +7157,7 @@
       </w:rPr>
     </w:lvl>
   </w:abstractNum>
-  <w:abstractNum w:abstractNumId="29" w15:restartNumberingAfterBreak="0">
+  <w:abstractNum w:abstractNumId="30" w15:restartNumberingAfterBreak="0">
     <w:nsid w:val="47721F6B"/>
     <w:multiLevelType w:val="hybridMultilevel"/>
     <w:tmpl w:val="22AA14E6"/>
@@ -6567,7 +7270,7 @@
       </w:rPr>
     </w:lvl>
   </w:abstractNum>
-  <w:abstractNum w:abstractNumId="30" w15:restartNumberingAfterBreak="0">
+  <w:abstractNum w:abstractNumId="31" w15:restartNumberingAfterBreak="0">
     <w:nsid w:val="49E928DB"/>
     <w:multiLevelType w:val="hybridMultilevel"/>
     <w:tmpl w:val="01DCA99A"/>
@@ -6680,7 +7383,7 @@
       </w:rPr>
     </w:lvl>
   </w:abstractNum>
-  <w:abstractNum w:abstractNumId="31" w15:restartNumberingAfterBreak="0">
+  <w:abstractNum w:abstractNumId="32" w15:restartNumberingAfterBreak="0">
     <w:nsid w:val="508E2E07"/>
     <w:multiLevelType w:val="hybridMultilevel"/>
     <w:tmpl w:val="075C9D0C"/>
@@ -6793,7 +7496,7 @@
       </w:rPr>
     </w:lvl>
   </w:abstractNum>
-  <w:abstractNum w:abstractNumId="32" w15:restartNumberingAfterBreak="0">
+  <w:abstractNum w:abstractNumId="33" w15:restartNumberingAfterBreak="0">
     <w:nsid w:val="50ED4DF0"/>
     <w:multiLevelType w:val="hybridMultilevel"/>
     <w:tmpl w:val="492C90A2"/>
@@ -6906,7 +7609,7 @@
       </w:rPr>
     </w:lvl>
   </w:abstractNum>
-  <w:abstractNum w:abstractNumId="33" w15:restartNumberingAfterBreak="0">
+  <w:abstractNum w:abstractNumId="34" w15:restartNumberingAfterBreak="0">
     <w:nsid w:val="562B70AB"/>
     <w:multiLevelType w:val="hybridMultilevel"/>
     <w:tmpl w:val="2552308C"/>
@@ -7019,7 +7722,7 @@
       </w:rPr>
     </w:lvl>
   </w:abstractNum>
-  <w:abstractNum w:abstractNumId="34" w15:restartNumberingAfterBreak="0">
+  <w:abstractNum w:abstractNumId="35" w15:restartNumberingAfterBreak="0">
     <w:nsid w:val="583646D3"/>
     <w:multiLevelType w:val="hybridMultilevel"/>
     <w:tmpl w:val="C1D2436E"/>
@@ -7132,7 +7835,7 @@
       </w:rPr>
     </w:lvl>
   </w:abstractNum>
-  <w:abstractNum w:abstractNumId="35" w15:restartNumberingAfterBreak="0">
+  <w:abstractNum w:abstractNumId="36" w15:restartNumberingAfterBreak="0">
     <w:nsid w:val="585E6901"/>
     <w:multiLevelType w:val="hybridMultilevel"/>
     <w:tmpl w:val="4C805D4A"/>
@@ -7245,7 +7948,7 @@
       </w:rPr>
     </w:lvl>
   </w:abstractNum>
-  <w:abstractNum w:abstractNumId="36" w15:restartNumberingAfterBreak="0">
+  <w:abstractNum w:abstractNumId="37" w15:restartNumberingAfterBreak="0">
     <w:nsid w:val="58A04815"/>
     <w:multiLevelType w:val="hybridMultilevel"/>
     <w:tmpl w:val="23722966"/>
@@ -7358,7 +8061,7 @@
       </w:rPr>
     </w:lvl>
   </w:abstractNum>
-  <w:abstractNum w:abstractNumId="37" w15:restartNumberingAfterBreak="0">
+  <w:abstractNum w:abstractNumId="38" w15:restartNumberingAfterBreak="0">
     <w:nsid w:val="5B97746A"/>
     <w:multiLevelType w:val="hybridMultilevel"/>
     <w:tmpl w:val="C9C40FE0"/>
@@ -7471,7 +8174,7 @@
       </w:rPr>
     </w:lvl>
   </w:abstractNum>
-  <w:abstractNum w:abstractNumId="38" w15:restartNumberingAfterBreak="0">
+  <w:abstractNum w:abstractNumId="39" w15:restartNumberingAfterBreak="0">
     <w:nsid w:val="5C5E3D8C"/>
     <w:multiLevelType w:val="hybridMultilevel"/>
     <w:tmpl w:val="B97097DC"/>
@@ -7584,7 +8287,7 @@
       </w:rPr>
     </w:lvl>
   </w:abstractNum>
-  <w:abstractNum w:abstractNumId="39" w15:restartNumberingAfterBreak="0">
+  <w:abstractNum w:abstractNumId="40" w15:restartNumberingAfterBreak="0">
     <w:nsid w:val="62406EA7"/>
     <w:multiLevelType w:val="hybridMultilevel"/>
     <w:tmpl w:val="B192C9F8"/>
@@ -7697,7 +8400,7 @@
       </w:rPr>
     </w:lvl>
   </w:abstractNum>
-  <w:abstractNum w:abstractNumId="40" w15:restartNumberingAfterBreak="0">
+  <w:abstractNum w:abstractNumId="41" w15:restartNumberingAfterBreak="0">
     <w:nsid w:val="63DE7B75"/>
     <w:multiLevelType w:val="hybridMultilevel"/>
     <w:tmpl w:val="301AA7F2"/>
@@ -7810,7 +8513,7 @@
       </w:rPr>
     </w:lvl>
   </w:abstractNum>
-  <w:abstractNum w:abstractNumId="41" w15:restartNumberingAfterBreak="0">
+  <w:abstractNum w:abstractNumId="42" w15:restartNumberingAfterBreak="0">
     <w:nsid w:val="658A1D16"/>
     <w:multiLevelType w:val="hybridMultilevel"/>
     <w:tmpl w:val="FDA4205E"/>
@@ -7923,7 +8626,7 @@
       </w:rPr>
     </w:lvl>
   </w:abstractNum>
-  <w:abstractNum w:abstractNumId="42" w15:restartNumberingAfterBreak="0">
+  <w:abstractNum w:abstractNumId="43" w15:restartNumberingAfterBreak="0">
     <w:nsid w:val="65954A2D"/>
     <w:multiLevelType w:val="hybridMultilevel"/>
     <w:tmpl w:val="EBC0BF0E"/>
@@ -8036,7 +8739,7 @@
       </w:rPr>
     </w:lvl>
   </w:abstractNum>
-  <w:abstractNum w:abstractNumId="43" w15:restartNumberingAfterBreak="0">
+  <w:abstractNum w:abstractNumId="44" w15:restartNumberingAfterBreak="0">
     <w:nsid w:val="65D14F79"/>
     <w:multiLevelType w:val="hybridMultilevel"/>
     <w:tmpl w:val="510214FC"/>
@@ -8149,7 +8852,7 @@
       </w:rPr>
     </w:lvl>
   </w:abstractNum>
-  <w:abstractNum w:abstractNumId="44" w15:restartNumberingAfterBreak="0">
+  <w:abstractNum w:abstractNumId="45" w15:restartNumberingAfterBreak="0">
     <w:nsid w:val="66CE3AF0"/>
     <w:multiLevelType w:val="hybridMultilevel"/>
     <w:tmpl w:val="9BF0B22E"/>
@@ -8262,7 +8965,7 @@
       </w:rPr>
     </w:lvl>
   </w:abstractNum>
-  <w:abstractNum w:abstractNumId="45" w15:restartNumberingAfterBreak="0">
+  <w:abstractNum w:abstractNumId="46" w15:restartNumberingAfterBreak="0">
     <w:nsid w:val="6A9F1F88"/>
     <w:multiLevelType w:val="hybridMultilevel"/>
     <w:tmpl w:val="BCC42004"/>
@@ -8375,7 +9078,7 @@
       </w:rPr>
     </w:lvl>
   </w:abstractNum>
-  <w:abstractNum w:abstractNumId="46" w15:restartNumberingAfterBreak="0">
+  <w:abstractNum w:abstractNumId="47" w15:restartNumberingAfterBreak="0">
     <w:nsid w:val="6B4333FF"/>
     <w:multiLevelType w:val="hybridMultilevel"/>
     <w:tmpl w:val="096844E2"/>
@@ -8488,7 +9191,7 @@
       </w:rPr>
     </w:lvl>
   </w:abstractNum>
-  <w:abstractNum w:abstractNumId="47" w15:restartNumberingAfterBreak="0">
+  <w:abstractNum w:abstractNumId="48" w15:restartNumberingAfterBreak="0">
     <w:nsid w:val="70FB2E55"/>
     <w:multiLevelType w:val="hybridMultilevel"/>
     <w:tmpl w:val="7480CC58"/>
@@ -8601,7 +9304,7 @@
       </w:rPr>
     </w:lvl>
   </w:abstractNum>
-  <w:abstractNum w:abstractNumId="48" w15:restartNumberingAfterBreak="0">
+  <w:abstractNum w:abstractNumId="49" w15:restartNumberingAfterBreak="0">
     <w:nsid w:val="72417D20"/>
     <w:multiLevelType w:val="hybridMultilevel"/>
     <w:tmpl w:val="1A02FD1C"/>
@@ -8714,7 +9417,7 @@
       </w:rPr>
     </w:lvl>
   </w:abstractNum>
-  <w:abstractNum w:abstractNumId="49" w15:restartNumberingAfterBreak="0">
+  <w:abstractNum w:abstractNumId="50" w15:restartNumberingAfterBreak="0">
     <w:nsid w:val="75243390"/>
     <w:multiLevelType w:val="hybridMultilevel"/>
     <w:tmpl w:val="A02E9182"/>
@@ -8827,7 +9530,7 @@
       </w:rPr>
     </w:lvl>
   </w:abstractNum>
-  <w:abstractNum w:abstractNumId="50" w15:restartNumberingAfterBreak="0">
+  <w:abstractNum w:abstractNumId="51" w15:restartNumberingAfterBreak="0">
     <w:nsid w:val="78E377EE"/>
     <w:multiLevelType w:val="hybridMultilevel"/>
     <w:tmpl w:val="4D6476CC"/>
@@ -8940,7 +9643,7 @@
       </w:rPr>
     </w:lvl>
   </w:abstractNum>
-  <w:abstractNum w:abstractNumId="51" w15:restartNumberingAfterBreak="0">
+  <w:abstractNum w:abstractNumId="52" w15:restartNumberingAfterBreak="0">
     <w:nsid w:val="7D6D0127"/>
     <w:multiLevelType w:val="multilevel"/>
     <w:tmpl w:val="B0229FD4"/>
@@ -9053,7 +9756,7 @@
       </w:rPr>
     </w:lvl>
   </w:abstractNum>
-  <w:abstractNum w:abstractNumId="52" w15:restartNumberingAfterBreak="0">
+  <w:abstractNum w:abstractNumId="53" w15:restartNumberingAfterBreak="0">
     <w:nsid w:val="7FCC0BF3"/>
     <w:multiLevelType w:val="hybridMultilevel"/>
     <w:tmpl w:val="5008DC92"/>
@@ -9167,13 +9870,13 @@
     </w:lvl>
   </w:abstractNum>
   <w:num w:numId="1" w16cid:durableId="1743523909">
-    <w:abstractNumId w:val="34"/>
+    <w:abstractNumId w:val="35"/>
   </w:num>
   <w:num w:numId="2" w16cid:durableId="612371807">
     <w:abstractNumId w:val="24"/>
   </w:num>
   <w:num w:numId="3" w16cid:durableId="634601290">
-    <w:abstractNumId w:val="28"/>
+    <w:abstractNumId w:val="29"/>
   </w:num>
   <w:num w:numId="4" w16cid:durableId="1149250743">
     <w:abstractNumId w:val="22"/>
@@ -9197,46 +9900,46 @@
     <w:abstractNumId w:val="26"/>
   </w:num>
   <w:num w:numId="11" w16cid:durableId="1633556597">
-    <w:abstractNumId w:val="48"/>
+    <w:abstractNumId w:val="49"/>
   </w:num>
   <w:num w:numId="12" w16cid:durableId="758790461">
     <w:abstractNumId w:val="10"/>
   </w:num>
   <w:num w:numId="13" w16cid:durableId="1596474835">
-    <w:abstractNumId w:val="42"/>
+    <w:abstractNumId w:val="43"/>
   </w:num>
   <w:num w:numId="14" w16cid:durableId="896475580">
-    <w:abstractNumId w:val="41"/>
+    <w:abstractNumId w:val="42"/>
   </w:num>
   <w:num w:numId="15" w16cid:durableId="151218727">
     <w:abstractNumId w:val="25"/>
   </w:num>
   <w:num w:numId="16" w16cid:durableId="1361012317">
-    <w:abstractNumId w:val="32"/>
+    <w:abstractNumId w:val="33"/>
   </w:num>
   <w:num w:numId="17" w16cid:durableId="1347174226">
-    <w:abstractNumId w:val="43"/>
+    <w:abstractNumId w:val="44"/>
   </w:num>
   <w:num w:numId="18" w16cid:durableId="1463234472">
-    <w:abstractNumId w:val="50"/>
+    <w:abstractNumId w:val="51"/>
   </w:num>
   <w:num w:numId="19" w16cid:durableId="1653950993">
     <w:abstractNumId w:val="21"/>
   </w:num>
   <w:num w:numId="20" w16cid:durableId="1712067604">
-    <w:abstractNumId w:val="46"/>
+    <w:abstractNumId w:val="47"/>
   </w:num>
   <w:num w:numId="21" w16cid:durableId="588972247">
-    <w:abstractNumId w:val="39"/>
+    <w:abstractNumId w:val="40"/>
   </w:num>
   <w:num w:numId="22" w16cid:durableId="956716684">
     <w:abstractNumId w:val="4"/>
   </w:num>
   <w:num w:numId="23" w16cid:durableId="624584093">
-    <w:abstractNumId w:val="52"/>
+    <w:abstractNumId w:val="53"/>
   </w:num>
   <w:num w:numId="24" w16cid:durableId="1384980987">
-    <w:abstractNumId w:val="36"/>
+    <w:abstractNumId w:val="37"/>
   </w:num>
   <w:num w:numId="25" w16cid:durableId="1676109638">
     <w:abstractNumId w:val="17"/>
@@ -9245,10 +9948,10 @@
     <w:abstractNumId w:val="2"/>
   </w:num>
   <w:num w:numId="27" w16cid:durableId="1581060762">
-    <w:abstractNumId w:val="30"/>
+    <w:abstractNumId w:val="31"/>
   </w:num>
   <w:num w:numId="28" w16cid:durableId="844247749">
-    <w:abstractNumId w:val="45"/>
+    <w:abstractNumId w:val="46"/>
   </w:num>
   <w:num w:numId="29" w16cid:durableId="530415048">
     <w:abstractNumId w:val="14"/>
@@ -9260,13 +9963,13 @@
     <w:abstractNumId w:val="8"/>
   </w:num>
   <w:num w:numId="32" w16cid:durableId="147206919">
-    <w:abstractNumId w:val="37"/>
+    <w:abstractNumId w:val="38"/>
   </w:num>
   <w:num w:numId="33" w16cid:durableId="2074035014">
     <w:abstractNumId w:val="15"/>
   </w:num>
   <w:num w:numId="34" w16cid:durableId="1522359720">
-    <w:abstractNumId w:val="31"/>
+    <w:abstractNumId w:val="32"/>
   </w:num>
   <w:num w:numId="35" w16cid:durableId="1541241314">
     <w:abstractNumId w:val="7"/>
@@ -9275,7 +9978,7 @@
     <w:abstractNumId w:val="20"/>
   </w:num>
   <w:num w:numId="37" w16cid:durableId="1187259159">
-    <w:abstractNumId w:val="38"/>
+    <w:abstractNumId w:val="39"/>
   </w:num>
   <w:num w:numId="38" w16cid:durableId="1752047152">
     <w:abstractNumId w:val="27"/>
@@ -9284,22 +9987,22 @@
     <w:abstractNumId w:val="16"/>
   </w:num>
   <w:num w:numId="40" w16cid:durableId="1116754875">
-    <w:abstractNumId w:val="44"/>
+    <w:abstractNumId w:val="45"/>
   </w:num>
   <w:num w:numId="41" w16cid:durableId="573122551">
-    <w:abstractNumId w:val="49"/>
+    <w:abstractNumId w:val="50"/>
   </w:num>
   <w:num w:numId="42" w16cid:durableId="1606693166">
-    <w:abstractNumId w:val="47"/>
+    <w:abstractNumId w:val="48"/>
   </w:num>
   <w:num w:numId="43" w16cid:durableId="1645812648">
     <w:abstractNumId w:val="13"/>
   </w:num>
   <w:num w:numId="44" w16cid:durableId="247932865">
-    <w:abstractNumId w:val="33"/>
+    <w:abstractNumId w:val="34"/>
   </w:num>
   <w:num w:numId="45" w16cid:durableId="1151286981">
-    <w:abstractNumId w:val="29"/>
+    <w:abstractNumId w:val="30"/>
   </w:num>
   <w:num w:numId="46" w16cid:durableId="7219639">
     <w:abstractNumId w:val="9"/>
@@ -9311,19 +10014,22 @@
     <w:abstractNumId w:val="3"/>
   </w:num>
   <w:num w:numId="49" w16cid:durableId="1363168757">
-    <w:abstractNumId w:val="40"/>
+    <w:abstractNumId w:val="41"/>
   </w:num>
   <w:num w:numId="50" w16cid:durableId="274295852">
     <w:abstractNumId w:val="12"/>
   </w:num>
   <w:num w:numId="51" w16cid:durableId="1980844439">
-    <w:abstractNumId w:val="35"/>
+    <w:abstractNumId w:val="36"/>
   </w:num>
   <w:num w:numId="52" w16cid:durableId="1092630366">
     <w:abstractNumId w:val="19"/>
   </w:num>
   <w:num w:numId="53" w16cid:durableId="346831668">
-    <w:abstractNumId w:val="51"/>
+    <w:abstractNumId w:val="52"/>
+  </w:num>
+  <w:num w:numId="54" w16cid:durableId="1075317428">
+    <w:abstractNumId w:val="28"/>
   </w:num>
 </w:numbering>
 </file>
@@ -10191,6 +10897,86 @@
       </w:tcPr>
     </w:tblStylePr>
   </w:style>
+  <w:style w:type="table" w:styleId="Tabellasemplice-2">
+    <w:name w:val="Plain Table 2"/>
+    <w:basedOn w:val="Tabellanormale"/>
+    <w:uiPriority w:val="42"/>
+    <w:rsid w:val="00C044C4"/>
+    <w:pPr>
+      <w:spacing w:after="0" w:line="240" w:lineRule="auto"/>
+    </w:pPr>
+    <w:tblPr>
+      <w:tblStyleRowBandSize w:val="1"/>
+      <w:tblStyleColBandSize w:val="1"/>
+      <w:tblBorders>
+        <w:top w:val="single" w:sz="4" w:space="0" w:color="7F7F7F" w:themeColor="text1" w:themeTint="80"/>
+        <w:bottom w:val="single" w:sz="4" w:space="0" w:color="7F7F7F" w:themeColor="text1" w:themeTint="80"/>
+      </w:tblBorders>
+    </w:tblPr>
+    <w:tblStylePr w:type="firstRow">
+      <w:rPr>
+        <w:b/>
+        <w:bCs/>
+      </w:rPr>
+      <w:tblPr/>
+      <w:tcPr>
+        <w:tcBorders>
+          <w:bottom w:val="single" w:sz="4" w:space="0" w:color="7F7F7F" w:themeColor="text1" w:themeTint="80"/>
+        </w:tcBorders>
+      </w:tcPr>
+    </w:tblStylePr>
+    <w:tblStylePr w:type="lastRow">
+      <w:rPr>
+        <w:b/>
+        <w:bCs/>
+      </w:rPr>
+      <w:tblPr/>
+      <w:tcPr>
+        <w:tcBorders>
+          <w:top w:val="single" w:sz="4" w:space="0" w:color="7F7F7F" w:themeColor="text1" w:themeTint="80"/>
+        </w:tcBorders>
+      </w:tcPr>
+    </w:tblStylePr>
+    <w:tblStylePr w:type="firstCol">
+      <w:rPr>
+        <w:b/>
+        <w:bCs/>
+      </w:rPr>
+    </w:tblStylePr>
+    <w:tblStylePr w:type="lastCol">
+      <w:rPr>
+        <w:b/>
+        <w:bCs/>
+      </w:rPr>
+    </w:tblStylePr>
+    <w:tblStylePr w:type="band1Vert">
+      <w:tblPr/>
+      <w:tcPr>
+        <w:tcBorders>
+          <w:left w:val="single" w:sz="4" w:space="0" w:color="7F7F7F" w:themeColor="text1" w:themeTint="80"/>
+          <w:right w:val="single" w:sz="4" w:space="0" w:color="7F7F7F" w:themeColor="text1" w:themeTint="80"/>
+        </w:tcBorders>
+      </w:tcPr>
+    </w:tblStylePr>
+    <w:tblStylePr w:type="band2Vert">
+      <w:tblPr/>
+      <w:tcPr>
+        <w:tcBorders>
+          <w:left w:val="single" w:sz="4" w:space="0" w:color="7F7F7F" w:themeColor="text1" w:themeTint="80"/>
+          <w:right w:val="single" w:sz="4" w:space="0" w:color="7F7F7F" w:themeColor="text1" w:themeTint="80"/>
+        </w:tcBorders>
+      </w:tcPr>
+    </w:tblStylePr>
+    <w:tblStylePr w:type="band1Horz">
+      <w:tblPr/>
+      <w:tcPr>
+        <w:tcBorders>
+          <w:top w:val="single" w:sz="4" w:space="0" w:color="7F7F7F" w:themeColor="text1" w:themeTint="80"/>
+          <w:bottom w:val="single" w:sz="4" w:space="0" w:color="7F7F7F" w:themeColor="text1" w:themeTint="80"/>
+        </w:tcBorders>
+      </w:tcPr>
+    </w:tblStylePr>
+  </w:style>
 </w:styles>
 </file>
 

--- a/University/Laboratorio di Sistemi Operativi.docx
+++ b/University/Laboratorio di Sistemi Operativi.docx
@@ -332,7 +332,7 @@
           <w:r>
             <w:fldChar w:fldCharType="separate"/>
           </w:r>
-          <w:hyperlink w:anchor="_Toc180065564" w:history="1">
+          <w:hyperlink w:anchor="_Toc180094365" w:history="1">
             <w:r>
               <w:rPr>
                 <w:rStyle w:val="Collegamentoipertestuale"/>
@@ -359,7 +359,7 @@
                 <w:noProof/>
                 <w:webHidden/>
               </w:rPr>
-              <w:instrText xml:space="preserve"> PAGEREF _Toc180065564 \h </w:instrText>
+              <w:instrText xml:space="preserve"> PAGEREF _Toc180094365 \h </w:instrText>
             </w:r>
             <w:r>
               <w:rPr>
@@ -403,7 +403,7 @@
               <w:lang w:eastAsia="ja-JP"/>
             </w:rPr>
           </w:pPr>
-          <w:hyperlink w:anchor="_Toc180065565" w:history="1">
+          <w:hyperlink w:anchor="_Toc180094366" w:history="1">
             <w:r>
               <w:rPr>
                 <w:rStyle w:val="Collegamentoipertestuale"/>
@@ -430,7 +430,7 @@
                 <w:noProof/>
                 <w:webHidden/>
               </w:rPr>
-              <w:instrText xml:space="preserve"> PAGEREF _Toc180065565 \h </w:instrText>
+              <w:instrText xml:space="preserve"> PAGEREF _Toc180094366 \h </w:instrText>
             </w:r>
             <w:r>
               <w:rPr>
@@ -474,7 +474,7 @@
               <w:lang w:eastAsia="ja-JP"/>
             </w:rPr>
           </w:pPr>
-          <w:hyperlink w:anchor="_Toc180065566" w:history="1">
+          <w:hyperlink w:anchor="_Toc180094367" w:history="1">
             <w:r>
               <w:rPr>
                 <w:rStyle w:val="Collegamentoipertestuale"/>
@@ -501,7 +501,7 @@
                 <w:noProof/>
                 <w:webHidden/>
               </w:rPr>
-              <w:instrText xml:space="preserve"> PAGEREF _Toc180065566 \h </w:instrText>
+              <w:instrText xml:space="preserve"> PAGEREF _Toc180094367 \h </w:instrText>
             </w:r>
             <w:r>
               <w:rPr>
@@ -545,7 +545,7 @@
               <w:lang w:eastAsia="ja-JP"/>
             </w:rPr>
           </w:pPr>
-          <w:hyperlink w:anchor="_Toc180065567" w:history="1">
+          <w:hyperlink w:anchor="_Toc180094368" w:history="1">
             <w:r>
               <w:rPr>
                 <w:rStyle w:val="Collegamentoipertestuale"/>
@@ -572,7 +572,7 @@
                 <w:noProof/>
                 <w:webHidden/>
               </w:rPr>
-              <w:instrText xml:space="preserve"> PAGEREF _Toc180065567 \h </w:instrText>
+              <w:instrText xml:space="preserve"> PAGEREF _Toc180094368 \h </w:instrText>
             </w:r>
             <w:r>
               <w:rPr>
@@ -616,7 +616,7 @@
               <w:lang w:eastAsia="ja-JP"/>
             </w:rPr>
           </w:pPr>
-          <w:hyperlink w:anchor="_Toc180065568" w:history="1">
+          <w:hyperlink w:anchor="_Toc180094369" w:history="1">
             <w:r>
               <w:rPr>
                 <w:rStyle w:val="Collegamentoipertestuale"/>
@@ -643,7 +643,7 @@
                 <w:noProof/>
                 <w:webHidden/>
               </w:rPr>
-              <w:instrText xml:space="preserve"> PAGEREF _Toc180065568 \h </w:instrText>
+              <w:instrText xml:space="preserve"> PAGEREF _Toc180094369 \h </w:instrText>
             </w:r>
             <w:r>
               <w:rPr>
@@ -687,7 +687,7 @@
               <w:lang w:eastAsia="ja-JP"/>
             </w:rPr>
           </w:pPr>
-          <w:hyperlink w:anchor="_Toc180065569" w:history="1">
+          <w:hyperlink w:anchor="_Toc180094370" w:history="1">
             <w:r>
               <w:rPr>
                 <w:rStyle w:val="Collegamentoipertestuale"/>
@@ -714,7 +714,7 @@
                 <w:noProof/>
                 <w:webHidden/>
               </w:rPr>
-              <w:instrText xml:space="preserve"> PAGEREF _Toc180065569 \h </w:instrText>
+              <w:instrText xml:space="preserve"> PAGEREF _Toc180094370 \h </w:instrText>
             </w:r>
             <w:r>
               <w:rPr>
@@ -758,13 +758,13 @@
               <w:lang w:eastAsia="ja-JP"/>
             </w:rPr>
           </w:pPr>
-          <w:hyperlink w:anchor="_Toc180065570" w:history="1">
+          <w:hyperlink w:anchor="_Toc180094371" w:history="1">
             <w:r>
               <w:rPr>
                 <w:rStyle w:val="Collegamentoipertestuale"/>
                 <w:noProof/>
               </w:rPr>
-              <w:t>1.3 Permessi e Protezione file</w:t>
+              <w:t>1.3 Protezione file e Permessi</w:t>
             </w:r>
             <w:r>
               <w:rPr>
@@ -785,7 +785,7 @@
                 <w:noProof/>
                 <w:webHidden/>
               </w:rPr>
-              <w:instrText xml:space="preserve"> PAGEREF _Toc180065570 \h </w:instrText>
+              <w:instrText xml:space="preserve"> PAGEREF _Toc180094371 \h </w:instrText>
             </w:r>
             <w:r>
               <w:rPr>
@@ -817,73 +817,6 @@
           </w:hyperlink>
         </w:p>
         <w:p>
-          <w:pPr>
-            <w:pStyle w:val="Sommario1"/>
-            <w:tabs>
-              <w:tab w:val="right" w:leader="dot" w:pos="9628"/>
-            </w:tabs>
-            <w:rPr>
-              <w:rFonts w:eastAsiaTheme="minorEastAsia"/>
-              <w:noProof/>
-              <w:szCs w:val="24"/>
-              <w:lang w:eastAsia="ja-JP"/>
-            </w:rPr>
-          </w:pPr>
-          <w:hyperlink w:anchor="_Toc180065571" w:history="1">
-            <w:r>
-              <w:rPr>
-                <w:rStyle w:val="Collegamentoipertestuale"/>
-                <w:noProof/>
-              </w:rPr>
-              <w:t>2. [LEZIONE 2] [BETA]</w:t>
-            </w:r>
-            <w:r>
-              <w:rPr>
-                <w:noProof/>
-                <w:webHidden/>
-              </w:rPr>
-              <w:tab/>
-            </w:r>
-            <w:r>
-              <w:rPr>
-                <w:noProof/>
-                <w:webHidden/>
-              </w:rPr>
-              <w:fldChar w:fldCharType="begin"/>
-            </w:r>
-            <w:r>
-              <w:rPr>
-                <w:noProof/>
-                <w:webHidden/>
-              </w:rPr>
-              <w:instrText xml:space="preserve"> PAGEREF _Toc180065571 \h </w:instrText>
-            </w:r>
-            <w:r>
-              <w:rPr>
-                <w:noProof/>
-                <w:webHidden/>
-              </w:rPr>
-              <w:fldChar w:fldCharType="separate"/>
-            </w:r>
-            <w:r>
-              <w:rPr>
-                <w:b/>
-                <w:bCs/>
-                <w:noProof/>
-                <w:webHidden/>
-              </w:rPr>
-              <w:t>Errore. Il segnalibro non è definito.</w:t>
-            </w:r>
-            <w:r>
-              <w:rPr>
-                <w:noProof/>
-                <w:webHidden/>
-              </w:rPr>
-              <w:fldChar w:fldCharType="end"/>
-            </w:r>
-          </w:hyperlink>
-        </w:p>
-        <w:p>
           <w:r>
             <w:rPr>
               <w:b/>
@@ -905,7 +838,7 @@
       <w:pPr>
         <w:pStyle w:val="Titolo1"/>
       </w:pPr>
-      <w:bookmarkStart w:id="0" w:name="_Toc180065564"/>
+      <w:bookmarkStart w:id="0" w:name="_Toc180094365"/>
       <w:r>
         <w:lastRenderedPageBreak/>
         <w:t>0. Premessa</w:t>
@@ -993,7 +926,7 @@
       <w:pPr>
         <w:pStyle w:val="Titolo2"/>
       </w:pPr>
-      <w:bookmarkStart w:id="1" w:name="_Toc180065565"/>
+      <w:bookmarkStart w:id="1" w:name="_Toc180094366"/>
       <w:r>
         <w:t>0.1 Riferimenti</w:t>
       </w:r>
@@ -1319,7 +1252,7 @@
       <w:pPr>
         <w:pStyle w:val="Titolo2"/>
       </w:pPr>
-      <w:bookmarkStart w:id="2" w:name="_Toc180065566"/>
+      <w:bookmarkStart w:id="2" w:name="_Toc180094367"/>
       <w:r>
         <w:t>0.2 Info e Contatti</w:t>
       </w:r>
@@ -1456,7 +1389,7 @@
       <w:pPr>
         <w:pStyle w:val="Titolo1"/>
       </w:pPr>
-      <w:bookmarkStart w:id="3" w:name="_Toc180065567"/>
+      <w:bookmarkStart w:id="3" w:name="_Toc180094368"/>
       <w:r>
         <w:lastRenderedPageBreak/>
         <w:t>1.</w:t>
@@ -1834,7 +1767,7 @@
       <w:pPr>
         <w:pStyle w:val="Titolo2"/>
       </w:pPr>
-      <w:bookmarkStart w:id="4" w:name="_Toc180065568"/>
+      <w:bookmarkStart w:id="4" w:name="_Toc180094369"/>
       <w:r>
         <w:t>1.1 Comandi Unix</w:t>
       </w:r>
@@ -1848,7 +1781,15 @@
         <w:br/>
       </w:r>
       <w:r>
-        <w:t>Inoltre, Unix è case sensitive.</w:t>
+        <w:t xml:space="preserve">Inoltre, Unix </w:t>
+      </w:r>
+      <w:proofErr w:type="gramStart"/>
+      <w:r>
+        <w:t>è</w:t>
+      </w:r>
+      <w:proofErr w:type="gramEnd"/>
+      <w:r>
+        <w:t xml:space="preserve"> case sensitive.</w:t>
       </w:r>
     </w:p>
     <w:p/>
@@ -2733,7 +2674,7 @@
       <w:pPr>
         <w:pStyle w:val="Titolo2"/>
       </w:pPr>
-      <w:bookmarkStart w:id="5" w:name="_Toc180065569"/>
+      <w:bookmarkStart w:id="5" w:name="_Toc180094370"/>
       <w:r>
         <w:lastRenderedPageBreak/>
         <w:t>1.2 Tipi di file</w:t>
@@ -3179,14 +3120,14 @@
       <w:pPr>
         <w:pStyle w:val="Titolo2"/>
       </w:pPr>
-      <w:bookmarkStart w:id="6" w:name="_Toc180065570"/>
+      <w:bookmarkStart w:id="6" w:name="_Toc180094371"/>
       <w:r>
         <w:t>1.3 Protezione file</w:t>
       </w:r>
+      <w:r>
+        <w:t xml:space="preserve"> e Permessi</w:t>
+      </w:r>
       <w:bookmarkEnd w:id="6"/>
-      <w:r>
-        <w:t xml:space="preserve"> e Permessi</w:t>
-      </w:r>
     </w:p>
     <w:p>
       <w:r>
@@ -3429,6 +3370,9 @@
     </w:p>
     <w:p>
       <w:r>
+        <w:rPr>
+          <w:noProof/>
+        </w:rPr>
         <w:drawing>
           <wp:anchor distT="0" distB="0" distL="114300" distR="114300" simplePos="0" relativeHeight="251659264" behindDoc="0" locked="0" layoutInCell="1" allowOverlap="1" wp14:anchorId="738B3815" wp14:editId="0F8D5545">
             <wp:simplePos x="0" y="0"/>
@@ -3587,6 +3531,17 @@
       </w:r>
       <w:r>
         <w:tab/>
+      </w:r>
+      <w:r>
+        <w:t>( -  -  - )</w:t>
+      </w:r>
+      <w:r>
+        <w:tab/>
+      </w:r>
+      <w:r>
+        <w:tab/>
+      </w:r>
+      <w:r>
         <w:t>( r  -  - )</w:t>
       </w:r>
       <w:r>
@@ -3617,6 +3572,16 @@
         <w:t xml:space="preserve">   </w:t>
       </w:r>
       <w:r>
+        <w:t>000</w:t>
+      </w:r>
+      <w:r>
+        <w:tab/>
+      </w:r>
+      <w:r>
+        <w:tab/>
+        <w:t xml:space="preserve">   </w:t>
+      </w:r>
+      <w:r>
         <w:t>100</w:t>
       </w:r>
       <w:r>
@@ -3650,6 +3615,16 @@
         <w:t xml:space="preserve">     </w:t>
       </w:r>
       <w:r>
+        <w:t>0</w:t>
+      </w:r>
+      <w:r>
+        <w:tab/>
+      </w:r>
+      <w:r>
+        <w:tab/>
+        <w:t xml:space="preserve">     </w:t>
+      </w:r>
+      <w:r>
         <w:t>4</w:t>
       </w:r>
       <w:r>
@@ -3672,6 +3647,195 @@
         <w:t>I comandi Unix utilizzabili per modifiche a permessi, proprietario e gruppi sono:</w:t>
       </w:r>
     </w:p>
+    <w:tbl>
+      <w:tblPr>
+        <w:tblStyle w:val="Tabellasemplice-2"/>
+        <w:tblW w:w="0" w:type="auto"/>
+        <w:tblLook w:val="04A0" w:firstRow="1" w:lastRow="0" w:firstColumn="1" w:lastColumn="0" w:noHBand="0" w:noVBand="1"/>
+      </w:tblPr>
+      <w:tblGrid>
+        <w:gridCol w:w="3119"/>
+        <w:gridCol w:w="6509"/>
+      </w:tblGrid>
+      <w:tr>
+        <w:trPr>
+          <w:cnfStyle w:val="100000000000" w:firstRow="1" w:lastRow="0" w:firstColumn="0" w:lastColumn="0" w:oddVBand="0" w:evenVBand="0" w:oddHBand="0" w:evenHBand="0" w:firstRowFirstColumn="0" w:firstRowLastColumn="0" w:lastRowFirstColumn="0" w:lastRowLastColumn="0"/>
+        </w:trPr>
+        <w:tc>
+          <w:tcPr>
+            <w:cnfStyle w:val="001000000000" w:firstRow="0" w:lastRow="0" w:firstColumn="1" w:lastColumn="0" w:oddVBand="0" w:evenVBand="0" w:oddHBand="0" w:evenHBand="0" w:firstRowFirstColumn="0" w:firstRowLastColumn="0" w:lastRowFirstColumn="0" w:lastRowLastColumn="0"/>
+            <w:tcW w:w="3119" w:type="dxa"/>
+          </w:tcPr>
+          <w:p>
+            <w:pPr>
+              <w:rPr>
+                <w:b w:val="0"/>
+                <w:i/>
+                <w:iCs/>
+              </w:rPr>
+            </w:pPr>
+            <w:r>
+              <w:rPr>
+                <w:i/>
+                <w:iCs/>
+              </w:rPr>
+              <w:t xml:space="preserve">chmod   </w:t>
+            </w:r>
+            <w:r>
+              <w:rPr>
+                <w:b w:val="0"/>
+                <w:i/>
+                <w:iCs/>
+              </w:rPr>
+              <w:t>&lt;permissions&gt;  &lt;file&gt;</w:t>
+            </w:r>
+          </w:p>
+        </w:tc>
+        <w:tc>
+          <w:tcPr>
+            <w:tcW w:w="6509" w:type="dxa"/>
+          </w:tcPr>
+          <w:p>
+            <w:pPr>
+              <w:cnfStyle w:val="100000000000" w:firstRow="1" w:lastRow="0" w:firstColumn="0" w:lastColumn="0" w:oddVBand="0" w:evenVBand="0" w:oddHBand="0" w:evenHBand="0" w:firstRowFirstColumn="0" w:firstRowLastColumn="0" w:lastRowFirstColumn="0" w:lastRowLastColumn="0"/>
+              <w:rPr>
+                <w:b w:val="0"/>
+              </w:rPr>
+            </w:pPr>
+            <w:r>
+              <w:rPr>
+                <w:b w:val="0"/>
+              </w:rPr>
+              <w:t>Modifica i permessi (in ottale) al file indicato per le tre istanze.</w:t>
+            </w:r>
+          </w:p>
+        </w:tc>
+      </w:tr>
+      <w:tr>
+        <w:trPr>
+          <w:cnfStyle w:val="000000100000" w:firstRow="0" w:lastRow="0" w:firstColumn="0" w:lastColumn="0" w:oddVBand="0" w:evenVBand="0" w:oddHBand="1" w:evenHBand="0" w:firstRowFirstColumn="0" w:firstRowLastColumn="0" w:lastRowFirstColumn="0" w:lastRowLastColumn="0"/>
+        </w:trPr>
+        <w:tc>
+          <w:tcPr>
+            <w:cnfStyle w:val="001000000000" w:firstRow="0" w:lastRow="0" w:firstColumn="1" w:lastColumn="0" w:oddVBand="0" w:evenVBand="0" w:oddHBand="0" w:evenHBand="0" w:firstRowFirstColumn="0" w:firstRowLastColumn="0" w:lastRowFirstColumn="0" w:lastRowLastColumn="0"/>
+            <w:tcW w:w="3119" w:type="dxa"/>
+          </w:tcPr>
+          <w:p>
+            <w:pPr>
+              <w:rPr>
+                <w:b w:val="0"/>
+                <w:i/>
+                <w:iCs/>
+              </w:rPr>
+            </w:pPr>
+            <w:r>
+              <w:rPr>
+                <w:i/>
+                <w:iCs/>
+              </w:rPr>
+              <w:t xml:space="preserve">chgrp     </w:t>
+            </w:r>
+            <w:r>
+              <w:rPr>
+                <w:b w:val="0"/>
+                <w:i/>
+                <w:iCs/>
+              </w:rPr>
+              <w:t>&lt;newgroupid&gt;  &lt;file&gt;</w:t>
+            </w:r>
+          </w:p>
+        </w:tc>
+        <w:tc>
+          <w:tcPr>
+            <w:tcW w:w="6509" w:type="dxa"/>
+          </w:tcPr>
+          <w:p>
+            <w:pPr>
+              <w:cnfStyle w:val="000000100000" w:firstRow="0" w:lastRow="0" w:firstColumn="0" w:lastColumn="0" w:oddVBand="0" w:evenVBand="0" w:oddHBand="1" w:evenHBand="0" w:firstRowFirstColumn="0" w:firstRowLastColumn="0" w:lastRowFirstColumn="0" w:lastRowLastColumn="0"/>
+            </w:pPr>
+            <w:r>
+              <w:t>Assegna il nuovo gruppo del file indicato</w:t>
+            </w:r>
+          </w:p>
+        </w:tc>
+      </w:tr>
+      <w:tr>
+        <w:tc>
+          <w:tcPr>
+            <w:cnfStyle w:val="001000000000" w:firstRow="0" w:lastRow="0" w:firstColumn="1" w:lastColumn="0" w:oddVBand="0" w:evenVBand="0" w:oddHBand="0" w:evenHBand="0" w:firstRowFirstColumn="0" w:firstRowLastColumn="0" w:lastRowFirstColumn="0" w:lastRowLastColumn="0"/>
+            <w:tcW w:w="3119" w:type="dxa"/>
+          </w:tcPr>
+          <w:p>
+            <w:pPr>
+              <w:rPr>
+                <w:b w:val="0"/>
+                <w:i/>
+              </w:rPr>
+            </w:pPr>
+            <w:r>
+              <w:rPr>
+                <w:i/>
+              </w:rPr>
+              <w:t xml:space="preserve">chown </w:t>
+            </w:r>
+            <w:r>
+              <w:rPr>
+                <w:b w:val="0"/>
+                <w:i/>
+              </w:rPr>
+              <w:t xml:space="preserve">  &lt;</w:t>
+            </w:r>
+          </w:p>
+        </w:tc>
+        <w:tc>
+          <w:tcPr>
+            <w:tcW w:w="6509" w:type="dxa"/>
+          </w:tcPr>
+          <w:p>
+            <w:pPr>
+              <w:cnfStyle w:val="000000000000" w:firstRow="0" w:lastRow="0" w:firstColumn="0" w:lastColumn="0" w:oddVBand="0" w:evenVBand="0" w:oddHBand="0" w:evenHBand="0" w:firstRowFirstColumn="0" w:firstRowLastColumn="0" w:lastRowFirstColumn="0" w:lastRowLastColumn="0"/>
+            </w:pPr>
+          </w:p>
+        </w:tc>
+      </w:tr>
+    </w:tbl>
+    <w:p/>
+    <w:p>
+      <w:pPr>
+        <w:rPr>
+          <w:i/>
+          <w:iCs/>
+        </w:rPr>
+      </w:pPr>
+      <w:r>
+        <w:t xml:space="preserve">Ad esempio, per assegnare i permessi “ </w:t>
+      </w:r>
+      <w:r>
+        <w:rPr>
+          <w:i/>
+          <w:iCs/>
+        </w:rPr>
+        <w:t>rwxrw</w:t>
+      </w:r>
+      <w:r>
+        <w:rPr>
+          <w:i/>
+          <w:iCs/>
+        </w:rPr>
+        <w:t>-r - -”</w:t>
+      </w:r>
+      <w:r>
+        <w:t xml:space="preserve"> al file “blank” (rispettivamente proprietario, gruppo, altri utenti), scriveremo: </w:t>
+      </w:r>
+      <w:r>
+        <w:rPr>
+          <w:i/>
+          <w:iCs/>
+        </w:rPr>
+        <w:t>chmod 764 blank</w:t>
+      </w:r>
+    </w:p>
+    <w:p/>
     <w:sectPr>
       <w:footerReference w:type="default" r:id="rId12"/>
       <w:pgSz w:w="11906" w:h="16838"/>

--- a/University/Laboratorio di Sistemi Operativi.docx
+++ b/University/Laboratorio di Sistemi Operativi.docx
@@ -1903,21 +1903,24 @@
           <w:p>
             <w:pPr>
               <w:cnfStyle w:val="000000100000" w:firstRow="0" w:lastRow="0" w:firstColumn="0" w:lastColumn="0" w:oddVBand="0" w:evenVBand="0" w:oddHBand="1" w:evenHBand="0" w:firstRowFirstColumn="0" w:firstRowLastColumn="0" w:lastRowFirstColumn="0" w:lastRowLastColumn="0"/>
-              <w:rPr>
-                <w:lang w:val="en-GB"/>
-              </w:rPr>
             </w:pPr>
             <w:r>
-              <w:rPr>
-                <w:lang w:val="en-GB"/>
-              </w:rPr>
-              <w:t>Crea link per la directory co</w:t>
+              <w:t xml:space="preserve">Seguito da un file e </w:t>
             </w:r>
             <w:r>
-              <w:rPr>
-                <w:lang w:val="en-GB"/>
-              </w:rPr>
-              <w:t>rrente</w:t>
+              <w:t xml:space="preserve">poi </w:t>
+            </w:r>
+            <w:r>
+              <w:t>dal nuovo</w:t>
+            </w:r>
+            <w:r>
+              <w:t xml:space="preserve"> nome, c</w:t>
+            </w:r>
+            <w:r>
+              <w:t xml:space="preserve">rea link per </w:t>
+            </w:r>
+            <w:r>
+              <w:t>tale file.</w:t>
             </w:r>
           </w:p>
         </w:tc>
@@ -2058,6 +2061,9 @@
             </w:pPr>
             <w:r>
               <w:t>Seguito dal nome di una directory già esistente, la elimina</w:t>
+            </w:r>
+            <w:r>
+              <w:t xml:space="preserve"> (deve essere vuota)</w:t>
             </w:r>
           </w:p>
         </w:tc>
@@ -2434,6 +2440,50 @@
           </w:p>
         </w:tc>
       </w:tr>
+      <w:tr>
+        <w:trPr>
+          <w:cnfStyle w:val="000000100000" w:firstRow="0" w:lastRow="0" w:firstColumn="0" w:lastColumn="0" w:oddVBand="0" w:evenVBand="0" w:oddHBand="1" w:evenHBand="0" w:firstRowFirstColumn="0" w:firstRowLastColumn="0" w:lastRowFirstColumn="0" w:lastRowLastColumn="0"/>
+          <w:trHeight w:val="340"/>
+        </w:trPr>
+        <w:tc>
+          <w:tcPr>
+            <w:cnfStyle w:val="001000000000" w:firstRow="0" w:lastRow="0" w:firstColumn="1" w:lastColumn="0" w:oddVBand="0" w:evenVBand="0" w:oddHBand="0" w:evenHBand="0" w:firstRowFirstColumn="0" w:firstRowLastColumn="0" w:lastRowFirstColumn="0" w:lastRowLastColumn="0"/>
+            <w:tcW w:w="1838" w:type="dxa"/>
+            <w:shd w:val="clear" w:color="auto" w:fill="D9D9D9" w:themeFill="background1" w:themeFillShade="D9"/>
+          </w:tcPr>
+          <w:p>
+            <w:pPr>
+              <w:rPr>
+                <w:rFonts w:ascii="Aptos Narrow" w:hAnsi="Aptos Narrow"/>
+                <w:i/>
+                <w:iCs/>
+              </w:rPr>
+            </w:pPr>
+            <w:r>
+              <w:rPr>
+                <w:rFonts w:ascii="Aptos Narrow" w:hAnsi="Aptos Narrow"/>
+                <w:i/>
+                <w:iCs/>
+              </w:rPr>
+              <w:t>touch</w:t>
+            </w:r>
+          </w:p>
+        </w:tc>
+        <w:tc>
+          <w:tcPr>
+            <w:tcW w:w="7790" w:type="dxa"/>
+            <w:shd w:val="clear" w:color="auto" w:fill="D9D9D9" w:themeFill="background1" w:themeFillShade="D9"/>
+          </w:tcPr>
+          <w:p>
+            <w:pPr>
+              <w:cnfStyle w:val="000000100000" w:firstRow="0" w:lastRow="0" w:firstColumn="0" w:lastColumn="0" w:oddVBand="0" w:evenVBand="0" w:oddHBand="1" w:evenHBand="0" w:firstRowFirstColumn="0" w:firstRowLastColumn="0" w:lastRowFirstColumn="0" w:lastRowLastColumn="0"/>
+            </w:pPr>
+            <w:r>
+              <w:t>Seguito da un nome, crea un file con quel nome</w:t>
+            </w:r>
+          </w:p>
+        </w:tc>
+      </w:tr>
     </w:tbl>
     <w:p/>
     <w:p>
@@ -2634,9 +2684,9 @@
           <w:noProof/>
         </w:rPr>
         <w:drawing>
-          <wp:inline distT="0" distB="0" distL="0" distR="0" wp14:anchorId="59EB78B2" wp14:editId="423CB2F0">
-            <wp:extent cx="5952066" cy="3418826"/>
-            <wp:effectExtent l="0" t="0" r="0" b="0"/>
+          <wp:inline distT="0" distB="0" distL="0" distR="0" wp14:anchorId="59EB78B2" wp14:editId="14B36AB6">
+            <wp:extent cx="5601275" cy="3217333"/>
+            <wp:effectExtent l="0" t="0" r="0" b="2540"/>
             <wp:docPr id="924842744" name="Immagine 1" descr="Immagine che contiene testo, schermata, Carattere, numero&#10;&#10;Descrizione generata automaticamente"/>
             <wp:cNvGraphicFramePr>
               <a:graphicFrameLocks xmlns:a="http://schemas.openxmlformats.org/drawingml/2006/main" noChangeAspect="1"/>
@@ -2657,7 +2707,7 @@
                   <pic:spPr>
                     <a:xfrm>
                       <a:off x="0" y="0"/>
-                      <a:ext cx="5973822" cy="3431322"/>
+                      <a:ext cx="5657545" cy="3249654"/>
                     </a:xfrm>
                     <a:prstGeom prst="rect">
                       <a:avLst/>
@@ -3801,40 +3851,141 @@
     </w:tbl>
     <w:p/>
     <w:p>
-      <w:pPr>
+      <w:r>
+        <w:t xml:space="preserve">Ad esempio, per assegnare i permessi “ </w:t>
+      </w:r>
+      <w:r>
         <w:rPr>
           <w:i/>
           <w:iCs/>
         </w:rPr>
-      </w:pPr>
-      <w:r>
-        <w:t xml:space="preserve">Ad esempio, per assegnare i permessi “ </w:t>
+        <w:t>rwxrw</w:t>
       </w:r>
       <w:r>
         <w:rPr>
           <w:i/>
           <w:iCs/>
         </w:rPr>
-        <w:t>rwxrw</w:t>
+        <w:t>-r - -”</w:t>
+      </w:r>
+      <w:r>
+        <w:t xml:space="preserve"> al file “blank” (rispettivamente proprietario, gruppo, altri utenti), scriveremo: </w:t>
       </w:r>
       <w:r>
         <w:rPr>
           <w:i/>
           <w:iCs/>
         </w:rPr>
-        <w:t>-r - -”</w:t>
-      </w:r>
-      <w:r>
-        <w:t xml:space="preserve"> al file “blank” (rispettivamente proprietario, gruppo, altri utenti), scriveremo: </w:t>
+        <w:t>chmod 764 blank</w:t>
       </w:r>
       <w:r>
         <w:rPr>
           <w:i/>
           <w:iCs/>
         </w:rPr>
-        <w:t>chmod 764 blank</w:t>
+        <w:t>.</w:t>
+      </w:r>
+      <w:r>
+        <w:t xml:space="preserve"> </w:t>
+      </w:r>
+      <w:r>
+        <w:br/>
       </w:r>
     </w:p>
+    <w:p>
+      <w:pPr>
+        <w:pStyle w:val="Titolo2"/>
+      </w:pPr>
+      <w:r>
+        <w:t>1.4 Altri comandi Unix</w:t>
+      </w:r>
+    </w:p>
+    <w:p>
+      <w:r>
+        <w:t>Di seguito, un elenco di altri comandi Unix ricorrenti:</w:t>
+      </w:r>
+    </w:p>
+    <w:tbl>
+      <w:tblPr>
+        <w:tblStyle w:val="Grigliatabella"/>
+        <w:tblW w:w="0" w:type="auto"/>
+        <w:tblLook w:val="04A0" w:firstRow="1" w:lastRow="0" w:firstColumn="1" w:lastColumn="0" w:noHBand="0" w:noVBand="1"/>
+      </w:tblPr>
+      <w:tblGrid>
+        <w:gridCol w:w="4814"/>
+        <w:gridCol w:w="4814"/>
+      </w:tblGrid>
+      <w:tr>
+        <w:tc>
+          <w:tcPr>
+            <w:tcW w:w="4814" w:type="dxa"/>
+          </w:tcPr>
+          <w:p/>
+        </w:tc>
+        <w:tc>
+          <w:tcPr>
+            <w:tcW w:w="4814" w:type="dxa"/>
+          </w:tcPr>
+          <w:p/>
+        </w:tc>
+      </w:tr>
+      <w:tr>
+        <w:tc>
+          <w:tcPr>
+            <w:tcW w:w="4814" w:type="dxa"/>
+          </w:tcPr>
+          <w:p/>
+        </w:tc>
+        <w:tc>
+          <w:tcPr>
+            <w:tcW w:w="4814" w:type="dxa"/>
+          </w:tcPr>
+          <w:p/>
+        </w:tc>
+      </w:tr>
+      <w:tr>
+        <w:tc>
+          <w:tcPr>
+            <w:tcW w:w="4814" w:type="dxa"/>
+          </w:tcPr>
+          <w:p/>
+        </w:tc>
+        <w:tc>
+          <w:tcPr>
+            <w:tcW w:w="4814" w:type="dxa"/>
+          </w:tcPr>
+          <w:p/>
+        </w:tc>
+      </w:tr>
+      <w:tr>
+        <w:tc>
+          <w:tcPr>
+            <w:tcW w:w="4814" w:type="dxa"/>
+          </w:tcPr>
+          <w:p/>
+        </w:tc>
+        <w:tc>
+          <w:tcPr>
+            <w:tcW w:w="4814" w:type="dxa"/>
+          </w:tcPr>
+          <w:p/>
+        </w:tc>
+      </w:tr>
+      <w:tr>
+        <w:tc>
+          <w:tcPr>
+            <w:tcW w:w="4814" w:type="dxa"/>
+          </w:tcPr>
+          <w:p/>
+        </w:tc>
+        <w:tc>
+          <w:tcPr>
+            <w:tcW w:w="4814" w:type="dxa"/>
+          </w:tcPr>
+          <w:p/>
+        </w:tc>
+      </w:tr>
+    </w:tbl>
     <w:p/>
     <w:sectPr>
       <w:footerReference w:type="default" r:id="rId12"/>
